--- a/Документация практика/Отчет .docx
+++ b/Документация практика/Отчет .docx
@@ -467,6 +467,21 @@
           <w:sz w:val="28"/>
         </w:rPr>
       </w:pPr>
+    </w:p>
+    <w:p>
+      <w:pPr>
+        <w:rPr>
+          <w:rFonts w:ascii="Times New Roman" w:hAnsi="Times New Roman" w:cs="Times New Roman"/>
+          <w:sz w:val="28"/>
+        </w:rPr>
+      </w:pPr>
+      <w:r>
+        <w:rPr>
+          <w:rFonts w:ascii="Times New Roman" w:hAnsi="Times New Roman" w:cs="Times New Roman"/>
+          <w:sz w:val="28"/>
+        </w:rPr>
+        <w:br w:type="page"/>
+      </w:r>
     </w:p>
     <w:p>
       <w:pPr>
@@ -508,6 +523,7 @@
           <w:b/>
           <w:sz w:val="28"/>
         </w:rPr>
+        <w:lastRenderedPageBreak/>
         <w:t xml:space="preserve">1 Анализ </w:t>
       </w:r>
       <w:r>
@@ -629,7 +645,6 @@
         <w:pStyle w:val="af1"/>
         <w:spacing w:after="0" w:line="360" w:lineRule="exact"/>
         <w:ind w:left="0" w:firstLine="851"/>
-        <w:jc w:val="both"/>
         <w:rPr>
           <w:rFonts w:ascii="Times New Roman" w:hAnsi="Times New Roman"/>
           <w:sz w:val="28"/>
@@ -658,73 +673,23 @@
         </w:rPr>
         <w:t>-ссылки:</w:t>
       </w:r>
-    </w:p>
-    <w:p>
-      <w:pPr>
-        <w:pStyle w:val="af1"/>
-        <w:spacing w:after="0" w:line="360" w:lineRule="exact"/>
-        <w:ind w:left="0" w:firstLine="851"/>
-        <w:jc w:val="both"/>
+      <w:r>
         <w:rPr>
           <w:rFonts w:ascii="Times New Roman" w:hAnsi="Times New Roman"/>
           <w:sz w:val="28"/>
         </w:rPr>
-      </w:pPr>
-      <w:r>
-        <w:rPr>
-          <w:rFonts w:ascii="Times New Roman" w:hAnsi="Times New Roman"/>
-          <w:sz w:val="28"/>
-        </w:rPr>
-        <w:t>https://www.figma.com/design/MIdBrEgdxb3lrkDWZwdyMc/promarket--</w:t>
-      </w:r>
-      <w:proofErr w:type="spellStart"/>
-      <w:r>
-        <w:rPr>
-          <w:rFonts w:ascii="Times New Roman" w:hAnsi="Times New Roman"/>
-          <w:sz w:val="28"/>
-        </w:rPr>
-        <w:t>Copy</w:t>
-      </w:r>
-      <w:proofErr w:type="spellEnd"/>
-      <w:r>
-        <w:rPr>
-          <w:rFonts w:ascii="Times New Roman" w:hAnsi="Times New Roman"/>
-          <w:sz w:val="28"/>
-        </w:rPr>
-        <w:t>-?</w:t>
-      </w:r>
-      <w:proofErr w:type="spellStart"/>
-      <w:r>
-        <w:rPr>
-          <w:rFonts w:ascii="Times New Roman" w:hAnsi="Times New Roman"/>
-          <w:sz w:val="28"/>
-        </w:rPr>
-        <w:t>node-id</w:t>
-      </w:r>
-      <w:proofErr w:type="spellEnd"/>
-      <w:r>
-        <w:rPr>
-          <w:rFonts w:ascii="Times New Roman" w:hAnsi="Times New Roman"/>
-          <w:sz w:val="28"/>
-        </w:rPr>
-        <w:t>=0-1&amp;p=</w:t>
-      </w:r>
-      <w:proofErr w:type="spellStart"/>
-      <w:r>
-        <w:rPr>
-          <w:rFonts w:ascii="Times New Roman" w:hAnsi="Times New Roman"/>
-          <w:sz w:val="28"/>
-        </w:rPr>
-        <w:t>f&amp;t</w:t>
-      </w:r>
-      <w:proofErr w:type="spellEnd"/>
-      <w:r>
-        <w:rPr>
-          <w:rFonts w:ascii="Times New Roman" w:hAnsi="Times New Roman"/>
-          <w:sz w:val="28"/>
-        </w:rPr>
-        <w:t>=bnP6QNRgFnNwWlK0-0</w:t>
-      </w:r>
+        <w:t xml:space="preserve"> </w:t>
+      </w:r>
+      <w:hyperlink r:id="rId13" w:history="1">
+        <w:r>
+          <w:rPr>
+            <w:rStyle w:val="af2"/>
+            <w:rFonts w:ascii="Times New Roman" w:hAnsi="Times New Roman"/>
+            <w:sz w:val="28"/>
+          </w:rPr>
+          <w:t>https://www.figma.com/design/MIdBrEgdxb3lrkDWZwdyMc/promarket--Copy-?node-id=0-1&amp;p=f&amp;t=bnP6QNRgFnNwWlK0-0</w:t>
+        </w:r>
+      </w:hyperlink>
     </w:p>
     <w:p>
       <w:pPr>
@@ -1044,7 +1009,6 @@
           <w:rFonts w:ascii="Times New Roman" w:hAnsi="Times New Roman"/>
           <w:sz w:val="28"/>
         </w:rPr>
-        <w:lastRenderedPageBreak/>
         <w:t>компоненты;</w:t>
       </w:r>
     </w:p>
@@ -1266,6 +1230,7 @@
           <w:rFonts w:ascii="Times New Roman" w:hAnsi="Times New Roman"/>
           <w:sz w:val="28"/>
         </w:rPr>
+        <w:lastRenderedPageBreak/>
         <w:t>оформление (стилизация) пользовательских форм;</w:t>
       </w:r>
     </w:p>
@@ -1892,190 +1857,183 @@
           <w:rFonts w:ascii="Times New Roman" w:hAnsi="Times New Roman" w:cs="Times New Roman"/>
           <w:sz w:val="28"/>
         </w:rPr>
-        <w:t xml:space="preserve">. Также </w:t>
-      </w:r>
+        <w:t xml:space="preserve">. Также для дальнейшей работы с проектом потребуются </w:t>
+      </w:r>
+      <w:proofErr w:type="spellStart"/>
+      <w:r>
+        <w:rPr>
+          <w:rFonts w:ascii="Times New Roman" w:hAnsi="Times New Roman" w:cs="Times New Roman"/>
+          <w:sz w:val="28"/>
+        </w:rPr>
+        <w:t>Figma</w:t>
+      </w:r>
+      <w:proofErr w:type="spellEnd"/>
+      <w:r>
+        <w:rPr>
+          <w:rFonts w:ascii="Times New Roman" w:hAnsi="Times New Roman" w:cs="Times New Roman"/>
+          <w:sz w:val="28"/>
+        </w:rPr>
+        <w:t xml:space="preserve"> и </w:t>
+      </w:r>
+      <w:proofErr w:type="spellStart"/>
+      <w:r>
+        <w:rPr>
+          <w:rFonts w:ascii="Times New Roman" w:hAnsi="Times New Roman" w:cs="Times New Roman"/>
+          <w:sz w:val="28"/>
+        </w:rPr>
+        <w:t>GitHub</w:t>
+      </w:r>
+      <w:proofErr w:type="spellEnd"/>
+      <w:r>
+        <w:rPr>
+          <w:rFonts w:ascii="Times New Roman" w:hAnsi="Times New Roman" w:cs="Times New Roman"/>
+          <w:sz w:val="28"/>
+        </w:rPr>
+        <w:t xml:space="preserve">, </w:t>
+      </w:r>
+      <w:proofErr w:type="spellStart"/>
+      <w:r>
+        <w:rPr>
+          <w:rFonts w:ascii="Times New Roman" w:hAnsi="Times New Roman" w:cs="Times New Roman"/>
+          <w:sz w:val="28"/>
+          <w:lang w:val="en-US"/>
+        </w:rPr>
+        <w:t>css</w:t>
+      </w:r>
+      <w:proofErr w:type="spellEnd"/>
+      <w:r>
+        <w:rPr>
+          <w:rFonts w:ascii="Times New Roman" w:hAnsi="Times New Roman" w:cs="Times New Roman"/>
+          <w:sz w:val="28"/>
+        </w:rPr>
+        <w:t xml:space="preserve"> </w:t>
+      </w:r>
+      <w:r>
+        <w:rPr>
+          <w:rFonts w:ascii="Times New Roman" w:hAnsi="Times New Roman" w:cs="Times New Roman"/>
+          <w:sz w:val="28"/>
+          <w:lang w:val="en-US"/>
+        </w:rPr>
+        <w:t>framework</w:t>
+      </w:r>
+      <w:r>
+        <w:rPr>
+          <w:rFonts w:ascii="Times New Roman" w:hAnsi="Times New Roman" w:cs="Times New Roman"/>
+          <w:sz w:val="28"/>
+        </w:rPr>
+        <w:t>-</w:t>
+      </w:r>
+      <w:r>
+        <w:rPr>
+          <w:rFonts w:ascii="Times New Roman" w:hAnsi="Times New Roman" w:cs="Times New Roman"/>
+          <w:sz w:val="28"/>
+          <w:lang w:val="en-US"/>
+        </w:rPr>
+        <w:t>bootstrap</w:t>
+      </w:r>
+      <w:r>
+        <w:rPr>
+          <w:rFonts w:ascii="Times New Roman" w:hAnsi="Times New Roman" w:cs="Times New Roman"/>
+          <w:sz w:val="28"/>
+        </w:rPr>
+        <w:t xml:space="preserve"> 5</w:t>
+      </w:r>
+      <w:r>
+        <w:rPr>
+          <w:rFonts w:ascii="Times New Roman" w:hAnsi="Times New Roman" w:cs="Times New Roman"/>
+          <w:sz w:val="28"/>
+        </w:rPr>
+        <w:t>.</w:t>
+      </w:r>
+    </w:p>
+    <w:p>
+      <w:pPr>
+        <w:spacing w:after="0" w:line="360" w:lineRule="exact"/>
+        <w:ind w:firstLine="851"/>
+        <w:jc w:val="both"/>
+        <w:rPr>
+          <w:rFonts w:ascii="Times New Roman" w:hAnsi="Times New Roman" w:cs="Times New Roman"/>
+          <w:sz w:val="28"/>
+        </w:rPr>
+      </w:pPr>
+      <w:r>
+        <w:rPr>
+          <w:rFonts w:ascii="Times New Roman" w:hAnsi="Times New Roman" w:cs="Times New Roman"/>
+          <w:sz w:val="28"/>
+        </w:rPr>
+        <w:t>Microsoft Visual Studio Code – редактор исходного кода. Позиционируется как лёгкий редактор кода для кроссплатформенной разработки веб- и облачных приложений. Имеет широкие возможности для кастомизации: пользовательские темы, сочетания клавиш и файлы конфигурации.</w:t>
+      </w:r>
+    </w:p>
+    <w:p>
+      <w:pPr>
+        <w:spacing w:after="0" w:line="360" w:lineRule="exact"/>
+        <w:ind w:firstLine="851"/>
+        <w:jc w:val="both"/>
+        <w:rPr>
+          <w:rFonts w:ascii="Times New Roman" w:hAnsi="Times New Roman" w:cs="Times New Roman"/>
+          <w:sz w:val="28"/>
+        </w:rPr>
+      </w:pPr>
+      <w:proofErr w:type="spellStart"/>
+      <w:r>
+        <w:rPr>
+          <w:rFonts w:ascii="Times New Roman" w:hAnsi="Times New Roman" w:cs="Times New Roman"/>
+          <w:sz w:val="28"/>
+        </w:rPr>
+        <w:t>Figma</w:t>
+      </w:r>
+      <w:proofErr w:type="spellEnd"/>
+      <w:r>
+        <w:rPr>
+          <w:rFonts w:ascii="Times New Roman" w:hAnsi="Times New Roman" w:cs="Times New Roman"/>
+          <w:sz w:val="28"/>
+        </w:rPr>
+        <w:t xml:space="preserve"> – онлайн-сервис для разработки интерфейсов и прототипирования с возможностью организации совместной работы в режиме реального времени.</w:t>
+      </w:r>
+    </w:p>
+    <w:p>
+      <w:pPr>
+        <w:spacing w:after="0" w:line="360" w:lineRule="exact"/>
+        <w:ind w:firstLine="851"/>
+        <w:jc w:val="both"/>
+        <w:rPr>
+          <w:rFonts w:ascii="Times New Roman" w:hAnsi="Times New Roman" w:cs="Times New Roman"/>
+          <w:sz w:val="28"/>
+        </w:rPr>
+      </w:pPr>
+      <w:proofErr w:type="spellStart"/>
+      <w:r>
+        <w:rPr>
+          <w:rFonts w:ascii="Times New Roman" w:hAnsi="Times New Roman" w:cs="Times New Roman"/>
+          <w:sz w:val="28"/>
+        </w:rPr>
+        <w:t>GitHub</w:t>
+      </w:r>
+      <w:proofErr w:type="spellEnd"/>
+      <w:r>
+        <w:rPr>
+          <w:rFonts w:ascii="Times New Roman" w:hAnsi="Times New Roman" w:cs="Times New Roman"/>
+          <w:sz w:val="28"/>
+        </w:rPr>
+        <w:t xml:space="preserve"> – крупнейший веб-сервис для хостинга IT-проектов и их совместной разработки.</w:t>
+      </w:r>
+    </w:p>
+    <w:p>
+      <w:pPr>
+        <w:spacing w:after="0" w:line="360" w:lineRule="exact"/>
+        <w:ind w:firstLine="851"/>
+        <w:jc w:val="both"/>
+        <w:rPr>
+          <w:rFonts w:ascii="Times New Roman" w:hAnsi="Times New Roman" w:cs="Times New Roman"/>
+          <w:sz w:val="28"/>
+        </w:rPr>
+      </w:pPr>
       <w:r>
         <w:rPr>
           <w:rFonts w:ascii="Times New Roman" w:hAnsi="Times New Roman" w:cs="Times New Roman"/>
           <w:sz w:val="28"/>
         </w:rPr>
         <w:lastRenderedPageBreak/>
-        <w:t xml:space="preserve">для дальнейшей работы с проектом потребуются </w:t>
-      </w:r>
-      <w:proofErr w:type="spellStart"/>
-      <w:r>
-        <w:rPr>
-          <w:rFonts w:ascii="Times New Roman" w:hAnsi="Times New Roman" w:cs="Times New Roman"/>
-          <w:sz w:val="28"/>
-        </w:rPr>
-        <w:t>Figma</w:t>
-      </w:r>
-      <w:proofErr w:type="spellEnd"/>
-      <w:r>
-        <w:rPr>
-          <w:rFonts w:ascii="Times New Roman" w:hAnsi="Times New Roman" w:cs="Times New Roman"/>
-          <w:sz w:val="28"/>
-        </w:rPr>
-        <w:t xml:space="preserve"> и </w:t>
-      </w:r>
-      <w:proofErr w:type="spellStart"/>
-      <w:r>
-        <w:rPr>
-          <w:rFonts w:ascii="Times New Roman" w:hAnsi="Times New Roman" w:cs="Times New Roman"/>
-          <w:sz w:val="28"/>
-        </w:rPr>
-        <w:t>GitHub</w:t>
-      </w:r>
-      <w:proofErr w:type="spellEnd"/>
-      <w:r>
-        <w:rPr>
-          <w:rFonts w:ascii="Times New Roman" w:hAnsi="Times New Roman" w:cs="Times New Roman"/>
-          <w:sz w:val="28"/>
-        </w:rPr>
-        <w:t xml:space="preserve">, </w:t>
-      </w:r>
-      <w:proofErr w:type="spellStart"/>
-      <w:r>
-        <w:rPr>
-          <w:rFonts w:ascii="Times New Roman" w:hAnsi="Times New Roman" w:cs="Times New Roman"/>
-          <w:sz w:val="28"/>
-          <w:lang w:val="en-US"/>
-        </w:rPr>
-        <w:t>css</w:t>
-      </w:r>
-      <w:proofErr w:type="spellEnd"/>
-      <w:r>
-        <w:rPr>
-          <w:rFonts w:ascii="Times New Roman" w:hAnsi="Times New Roman" w:cs="Times New Roman"/>
-          <w:sz w:val="28"/>
-        </w:rPr>
-        <w:t xml:space="preserve"> </w:t>
-      </w:r>
-      <w:r>
-        <w:rPr>
-          <w:rFonts w:ascii="Times New Roman" w:hAnsi="Times New Roman" w:cs="Times New Roman"/>
-          <w:sz w:val="28"/>
-          <w:lang w:val="en-US"/>
-        </w:rPr>
-        <w:t>framework</w:t>
-      </w:r>
-      <w:r>
-        <w:rPr>
-          <w:rFonts w:ascii="Times New Roman" w:hAnsi="Times New Roman" w:cs="Times New Roman"/>
-          <w:sz w:val="28"/>
-        </w:rPr>
-        <w:t>-</w:t>
-      </w:r>
-      <w:r>
-        <w:rPr>
-          <w:rFonts w:ascii="Times New Roman" w:hAnsi="Times New Roman" w:cs="Times New Roman"/>
-          <w:sz w:val="28"/>
-          <w:lang w:val="en-US"/>
-        </w:rPr>
-        <w:t>bootstrap</w:t>
-      </w:r>
-      <w:r>
-        <w:rPr>
-          <w:rFonts w:ascii="Times New Roman" w:hAnsi="Times New Roman" w:cs="Times New Roman"/>
-          <w:sz w:val="28"/>
-        </w:rPr>
-        <w:t xml:space="preserve"> 5</w:t>
-      </w:r>
-      <w:r>
-        <w:rPr>
-          <w:rFonts w:ascii="Times New Roman" w:hAnsi="Times New Roman" w:cs="Times New Roman"/>
-          <w:sz w:val="28"/>
-        </w:rPr>
-        <w:t>.</w:t>
-      </w:r>
-    </w:p>
-    <w:p>
-      <w:pPr>
-        <w:spacing w:after="0" w:line="360" w:lineRule="exact"/>
-        <w:ind w:firstLine="851"/>
-        <w:jc w:val="both"/>
-        <w:rPr>
-          <w:rFonts w:ascii="Times New Roman" w:hAnsi="Times New Roman" w:cs="Times New Roman"/>
-          <w:sz w:val="28"/>
-        </w:rPr>
-      </w:pPr>
-      <w:r>
-        <w:rPr>
-          <w:rFonts w:ascii="Times New Roman" w:hAnsi="Times New Roman" w:cs="Times New Roman"/>
-          <w:sz w:val="28"/>
-        </w:rPr>
-        <w:t>Microsoft Visual Studio Code – редактор исходного кода. Позиционируется как лёгкий редактор кода для кроссплатформенной разработки веб- и облачных приложений. Имеет широкие возможности для кастомизации: пользовательские темы, сочетания клавиш и файлы конфигурации.</w:t>
-      </w:r>
-    </w:p>
-    <w:p>
-      <w:pPr>
-        <w:spacing w:after="0" w:line="360" w:lineRule="exact"/>
-        <w:ind w:firstLine="851"/>
-        <w:jc w:val="both"/>
-        <w:rPr>
-          <w:rFonts w:ascii="Times New Roman" w:hAnsi="Times New Roman" w:cs="Times New Roman"/>
-          <w:sz w:val="28"/>
-        </w:rPr>
-      </w:pPr>
-      <w:proofErr w:type="spellStart"/>
-      <w:r>
-        <w:rPr>
-          <w:rFonts w:ascii="Times New Roman" w:hAnsi="Times New Roman" w:cs="Times New Roman"/>
-          <w:sz w:val="28"/>
-        </w:rPr>
-        <w:t>Figma</w:t>
-      </w:r>
-      <w:proofErr w:type="spellEnd"/>
-      <w:r>
-        <w:rPr>
-          <w:rFonts w:ascii="Times New Roman" w:hAnsi="Times New Roman" w:cs="Times New Roman"/>
-          <w:sz w:val="28"/>
-        </w:rPr>
-        <w:t xml:space="preserve"> – онлайн-сервис для разработки интерфейсов и прототипирования с возможностью организации совместной работы в режиме реального времени.</w:t>
-      </w:r>
-    </w:p>
-    <w:p>
-      <w:pPr>
-        <w:spacing w:after="0" w:line="360" w:lineRule="exact"/>
-        <w:ind w:firstLine="851"/>
-        <w:jc w:val="both"/>
-        <w:rPr>
-          <w:rFonts w:ascii="Times New Roman" w:hAnsi="Times New Roman" w:cs="Times New Roman"/>
-          <w:sz w:val="28"/>
-        </w:rPr>
-      </w:pPr>
-      <w:proofErr w:type="spellStart"/>
-      <w:r>
-        <w:rPr>
-          <w:rFonts w:ascii="Times New Roman" w:hAnsi="Times New Roman" w:cs="Times New Roman"/>
-          <w:sz w:val="28"/>
-        </w:rPr>
-        <w:t>GitHub</w:t>
-      </w:r>
-      <w:proofErr w:type="spellEnd"/>
-      <w:r>
-        <w:rPr>
-          <w:rFonts w:ascii="Times New Roman" w:hAnsi="Times New Roman" w:cs="Times New Roman"/>
-          <w:sz w:val="28"/>
-        </w:rPr>
-        <w:t xml:space="preserve"> – крупнейший веб-сервис для хостинга IT-проектов и их совместной разработки.</w:t>
-      </w:r>
-    </w:p>
-    <w:p>
-      <w:pPr>
-        <w:spacing w:after="0" w:line="360" w:lineRule="exact"/>
-        <w:ind w:firstLine="851"/>
-        <w:jc w:val="both"/>
-        <w:rPr>
-          <w:rFonts w:ascii="Times New Roman" w:hAnsi="Times New Roman" w:cs="Times New Roman"/>
-          <w:sz w:val="28"/>
-        </w:rPr>
-      </w:pPr>
-      <w:r>
-        <w:rPr>
-          <w:rFonts w:ascii="Times New Roman" w:hAnsi="Times New Roman" w:cs="Times New Roman"/>
-          <w:sz w:val="28"/>
-        </w:rPr>
         <w:t>При вёрстке данного шаблона макета будет использован персональный компьютер со следующими характеристиками:</w:t>
       </w:r>
     </w:p>
@@ -2213,17 +2171,6 @@
         <w:jc w:val="both"/>
         <w:rPr>
           <w:rFonts w:ascii="Times New Roman" w:hAnsi="Times New Roman" w:cs="Times New Roman"/>
-          <w:sz w:val="28"/>
-        </w:rPr>
-      </w:pPr>
-    </w:p>
-    <w:p>
-      <w:pPr>
-        <w:spacing w:after="0" w:line="360" w:lineRule="exact"/>
-        <w:ind w:firstLine="851"/>
-        <w:jc w:val="both"/>
-        <w:rPr>
-          <w:rFonts w:ascii="Times New Roman" w:hAnsi="Times New Roman" w:cs="Times New Roman"/>
           <w:b/>
           <w:sz w:val="28"/>
         </w:rPr>
@@ -2234,6 +2181,7 @@
           <w:b/>
           <w:sz w:val="28"/>
         </w:rPr>
+        <w:lastRenderedPageBreak/>
         <w:t>2 Проектирование</w:t>
       </w:r>
     </w:p>
@@ -2532,7 +2480,7 @@
                     <pic:cNvPicPr/>
                   </pic:nvPicPr>
                   <pic:blipFill>
-                    <a:blip r:embed="rId13">
+                    <a:blip r:embed="rId14">
                       <a:extLst>
                         <a:ext uri="{28A0092B-C50C-407E-A947-70E740481C1C}">
                           <a14:useLocalDpi xmlns:a14="http://schemas.microsoft.com/office/drawing/2010/main" val="0"/>
@@ -2620,7 +2568,7 @@
                 <wp:cNvGraphicFramePr/>
                 <a:graphic xmlns:a="http://schemas.openxmlformats.org/drawingml/2006/main">
                   <a:graphicData uri="http://schemas.microsoft.com/office/word/2010/wordprocessingInk">
-                    <w14:contentPart bwMode="auto" r:id="rId14">
+                    <w14:contentPart bwMode="auto" r:id="rId15">
                       <w14:nvContentPartPr>
                         <w14:cNvContentPartPr/>
                       </w14:nvContentPartPr>
@@ -2656,7 +2604,7 @@
                 <o:lock v:ext="edit" aspectratio="t"/>
               </v:shapetype>
               <v:shape id="Рукописный ввод 79" o:spid="_x0000_s1026" type="#_x0000_t75" style="position:absolute;margin-left:59.2pt;margin-top:58.35pt;width:1.45pt;height:1.45pt;z-index:251666432;visibility:visible;mso-wrap-style:square;mso-wrap-distance-left:9pt;mso-wrap-distance-top:0;mso-wrap-distance-right:9pt;mso-wrap-distance-bottom:0;mso-position-horizontal:absolute;mso-position-horizontal-relative:text;mso-position-vertical:absolute;mso-position-vertical-relative:text" o:gfxdata="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">
-                <v:imagedata r:id="rId15" o:title=""/>
+                <v:imagedata r:id="rId16" o:title=""/>
               </v:shape>
             </w:pict>
           </mc:Fallback>
@@ -2726,7 +2674,7 @@
                 <wp:cNvGraphicFramePr/>
                 <a:graphic xmlns:a="http://schemas.openxmlformats.org/drawingml/2006/main">
                   <a:graphicData uri="http://schemas.microsoft.com/office/word/2010/wordprocessingInk">
-                    <w14:contentPart bwMode="auto" r:id="rId16">
+                    <w14:contentPart bwMode="auto" r:id="rId17">
                       <w14:nvContentPartPr>
                         <w14:cNvContentPartPr/>
                       </w14:nvContentPartPr>
@@ -2743,7 +2691,7 @@
           <mc:Fallback>
             <w:pict>
               <v:shape w14:anchorId="286EB6FC" id="Рукописный ввод 78" o:spid="_x0000_s1026" type="#_x0000_t75" style="position:absolute;margin-left:162.35pt;margin-top:53.35pt;width:1.45pt;height:.75pt;z-index:251665408;visibility:visible;mso-wrap-style:square;mso-wrap-distance-left:9pt;mso-wrap-distance-top:0;mso-wrap-distance-right:9pt;mso-wrap-distance-bottom:0;mso-position-horizontal:absolute;mso-position-horizontal-relative:text;mso-position-vertical:absolute;mso-position-vertical-relative:text" o:gfxdata="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">
-                <v:imagedata r:id="rId17" o:title=""/>
+                <v:imagedata r:id="rId18" o:title=""/>
               </v:shape>
             </w:pict>
           </mc:Fallback>
@@ -2774,7 +2722,7 @@
                 <wp:cNvGraphicFramePr/>
                 <a:graphic xmlns:a="http://schemas.openxmlformats.org/drawingml/2006/main">
                   <a:graphicData uri="http://schemas.microsoft.com/office/word/2010/wordprocessingInk">
-                    <w14:contentPart bwMode="auto" r:id="rId18">
+                    <w14:contentPart bwMode="auto" r:id="rId19">
                       <w14:nvContentPartPr>
                         <w14:cNvContentPartPr/>
                       </w14:nvContentPartPr>
@@ -2791,7 +2739,7 @@
           <mc:Fallback>
             <w:pict>
               <v:shape w14:anchorId="4166E80A" id="Рукописный ввод 67" o:spid="_x0000_s1026" type="#_x0000_t75" style="position:absolute;margin-left:4pt;margin-top:11pt;width:1.45pt;height:1.45pt;z-index:251660288;visibility:visible;mso-wrap-style:square;mso-wrap-distance-left:9pt;mso-wrap-distance-top:0;mso-wrap-distance-right:9pt;mso-wrap-distance-bottom:0;mso-position-horizontal:absolute;mso-position-horizontal-relative:text;mso-position-vertical:absolute;mso-position-vertical-relative:text" o:gfxdata="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">
-                <v:imagedata r:id="rId15" o:title=""/>
+                <v:imagedata r:id="rId16" o:title=""/>
               </v:shape>
             </w:pict>
           </mc:Fallback>
@@ -2861,7 +2809,7 @@
                       <wp:cNvGraphicFramePr/>
                       <a:graphic xmlns:a="http://schemas.openxmlformats.org/drawingml/2006/main">
                         <a:graphicData uri="http://schemas.microsoft.com/office/word/2010/wordprocessingInk">
-                          <w14:contentPart bwMode="auto" r:id="rId19">
+                          <w14:contentPart bwMode="auto" r:id="rId20">
                             <w14:nvContentPartPr>
                               <w14:cNvContentPartPr/>
                             </w14:nvContentPartPr>
@@ -2878,7 +2826,7 @@
                 <mc:Fallback>
                   <w:pict>
                     <v:shape w14:anchorId="76B58976" id="Рукописный ввод 69" o:spid="_x0000_s1026" type="#_x0000_t75" style="position:absolute;margin-left:36.45pt;margin-top:8.85pt;width:1.45pt;height:1.45pt;z-index:251662336;visibility:visible;mso-wrap-style:square;mso-wrap-distance-left:9pt;mso-wrap-distance-top:0;mso-wrap-distance-right:9pt;mso-wrap-distance-bottom:0;mso-position-horizontal:absolute;mso-position-horizontal-relative:text;mso-position-vertical:absolute;mso-position-vertical-relative:text" o:gfxdata="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">
-                      <v:imagedata r:id="rId15" o:title=""/>
+                      <v:imagedata r:id="rId16" o:title=""/>
                     </v:shape>
                   </w:pict>
                 </mc:Fallback>
@@ -2909,7 +2857,7 @@
                       <wp:cNvGraphicFramePr/>
                       <a:graphic xmlns:a="http://schemas.openxmlformats.org/drawingml/2006/main">
                         <a:graphicData uri="http://schemas.microsoft.com/office/word/2010/wordprocessingInk">
-                          <w14:contentPart bwMode="auto" r:id="rId20">
+                          <w14:contentPart bwMode="auto" r:id="rId21">
                             <w14:nvContentPartPr>
                               <w14:cNvContentPartPr/>
                             </w14:nvContentPartPr>
@@ -2926,7 +2874,7 @@
                 <mc:Fallback>
                   <w:pict>
                     <v:shape w14:anchorId="338E2E37" id="Рукописный ввод 68" o:spid="_x0000_s1026" type="#_x0000_t75" style="position:absolute;margin-left:47.85pt;margin-top:4.65pt;width:1.45pt;height:1.45pt;z-index:251661312;visibility:visible;mso-wrap-style:square;mso-wrap-distance-left:9pt;mso-wrap-distance-top:0;mso-wrap-distance-right:9pt;mso-wrap-distance-bottom:0;mso-position-horizontal:absolute;mso-position-horizontal-relative:text;mso-position-vertical:absolute;mso-position-vertical-relative:text" o:gfxdata="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">
-                      <v:imagedata r:id="rId15" o:title=""/>
+                      <v:imagedata r:id="rId16" o:title=""/>
                     </v:shape>
                   </w:pict>
                 </mc:Fallback>
@@ -3017,7 +2965,7 @@
                       <wp:cNvGraphicFramePr/>
                       <a:graphic xmlns:a="http://schemas.openxmlformats.org/drawingml/2006/main">
                         <a:graphicData uri="http://schemas.microsoft.com/office/word/2010/wordprocessingInk">
-                          <w14:contentPart bwMode="auto" r:id="rId21">
+                          <w14:contentPart bwMode="auto" r:id="rId22">
                             <w14:nvContentPartPr>
                               <w14:cNvContentPartPr/>
                             </w14:nvContentPartPr>
@@ -3034,7 +2982,7 @@
                 <mc:Fallback>
                   <w:pict>
                     <v:shape w14:anchorId="0F6334BF" id="Рукописный ввод 66" o:spid="_x0000_s1026" type="#_x0000_t75" style="position:absolute;margin-left:7pt;margin-top:4.8pt;width:1.45pt;height:1.45pt;z-index:251659264;visibility:visible;mso-wrap-style:square;mso-wrap-distance-left:9pt;mso-wrap-distance-top:0;mso-wrap-distance-right:9pt;mso-wrap-distance-bottom:0;mso-position-horizontal:absolute;mso-position-horizontal-relative:text;mso-position-vertical:absolute;mso-position-vertical-relative:text" o:gfxdata="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">
-                      <v:imagedata r:id="rId15" o:title=""/>
+                      <v:imagedata r:id="rId16" o:title=""/>
                     </v:shape>
                   </w:pict>
                 </mc:Fallback>
@@ -3256,7 +3204,7 @@
                 <wp:cNvGraphicFramePr/>
                 <a:graphic xmlns:a="http://schemas.openxmlformats.org/drawingml/2006/main">
                   <a:graphicData uri="http://schemas.microsoft.com/office/word/2010/wordprocessingInk">
-                    <w14:contentPart bwMode="auto" r:id="rId22">
+                    <w14:contentPart bwMode="auto" r:id="rId23">
                       <w14:nvContentPartPr>
                         <w14:cNvContentPartPr/>
                       </w14:nvContentPartPr>
@@ -3273,7 +3221,7 @@
           <mc:Fallback>
             <w:pict>
               <v:shape w14:anchorId="2726D8DD" id="Рукописный ввод 74" o:spid="_x0000_s1026" type="#_x0000_t75" style="position:absolute;margin-left:124.6pt;margin-top:11.95pt;width:1.45pt;height:.75pt;z-index:251663360;visibility:visible;mso-wrap-style:square;mso-wrap-distance-left:9pt;mso-wrap-distance-top:0;mso-wrap-distance-right:9pt;mso-wrap-distance-bottom:0;mso-position-horizontal:absolute;mso-position-horizontal-relative:text;mso-position-vertical:absolute;mso-position-vertical-relative:text" o:gfxdata="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">
-                <v:imagedata r:id="rId23" o:title=""/>
+                <v:imagedata r:id="rId24" o:title=""/>
               </v:shape>
             </w:pict>
           </mc:Fallback>
@@ -3304,7 +3252,7 @@
                 <wp:cNvGraphicFramePr/>
                 <a:graphic xmlns:a="http://schemas.openxmlformats.org/drawingml/2006/main">
                   <a:graphicData uri="http://schemas.microsoft.com/office/word/2010/wordprocessingInk">
-                    <w14:contentPart bwMode="auto" r:id="rId24">
+                    <w14:contentPart bwMode="auto" r:id="rId25">
                       <w14:nvContentPartPr>
                         <w14:cNvContentPartPr/>
                       </w14:nvContentPartPr>
@@ -3321,7 +3269,7 @@
           <mc:Fallback>
             <w:pict>
               <v:shape w14:anchorId="3EBE9F85" id="Рукописный ввод 77" o:spid="_x0000_s1026" type="#_x0000_t75" style="position:absolute;margin-left:104.75pt;margin-top:15.75pt;width:1.45pt;height:1.45pt;z-index:251664384;visibility:visible;mso-wrap-style:square;mso-wrap-distance-left:9pt;mso-wrap-distance-top:0;mso-wrap-distance-right:9pt;mso-wrap-distance-bottom:0;mso-position-horizontal:absolute;mso-position-horizontal-relative:text;mso-position-vertical:absolute;mso-position-vertical-relative:text" o:gfxdata="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">
-                <v:imagedata r:id="rId25" o:title=""/>
+                <v:imagedata r:id="rId26" o:title=""/>
               </v:shape>
             </w:pict>
           </mc:Fallback>
@@ -5045,7 +4993,7 @@
                     <pic:cNvPicPr/>
                   </pic:nvPicPr>
                   <pic:blipFill>
-                    <a:blip r:embed="rId26">
+                    <a:blip r:embed="rId27">
                       <a:extLst>
                         <a:ext uri="{28A0092B-C50C-407E-A947-70E740481C1C}">
                           <a14:useLocalDpi xmlns:a14="http://schemas.microsoft.com/office/drawing/2010/main" val="0"/>
@@ -5163,82 +5111,6 @@
             <wp:effectExtent l="0" t="0" r="9525" b="9525"/>
             <wp:wrapTopAndBottom/>
             <wp:docPr id="70" name="Рисунок 70"/>
-            <wp:cNvGraphicFramePr>
-              <a:graphicFrameLocks xmlns:a="http://schemas.openxmlformats.org/drawingml/2006/main" noChangeAspect="1"/>
-            </wp:cNvGraphicFramePr>
-            <a:graphic xmlns:a="http://schemas.openxmlformats.org/drawingml/2006/main">
-              <a:graphicData uri="http://schemas.openxmlformats.org/drawingml/2006/picture">
-                <pic:pic xmlns:pic="http://schemas.openxmlformats.org/drawingml/2006/picture">
-                  <pic:nvPicPr>
-                    <pic:cNvPr id="1" name=""/>
-                    <pic:cNvPicPr/>
-                  </pic:nvPicPr>
-                  <pic:blipFill>
-                    <a:blip r:embed="rId27">
-                      <a:extLst>
-                        <a:ext uri="{28A0092B-C50C-407E-A947-70E740481C1C}">
-                          <a14:useLocalDpi xmlns:a14="http://schemas.microsoft.com/office/drawing/2010/main" val="0"/>
-                        </a:ext>
-                      </a:extLst>
-                    </a:blip>
-                    <a:stretch>
-                      <a:fillRect/>
-                    </a:stretch>
-                  </pic:blipFill>
-                  <pic:spPr>
-                    <a:xfrm>
-                      <a:off x="0" y="0"/>
-                      <a:ext cx="3096057" cy="447737"/>
-                    </a:xfrm>
-                    <a:prstGeom prst="rect">
-                      <a:avLst/>
-                    </a:prstGeom>
-                  </pic:spPr>
-                </pic:pic>
-              </a:graphicData>
-            </a:graphic>
-          </wp:anchor>
-        </w:drawing>
-      </w:r>
-    </w:p>
-    <w:p>
-      <w:pPr>
-        <w:pStyle w:val="a"/>
-        <w:numPr>
-          <w:ilvl w:val="0"/>
-          <w:numId w:val="0"/>
-        </w:numPr>
-        <w:spacing w:after="0" w:line="360" w:lineRule="exact"/>
-        <w:ind w:left="851"/>
-        <w:jc w:val="center"/>
-        <w:rPr>
-          <w:rFonts w:ascii="Times New Roman" w:hAnsi="Times New Roman" w:cs="Times New Roman"/>
-          <w:sz w:val="28"/>
-          <w:szCs w:val="28"/>
-          <w:lang w:val="ru-RU"/>
-        </w:rPr>
-      </w:pPr>
-      <w:r>
-        <w:rPr>
-          <w:rFonts w:ascii="Times New Roman" w:hAnsi="Times New Roman" w:cs="Times New Roman"/>
-          <w:noProof/>
-          <w:sz w:val="28"/>
-          <w:szCs w:val="28"/>
-          <w:lang w:val="ru-RU"/>
-        </w:rPr>
-        <w:drawing>
-          <wp:anchor distT="0" distB="0" distL="114300" distR="114300" simplePos="0" relativeHeight="251670528" behindDoc="0" locked="0" layoutInCell="1" allowOverlap="1" wp14:anchorId="36583E01" wp14:editId="724F756A">
-            <wp:simplePos x="0" y="0"/>
-            <wp:positionH relativeFrom="margin">
-              <wp:align>center</wp:align>
-            </wp:positionH>
-            <wp:positionV relativeFrom="paragraph">
-              <wp:posOffset>789478</wp:posOffset>
-            </wp:positionV>
-            <wp:extent cx="3972479" cy="914528"/>
-            <wp:effectExtent l="0" t="0" r="0" b="0"/>
-            <wp:wrapTopAndBottom/>
-            <wp:docPr id="71" name="Рисунок 71"/>
             <wp:cNvGraphicFramePr>
               <a:graphicFrameLocks xmlns:a="http://schemas.openxmlformats.org/drawingml/2006/main" noChangeAspect="1"/>
             </wp:cNvGraphicFramePr>
@@ -5264,7 +5136,7 @@
                   <pic:spPr>
                     <a:xfrm>
                       <a:off x="0" y="0"/>
-                      <a:ext cx="3972479" cy="914528"/>
+                      <a:ext cx="3096057" cy="447737"/>
                     </a:xfrm>
                     <a:prstGeom prst="rect">
                       <a:avLst/>
@@ -5276,15 +5148,6 @@
           </wp:anchor>
         </w:drawing>
       </w:r>
-      <w:r>
-        <w:rPr>
-          <w:rFonts w:ascii="Times New Roman" w:hAnsi="Times New Roman" w:cs="Times New Roman"/>
-          <w:sz w:val="28"/>
-          <w:szCs w:val="28"/>
-          <w:lang w:val="ru-RU"/>
-        </w:rPr>
-        <w:t>Рисунок 3 – Кнопки быстрого доступа.</w:t>
-      </w:r>
     </w:p>
     <w:p>
       <w:pPr>
@@ -5303,73 +5166,27 @@
           <w:lang w:val="ru-RU"/>
         </w:rPr>
       </w:pPr>
-    </w:p>
-    <w:p>
-      <w:pPr>
-        <w:pStyle w:val="a"/>
-        <w:numPr>
-          <w:ilvl w:val="0"/>
-          <w:numId w:val="0"/>
-        </w:numPr>
-        <w:spacing w:after="0" w:line="360" w:lineRule="exact"/>
-        <w:ind w:left="851"/>
-        <w:jc w:val="center"/>
-        <w:rPr>
-          <w:rFonts w:ascii="Times New Roman" w:hAnsi="Times New Roman" w:cs="Times New Roman"/>
+      <w:r>
+        <w:rPr>
+          <w:rFonts w:ascii="Times New Roman" w:hAnsi="Times New Roman" w:cs="Times New Roman"/>
+          <w:noProof/>
           <w:sz w:val="28"/>
           <w:szCs w:val="28"/>
           <w:lang w:val="ru-RU"/>
         </w:rPr>
-      </w:pPr>
-      <w:r>
-        <w:rPr>
-          <w:rFonts w:ascii="Times New Roman" w:hAnsi="Times New Roman" w:cs="Times New Roman"/>
-          <w:sz w:val="28"/>
-          <w:szCs w:val="28"/>
-          <w:lang w:val="ru-RU"/>
-        </w:rPr>
-        <w:lastRenderedPageBreak/>
-        <w:t>Рисунок 4 – Кнопка заказать звонок</w:t>
-      </w:r>
-    </w:p>
-    <w:p>
-      <w:pPr>
-        <w:pStyle w:val="a"/>
-        <w:numPr>
-          <w:ilvl w:val="0"/>
-          <w:numId w:val="0"/>
-        </w:numPr>
-        <w:spacing w:after="0" w:line="360" w:lineRule="exact"/>
-        <w:ind w:left="851"/>
-        <w:jc w:val="center"/>
-        <w:rPr>
-          <w:rFonts w:ascii="Times New Roman" w:hAnsi="Times New Roman" w:cs="Times New Roman"/>
-          <w:sz w:val="28"/>
-          <w:szCs w:val="28"/>
-          <w:lang w:val="ru-RU"/>
-        </w:rPr>
-      </w:pPr>
-      <w:r>
-        <w:rPr>
-          <w:rFonts w:ascii="Times New Roman" w:hAnsi="Times New Roman" w:cs="Times New Roman"/>
-          <w:noProof/>
-          <w:sz w:val="28"/>
-          <w:szCs w:val="28"/>
-          <w:lang w:val="ru-RU"/>
-        </w:rPr>
         <w:drawing>
-          <wp:anchor distT="0" distB="0" distL="114300" distR="114300" simplePos="0" relativeHeight="251671552" behindDoc="0" locked="0" layoutInCell="1" allowOverlap="1" wp14:anchorId="6D586787" wp14:editId="7388A857">
+          <wp:anchor distT="0" distB="0" distL="114300" distR="114300" simplePos="0" relativeHeight="251670528" behindDoc="0" locked="0" layoutInCell="1" allowOverlap="1" wp14:anchorId="36583E01" wp14:editId="724F756A">
             <wp:simplePos x="0" y="0"/>
-            <wp:positionH relativeFrom="column">
-              <wp:posOffset>2465936</wp:posOffset>
+            <wp:positionH relativeFrom="margin">
+              <wp:align>center</wp:align>
             </wp:positionH>
             <wp:positionV relativeFrom="paragraph">
-              <wp:posOffset>228600</wp:posOffset>
+              <wp:posOffset>789478</wp:posOffset>
             </wp:positionV>
-            <wp:extent cx="1562318" cy="600159"/>
-            <wp:effectExtent l="0" t="0" r="0" b="9525"/>
+            <wp:extent cx="3972479" cy="914528"/>
+            <wp:effectExtent l="0" t="0" r="0" b="0"/>
             <wp:wrapTopAndBottom/>
-            <wp:docPr id="72" name="Рисунок 72"/>
+            <wp:docPr id="71" name="Рисунок 71"/>
             <wp:cNvGraphicFramePr>
               <a:graphicFrameLocks xmlns:a="http://schemas.openxmlformats.org/drawingml/2006/main" noChangeAspect="1"/>
             </wp:cNvGraphicFramePr>
@@ -5395,7 +5212,7 @@
                   <pic:spPr>
                     <a:xfrm>
                       <a:off x="0" y="0"/>
-                      <a:ext cx="1562318" cy="600159"/>
+                      <a:ext cx="3972479" cy="914528"/>
                     </a:xfrm>
                     <a:prstGeom prst="rect">
                       <a:avLst/>
@@ -5407,6 +5224,15 @@
           </wp:anchor>
         </w:drawing>
       </w:r>
+      <w:r>
+        <w:rPr>
+          <w:rFonts w:ascii="Times New Roman" w:hAnsi="Times New Roman" w:cs="Times New Roman"/>
+          <w:sz w:val="28"/>
+          <w:szCs w:val="28"/>
+          <w:lang w:val="ru-RU"/>
+        </w:rPr>
+        <w:t>Рисунок 3 – Кнопки быстрого доступа.</w:t>
+      </w:r>
     </w:p>
     <w:p>
       <w:pPr>
@@ -5425,6 +5251,52 @@
           <w:lang w:val="ru-RU"/>
         </w:rPr>
       </w:pPr>
+    </w:p>
+    <w:p>
+      <w:pPr>
+        <w:pStyle w:val="a"/>
+        <w:numPr>
+          <w:ilvl w:val="0"/>
+          <w:numId w:val="0"/>
+        </w:numPr>
+        <w:spacing w:after="0" w:line="360" w:lineRule="exact"/>
+        <w:ind w:left="851"/>
+        <w:jc w:val="center"/>
+        <w:rPr>
+          <w:rFonts w:ascii="Times New Roman" w:hAnsi="Times New Roman" w:cs="Times New Roman"/>
+          <w:sz w:val="28"/>
+          <w:szCs w:val="28"/>
+          <w:lang w:val="ru-RU"/>
+        </w:rPr>
+      </w:pPr>
+      <w:r>
+        <w:rPr>
+          <w:rFonts w:ascii="Times New Roman" w:hAnsi="Times New Roman" w:cs="Times New Roman"/>
+          <w:sz w:val="28"/>
+          <w:szCs w:val="28"/>
+          <w:lang w:val="ru-RU"/>
+        </w:rPr>
+        <w:lastRenderedPageBreak/>
+        <w:t>Рисунок 4 – Кнопка заказать звонок</w:t>
+      </w:r>
+    </w:p>
+    <w:p>
+      <w:pPr>
+        <w:pStyle w:val="a"/>
+        <w:numPr>
+          <w:ilvl w:val="0"/>
+          <w:numId w:val="0"/>
+        </w:numPr>
+        <w:spacing w:after="0" w:line="360" w:lineRule="exact"/>
+        <w:ind w:left="851"/>
+        <w:jc w:val="center"/>
+        <w:rPr>
+          <w:rFonts w:ascii="Times New Roman" w:hAnsi="Times New Roman" w:cs="Times New Roman"/>
+          <w:sz w:val="28"/>
+          <w:szCs w:val="28"/>
+          <w:lang w:val="ru-RU"/>
+        </w:rPr>
+      </w:pPr>
       <w:r>
         <w:rPr>
           <w:rFonts w:ascii="Times New Roman" w:hAnsi="Times New Roman" w:cs="Times New Roman"/>
@@ -5434,18 +5306,18 @@
           <w:lang w:val="ru-RU"/>
         </w:rPr>
         <w:drawing>
-          <wp:anchor distT="0" distB="0" distL="114300" distR="114300" simplePos="0" relativeHeight="251672576" behindDoc="0" locked="0" layoutInCell="1" allowOverlap="1" wp14:anchorId="5CAF0D03" wp14:editId="42930C39">
+          <wp:anchor distT="0" distB="0" distL="114300" distR="114300" simplePos="0" relativeHeight="251671552" behindDoc="0" locked="0" layoutInCell="1" allowOverlap="1" wp14:anchorId="6D586787" wp14:editId="7388A857">
             <wp:simplePos x="0" y="0"/>
             <wp:positionH relativeFrom="column">
-              <wp:posOffset>1108075</wp:posOffset>
+              <wp:posOffset>2465936</wp:posOffset>
             </wp:positionH>
             <wp:positionV relativeFrom="paragraph">
-              <wp:posOffset>962199</wp:posOffset>
+              <wp:posOffset>228600</wp:posOffset>
             </wp:positionV>
-            <wp:extent cx="4629796" cy="495369"/>
-            <wp:effectExtent l="0" t="0" r="0" b="0"/>
+            <wp:extent cx="1562318" cy="600159"/>
+            <wp:effectExtent l="0" t="0" r="0" b="9525"/>
             <wp:wrapTopAndBottom/>
-            <wp:docPr id="73" name="Рисунок 73"/>
+            <wp:docPr id="72" name="Рисунок 72"/>
             <wp:cNvGraphicFramePr>
               <a:graphicFrameLocks xmlns:a="http://schemas.openxmlformats.org/drawingml/2006/main" noChangeAspect="1"/>
             </wp:cNvGraphicFramePr>
@@ -5471,6 +5343,82 @@
                   <pic:spPr>
                     <a:xfrm>
                       <a:off x="0" y="0"/>
+                      <a:ext cx="1562318" cy="600159"/>
+                    </a:xfrm>
+                    <a:prstGeom prst="rect">
+                      <a:avLst/>
+                    </a:prstGeom>
+                  </pic:spPr>
+                </pic:pic>
+              </a:graphicData>
+            </a:graphic>
+          </wp:anchor>
+        </w:drawing>
+      </w:r>
+    </w:p>
+    <w:p>
+      <w:pPr>
+        <w:pStyle w:val="a"/>
+        <w:numPr>
+          <w:ilvl w:val="0"/>
+          <w:numId w:val="0"/>
+        </w:numPr>
+        <w:spacing w:after="0" w:line="360" w:lineRule="exact"/>
+        <w:ind w:left="851"/>
+        <w:jc w:val="center"/>
+        <w:rPr>
+          <w:rFonts w:ascii="Times New Roman" w:hAnsi="Times New Roman" w:cs="Times New Roman"/>
+          <w:sz w:val="28"/>
+          <w:szCs w:val="28"/>
+          <w:lang w:val="ru-RU"/>
+        </w:rPr>
+      </w:pPr>
+      <w:r>
+        <w:rPr>
+          <w:rFonts w:ascii="Times New Roman" w:hAnsi="Times New Roman" w:cs="Times New Roman"/>
+          <w:noProof/>
+          <w:sz w:val="28"/>
+          <w:szCs w:val="28"/>
+          <w:lang w:val="ru-RU"/>
+        </w:rPr>
+        <w:drawing>
+          <wp:anchor distT="0" distB="0" distL="114300" distR="114300" simplePos="0" relativeHeight="251672576" behindDoc="0" locked="0" layoutInCell="1" allowOverlap="1" wp14:anchorId="5CAF0D03" wp14:editId="42930C39">
+            <wp:simplePos x="0" y="0"/>
+            <wp:positionH relativeFrom="column">
+              <wp:posOffset>1108075</wp:posOffset>
+            </wp:positionH>
+            <wp:positionV relativeFrom="paragraph">
+              <wp:posOffset>962199</wp:posOffset>
+            </wp:positionV>
+            <wp:extent cx="4629796" cy="495369"/>
+            <wp:effectExtent l="0" t="0" r="0" b="0"/>
+            <wp:wrapTopAndBottom/>
+            <wp:docPr id="73" name="Рисунок 73"/>
+            <wp:cNvGraphicFramePr>
+              <a:graphicFrameLocks xmlns:a="http://schemas.openxmlformats.org/drawingml/2006/main" noChangeAspect="1"/>
+            </wp:cNvGraphicFramePr>
+            <a:graphic xmlns:a="http://schemas.openxmlformats.org/drawingml/2006/main">
+              <a:graphicData uri="http://schemas.openxmlformats.org/drawingml/2006/picture">
+                <pic:pic xmlns:pic="http://schemas.openxmlformats.org/drawingml/2006/picture">
+                  <pic:nvPicPr>
+                    <pic:cNvPr id="1" name=""/>
+                    <pic:cNvPicPr/>
+                  </pic:nvPicPr>
+                  <pic:blipFill>
+                    <a:blip r:embed="rId31">
+                      <a:extLst>
+                        <a:ext uri="{28A0092B-C50C-407E-A947-70E740481C1C}">
+                          <a14:useLocalDpi xmlns:a14="http://schemas.microsoft.com/office/drawing/2010/main" val="0"/>
+                        </a:ext>
+                      </a:extLst>
+                    </a:blip>
+                    <a:stretch>
+                      <a:fillRect/>
+                    </a:stretch>
+                  </pic:blipFill>
+                  <pic:spPr>
+                    <a:xfrm>
+                      <a:off x="0" y="0"/>
                       <a:ext cx="4629796" cy="495369"/>
                     </a:xfrm>
                     <a:prstGeom prst="rect">
@@ -5569,7 +5517,7 @@
                     <pic:cNvPicPr/>
                   </pic:nvPicPr>
                   <pic:blipFill>
-                    <a:blip r:embed="rId31">
+                    <a:blip r:embed="rId32">
                       <a:extLst>
                         <a:ext uri="{28A0092B-C50C-407E-A947-70E740481C1C}">
                           <a14:useLocalDpi xmlns:a14="http://schemas.microsoft.com/office/drawing/2010/main" val="0"/>
@@ -5668,7 +5616,7 @@
                     <pic:cNvPicPr/>
                   </pic:nvPicPr>
                   <pic:blipFill>
-                    <a:blip r:embed="rId32">
+                    <a:blip r:embed="rId33">
                       <a:extLst>
                         <a:ext uri="{28A0092B-C50C-407E-A947-70E740481C1C}">
                           <a14:useLocalDpi xmlns:a14="http://schemas.microsoft.com/office/drawing/2010/main" val="0"/>
@@ -5874,7 +5822,7 @@
                     <pic:cNvPicPr/>
                   </pic:nvPicPr>
                   <pic:blipFill>
-                    <a:blip r:embed="rId33">
+                    <a:blip r:embed="rId34">
                       <a:extLst>
                         <a:ext uri="{28A0092B-C50C-407E-A947-70E740481C1C}">
                           <a14:useLocalDpi xmlns:a14="http://schemas.microsoft.com/office/drawing/2010/main" val="0"/>
@@ -5956,7 +5904,7 @@
                     <pic:cNvPicPr/>
                   </pic:nvPicPr>
                   <pic:blipFill>
-                    <a:blip r:embed="rId34">
+                    <a:blip r:embed="rId35">
                       <a:extLst>
                         <a:ext uri="{28A0092B-C50C-407E-A947-70E740481C1C}">
                           <a14:useLocalDpi xmlns:a14="http://schemas.microsoft.com/office/drawing/2010/main" val="0"/>
@@ -6092,7 +6040,7 @@
                     <pic:cNvPicPr/>
                   </pic:nvPicPr>
                   <pic:blipFill>
-                    <a:blip r:embed="rId35">
+                    <a:blip r:embed="rId36">
                       <a:extLst>
                         <a:ext uri="{28A0092B-C50C-407E-A947-70E740481C1C}">
                           <a14:useLocalDpi xmlns:a14="http://schemas.microsoft.com/office/drawing/2010/main" val="0"/>
@@ -6296,7 +6244,7 @@
                     <pic:cNvPicPr/>
                   </pic:nvPicPr>
                   <pic:blipFill>
-                    <a:blip r:embed="rId36">
+                    <a:blip r:embed="rId37">
                       <a:extLst>
                         <a:ext uri="{28A0092B-C50C-407E-A947-70E740481C1C}">
                           <a14:useLocalDpi xmlns:a14="http://schemas.microsoft.com/office/drawing/2010/main" val="0"/>
@@ -6343,118 +6291,6 @@
             <wp:effectExtent l="0" t="0" r="5080" b="8890"/>
             <wp:wrapTopAndBottom/>
             <wp:docPr id="98" name="Рисунок 98"/>
-            <wp:cNvGraphicFramePr>
-              <a:graphicFrameLocks xmlns:a="http://schemas.openxmlformats.org/drawingml/2006/main" noChangeAspect="1"/>
-            </wp:cNvGraphicFramePr>
-            <a:graphic xmlns:a="http://schemas.openxmlformats.org/drawingml/2006/main">
-              <a:graphicData uri="http://schemas.openxmlformats.org/drawingml/2006/picture">
-                <pic:pic xmlns:pic="http://schemas.openxmlformats.org/drawingml/2006/picture">
-                  <pic:nvPicPr>
-                    <pic:cNvPr id="1" name=""/>
-                    <pic:cNvPicPr/>
-                  </pic:nvPicPr>
-                  <pic:blipFill>
-                    <a:blip r:embed="rId37">
-                      <a:extLst>
-                        <a:ext uri="{28A0092B-C50C-407E-A947-70E740481C1C}">
-                          <a14:useLocalDpi xmlns:a14="http://schemas.microsoft.com/office/drawing/2010/main" val="0"/>
-                        </a:ext>
-                      </a:extLst>
-                    </a:blip>
-                    <a:stretch>
-                      <a:fillRect/>
-                    </a:stretch>
-                  </pic:blipFill>
-                  <pic:spPr>
-                    <a:xfrm>
-                      <a:off x="0" y="0"/>
-                      <a:ext cx="6300470" cy="1724660"/>
-                    </a:xfrm>
-                    <a:prstGeom prst="rect">
-                      <a:avLst/>
-                    </a:prstGeom>
-                  </pic:spPr>
-                </pic:pic>
-              </a:graphicData>
-            </a:graphic>
-          </wp:anchor>
-        </w:drawing>
-      </w:r>
-      <w:r>
-        <w:rPr>
-          <w:rFonts w:ascii="Times New Roman" w:hAnsi="Times New Roman" w:cs="Times New Roman"/>
-          <w:sz w:val="28"/>
-          <w:szCs w:val="28"/>
-          <w:lang w:val="ru-RU"/>
-        </w:rPr>
-        <w:t xml:space="preserve">Рисунок 12 – Блок </w:t>
-      </w:r>
-      <w:r>
-        <w:rPr>
-          <w:rFonts w:ascii="Times New Roman" w:hAnsi="Times New Roman" w:cs="Times New Roman"/>
-          <w:sz w:val="28"/>
-          <w:szCs w:val="28"/>
-          <w:lang w:val="ru-RU"/>
-        </w:rPr>
-        <w:t>“</w:t>
-      </w:r>
-      <w:r>
-        <w:rPr>
-          <w:rFonts w:ascii="Times New Roman" w:hAnsi="Times New Roman" w:cs="Times New Roman"/>
-          <w:sz w:val="28"/>
-          <w:szCs w:val="28"/>
-          <w:lang w:val="ru-RU"/>
-        </w:rPr>
-        <w:t>Статьи</w:t>
-      </w:r>
-      <w:r>
-        <w:rPr>
-          <w:rFonts w:ascii="Times New Roman" w:hAnsi="Times New Roman" w:cs="Times New Roman"/>
-          <w:sz w:val="28"/>
-          <w:szCs w:val="28"/>
-          <w:lang w:val="ru-RU"/>
-        </w:rPr>
-        <w:t>”</w:t>
-      </w:r>
-    </w:p>
-    <w:p>
-      <w:pPr>
-        <w:pStyle w:val="a"/>
-        <w:numPr>
-          <w:ilvl w:val="0"/>
-          <w:numId w:val="0"/>
-        </w:numPr>
-        <w:spacing w:after="0" w:line="360" w:lineRule="exact"/>
-        <w:ind w:left="851"/>
-        <w:jc w:val="center"/>
-        <w:rPr>
-          <w:rFonts w:ascii="Times New Roman" w:hAnsi="Times New Roman" w:cs="Times New Roman"/>
-          <w:sz w:val="28"/>
-          <w:szCs w:val="28"/>
-          <w:lang w:val="ru-RU"/>
-        </w:rPr>
-      </w:pPr>
-      <w:r>
-        <w:rPr>
-          <w:rFonts w:ascii="Times New Roman" w:hAnsi="Times New Roman" w:cs="Times New Roman"/>
-          <w:noProof/>
-          <w:sz w:val="28"/>
-          <w:szCs w:val="28"/>
-          <w:lang w:val="ru-RU"/>
-        </w:rPr>
-        <w:drawing>
-          <wp:anchor distT="0" distB="0" distL="114300" distR="114300" simplePos="0" relativeHeight="251680768" behindDoc="0" locked="0" layoutInCell="1" allowOverlap="1" wp14:anchorId="429BA0E2" wp14:editId="6777E799">
-            <wp:simplePos x="0" y="0"/>
-            <wp:positionH relativeFrom="column">
-              <wp:posOffset>42545</wp:posOffset>
-            </wp:positionH>
-            <wp:positionV relativeFrom="paragraph">
-              <wp:posOffset>2865120</wp:posOffset>
-            </wp:positionV>
-            <wp:extent cx="6300470" cy="2034540"/>
-            <wp:effectExtent l="0" t="0" r="5080" b="3810"/>
-            <wp:wrapTopAndBottom/>
-            <wp:docPr id="100" name="Рисунок 100"/>
             <wp:cNvGraphicFramePr>
               <a:graphicFrameLocks xmlns:a="http://schemas.openxmlformats.org/drawingml/2006/main" noChangeAspect="1"/>
             </wp:cNvGraphicFramePr>
@@ -6480,6 +6316,118 @@
                   <pic:spPr>
                     <a:xfrm>
                       <a:off x="0" y="0"/>
+                      <a:ext cx="6300470" cy="1724660"/>
+                    </a:xfrm>
+                    <a:prstGeom prst="rect">
+                      <a:avLst/>
+                    </a:prstGeom>
+                  </pic:spPr>
+                </pic:pic>
+              </a:graphicData>
+            </a:graphic>
+          </wp:anchor>
+        </w:drawing>
+      </w:r>
+      <w:r>
+        <w:rPr>
+          <w:rFonts w:ascii="Times New Roman" w:hAnsi="Times New Roman" w:cs="Times New Roman"/>
+          <w:sz w:val="28"/>
+          <w:szCs w:val="28"/>
+          <w:lang w:val="ru-RU"/>
+        </w:rPr>
+        <w:t xml:space="preserve">Рисунок 12 – Блок </w:t>
+      </w:r>
+      <w:r>
+        <w:rPr>
+          <w:rFonts w:ascii="Times New Roman" w:hAnsi="Times New Roman" w:cs="Times New Roman"/>
+          <w:sz w:val="28"/>
+          <w:szCs w:val="28"/>
+          <w:lang w:val="ru-RU"/>
+        </w:rPr>
+        <w:t>“</w:t>
+      </w:r>
+      <w:r>
+        <w:rPr>
+          <w:rFonts w:ascii="Times New Roman" w:hAnsi="Times New Roman" w:cs="Times New Roman"/>
+          <w:sz w:val="28"/>
+          <w:szCs w:val="28"/>
+          <w:lang w:val="ru-RU"/>
+        </w:rPr>
+        <w:t>Статьи</w:t>
+      </w:r>
+      <w:r>
+        <w:rPr>
+          <w:rFonts w:ascii="Times New Roman" w:hAnsi="Times New Roman" w:cs="Times New Roman"/>
+          <w:sz w:val="28"/>
+          <w:szCs w:val="28"/>
+          <w:lang w:val="ru-RU"/>
+        </w:rPr>
+        <w:t>”</w:t>
+      </w:r>
+    </w:p>
+    <w:p>
+      <w:pPr>
+        <w:pStyle w:val="a"/>
+        <w:numPr>
+          <w:ilvl w:val="0"/>
+          <w:numId w:val="0"/>
+        </w:numPr>
+        <w:spacing w:after="0" w:line="360" w:lineRule="exact"/>
+        <w:ind w:left="851"/>
+        <w:jc w:val="center"/>
+        <w:rPr>
+          <w:rFonts w:ascii="Times New Roman" w:hAnsi="Times New Roman" w:cs="Times New Roman"/>
+          <w:sz w:val="28"/>
+          <w:szCs w:val="28"/>
+          <w:lang w:val="ru-RU"/>
+        </w:rPr>
+      </w:pPr>
+      <w:r>
+        <w:rPr>
+          <w:rFonts w:ascii="Times New Roman" w:hAnsi="Times New Roman" w:cs="Times New Roman"/>
+          <w:noProof/>
+          <w:sz w:val="28"/>
+          <w:szCs w:val="28"/>
+          <w:lang w:val="ru-RU"/>
+        </w:rPr>
+        <w:drawing>
+          <wp:anchor distT="0" distB="0" distL="114300" distR="114300" simplePos="0" relativeHeight="251680768" behindDoc="0" locked="0" layoutInCell="1" allowOverlap="1" wp14:anchorId="429BA0E2" wp14:editId="6777E799">
+            <wp:simplePos x="0" y="0"/>
+            <wp:positionH relativeFrom="column">
+              <wp:posOffset>42545</wp:posOffset>
+            </wp:positionH>
+            <wp:positionV relativeFrom="paragraph">
+              <wp:posOffset>2865120</wp:posOffset>
+            </wp:positionV>
+            <wp:extent cx="6300470" cy="2034540"/>
+            <wp:effectExtent l="0" t="0" r="5080" b="3810"/>
+            <wp:wrapTopAndBottom/>
+            <wp:docPr id="100" name="Рисунок 100"/>
+            <wp:cNvGraphicFramePr>
+              <a:graphicFrameLocks xmlns:a="http://schemas.openxmlformats.org/drawingml/2006/main" noChangeAspect="1"/>
+            </wp:cNvGraphicFramePr>
+            <a:graphic xmlns:a="http://schemas.openxmlformats.org/drawingml/2006/main">
+              <a:graphicData uri="http://schemas.openxmlformats.org/drawingml/2006/picture">
+                <pic:pic xmlns:pic="http://schemas.openxmlformats.org/drawingml/2006/picture">
+                  <pic:nvPicPr>
+                    <pic:cNvPr id="1" name=""/>
+                    <pic:cNvPicPr/>
+                  </pic:nvPicPr>
+                  <pic:blipFill>
+                    <a:blip r:embed="rId39">
+                      <a:extLst>
+                        <a:ext uri="{28A0092B-C50C-407E-A947-70E740481C1C}">
+                          <a14:useLocalDpi xmlns:a14="http://schemas.microsoft.com/office/drawing/2010/main" val="0"/>
+                        </a:ext>
+                      </a:extLst>
+                    </a:blip>
+                    <a:stretch>
+                      <a:fillRect/>
+                    </a:stretch>
+                  </pic:blipFill>
+                  <pic:spPr>
+                    <a:xfrm>
+                      <a:off x="0" y="0"/>
                       <a:ext cx="6300470" cy="2034540"/>
                     </a:xfrm>
                     <a:prstGeom prst="rect">
@@ -7817,25 +7765,64 @@
           <w:sz w:val="28"/>
           <w:szCs w:val="28"/>
         </w:rPr>
-        <w:t>Блок «</w:t>
-      </w:r>
-      <w:r>
-        <w:rPr>
-          <w:rFonts w:ascii="Times New Roman" w:hAnsi="Times New Roman" w:cs="Times New Roman"/>
-          <w:bCs/>
-          <w:sz w:val="28"/>
-          <w:szCs w:val="28"/>
-        </w:rPr>
-        <w:t>Хиты продаж</w:t>
-      </w:r>
-      <w:r>
-        <w:rPr>
-          <w:rFonts w:ascii="Times New Roman" w:hAnsi="Times New Roman" w:cs="Times New Roman"/>
-          <w:bCs/>
-          <w:sz w:val="28"/>
-          <w:szCs w:val="28"/>
-        </w:rPr>
-        <w:t xml:space="preserve">». Секция категорий товаров реализована на основе CSS Grid </w:t>
+        <w:t>Блок</w:t>
+      </w:r>
+      <w:r>
+        <w:rPr>
+          <w:rFonts w:ascii="Times New Roman" w:hAnsi="Times New Roman" w:cs="Times New Roman"/>
+          <w:bCs/>
+          <w:sz w:val="28"/>
+          <w:szCs w:val="28"/>
+          <w:lang w:val="en-US"/>
+        </w:rPr>
+        <w:t xml:space="preserve"> «</w:t>
+      </w:r>
+      <w:r>
+        <w:rPr>
+          <w:rFonts w:ascii="Times New Roman" w:hAnsi="Times New Roman" w:cs="Times New Roman"/>
+          <w:bCs/>
+          <w:sz w:val="28"/>
+          <w:szCs w:val="28"/>
+        </w:rPr>
+        <w:t>Хиты</w:t>
+      </w:r>
+      <w:r>
+        <w:rPr>
+          <w:rFonts w:ascii="Times New Roman" w:hAnsi="Times New Roman" w:cs="Times New Roman"/>
+          <w:bCs/>
+          <w:sz w:val="28"/>
+          <w:szCs w:val="28"/>
+          <w:lang w:val="en-US"/>
+        </w:rPr>
+        <w:t xml:space="preserve"> </w:t>
+      </w:r>
+      <w:r>
+        <w:rPr>
+          <w:rFonts w:ascii="Times New Roman" w:hAnsi="Times New Roman" w:cs="Times New Roman"/>
+          <w:bCs/>
+          <w:sz w:val="28"/>
+          <w:szCs w:val="28"/>
+        </w:rPr>
+        <w:t>продаж</w:t>
+      </w:r>
+      <w:r>
+        <w:rPr>
+          <w:rFonts w:ascii="Times New Roman" w:hAnsi="Times New Roman" w:cs="Times New Roman"/>
+          <w:bCs/>
+          <w:sz w:val="28"/>
+          <w:szCs w:val="28"/>
+          <w:lang w:val="en-US"/>
+        </w:rPr>
+        <w:t xml:space="preserve">». </w:t>
+      </w:r>
+      <w:r>
+        <w:rPr>
+          <w:rFonts w:ascii="Times New Roman" w:hAnsi="Times New Roman" w:cs="Times New Roman"/>
+          <w:bCs/>
+          <w:sz w:val="28"/>
+          <w:szCs w:val="28"/>
+        </w:rPr>
+        <w:t xml:space="preserve">Секция категорий товаров реализована на основе CSS Grid </w:t>
       </w:r>
       <w:proofErr w:type="spellStart"/>
       <w:r>
@@ -9297,7 +9284,6 @@
           <w:bCs/>
           <w:sz w:val="28"/>
           <w:szCs w:val="28"/>
-          <w:lang w:val="en-US"/>
         </w:rPr>
       </w:pPr>
       <w:r>
@@ -9319,7 +9305,16 @@
           <w:szCs w:val="28"/>
           <w:lang w:val="en-US"/>
         </w:rPr>
-        <w:t>var(</w:t>
+        <w:t>var</w:t>
+      </w:r>
+      <w:r>
+        <w:rPr>
+          <w:rFonts w:ascii="Times New Roman" w:hAnsi="Times New Roman" w:cs="Times New Roman"/>
+          <w:bCs/>
+          <w:sz w:val="28"/>
+          <w:szCs w:val="28"/>
+        </w:rPr>
+        <w:t>(</w:t>
       </w:r>
       <w:proofErr w:type="gramEnd"/>
       <w:r>
@@ -9328,9 +9323,67 @@
           <w:bCs/>
           <w:sz w:val="28"/>
           <w:szCs w:val="28"/>
-          <w:lang w:val="en-US"/>
-        </w:rPr>
-        <w:t>--soft-blue), #4174cb);</w:t>
+        </w:rPr>
+        <w:t>--</w:t>
+      </w:r>
+      <w:r>
+        <w:rPr>
+          <w:rFonts w:ascii="Times New Roman" w:hAnsi="Times New Roman" w:cs="Times New Roman"/>
+          <w:bCs/>
+          <w:sz w:val="28"/>
+          <w:szCs w:val="28"/>
+          <w:lang w:val="en-US"/>
+        </w:rPr>
+        <w:t>soft</w:t>
+      </w:r>
+      <w:r>
+        <w:rPr>
+          <w:rFonts w:ascii="Times New Roman" w:hAnsi="Times New Roman" w:cs="Times New Roman"/>
+          <w:bCs/>
+          <w:sz w:val="28"/>
+          <w:szCs w:val="28"/>
+        </w:rPr>
+        <w:t>-</w:t>
+      </w:r>
+      <w:r>
+        <w:rPr>
+          <w:rFonts w:ascii="Times New Roman" w:hAnsi="Times New Roman" w:cs="Times New Roman"/>
+          <w:bCs/>
+          <w:sz w:val="28"/>
+          <w:szCs w:val="28"/>
+          <w:lang w:val="en-US"/>
+        </w:rPr>
+        <w:t>blue</w:t>
+      </w:r>
+      <w:r>
+        <w:rPr>
+          <w:rFonts w:ascii="Times New Roman" w:hAnsi="Times New Roman" w:cs="Times New Roman"/>
+          <w:bCs/>
+          <w:sz w:val="28"/>
+          <w:szCs w:val="28"/>
+        </w:rPr>
+        <w:t>), #4174</w:t>
+      </w:r>
+      <w:proofErr w:type="spellStart"/>
+      <w:r>
+        <w:rPr>
+          <w:rFonts w:ascii="Times New Roman" w:hAnsi="Times New Roman" w:cs="Times New Roman"/>
+          <w:bCs/>
+          <w:sz w:val="28"/>
+          <w:szCs w:val="28"/>
+          <w:lang w:val="en-US"/>
+        </w:rPr>
+        <w:t>cb</w:t>
+      </w:r>
+      <w:proofErr w:type="spellEnd"/>
+      <w:r>
+        <w:rPr>
+          <w:rFonts w:ascii="Times New Roman" w:hAnsi="Times New Roman" w:cs="Times New Roman"/>
+          <w:bCs/>
+          <w:sz w:val="28"/>
+          <w:szCs w:val="28"/>
+        </w:rPr>
+        <w:t>);</w:t>
       </w:r>
     </w:p>
     <w:p>
@@ -9343,16 +9396,14 @@
           <w:bCs/>
           <w:sz w:val="28"/>
           <w:szCs w:val="28"/>
-          <w:lang w:val="en-US"/>
-        </w:rPr>
-      </w:pPr>
-      <w:r>
-        <w:rPr>
-          <w:rFonts w:ascii="Times New Roman" w:hAnsi="Times New Roman" w:cs="Times New Roman"/>
-          <w:bCs/>
-          <w:sz w:val="28"/>
-          <w:szCs w:val="28"/>
-          <w:lang w:val="en-US"/>
+        </w:rPr>
+      </w:pPr>
+      <w:r>
+        <w:rPr>
+          <w:rFonts w:ascii="Times New Roman" w:hAnsi="Times New Roman" w:cs="Times New Roman"/>
+          <w:bCs/>
+          <w:sz w:val="28"/>
+          <w:szCs w:val="28"/>
         </w:rPr>
         <w:t>}</w:t>
       </w:r>
@@ -9367,7 +9418,6 @@
           <w:bCs/>
           <w:sz w:val="28"/>
           <w:szCs w:val="28"/>
-          <w:lang w:val="en-US"/>
         </w:rPr>
       </w:pPr>
     </w:p>
@@ -9399,7 +9449,6 @@
           <w:bCs/>
           <w:sz w:val="28"/>
           <w:szCs w:val="28"/>
-          <w:lang w:val="en-US"/>
         </w:rPr>
         <w:t xml:space="preserve"> «</w:t>
       </w:r>
@@ -9418,7 +9467,6 @@
           <w:bCs/>
           <w:sz w:val="28"/>
           <w:szCs w:val="28"/>
-          <w:lang w:val="en-US"/>
         </w:rPr>
         <w:t xml:space="preserve">». </w:t>
       </w:r>
@@ -9827,6 +9875,7 @@
           <w:bCs/>
           <w:sz w:val="28"/>
           <w:szCs w:val="28"/>
+          <w:lang w:val="en-US"/>
         </w:rPr>
       </w:pPr>
       <w:r>
@@ -9854,6 +9903,7 @@
           <w:bCs/>
           <w:sz w:val="28"/>
           <w:szCs w:val="28"/>
+          <w:lang w:val="en-US"/>
         </w:rPr>
         <w:t xml:space="preserve">: </w:t>
       </w:r>
@@ -9873,6 +9923,7 @@
           <w:bCs/>
           <w:sz w:val="28"/>
           <w:szCs w:val="28"/>
+          <w:lang w:val="en-US"/>
         </w:rPr>
         <w:t>;</w:t>
       </w:r>
@@ -9896,6 +9947,7 @@
           <w:bCs/>
           <w:sz w:val="28"/>
           <w:szCs w:val="28"/>
+          <w:lang w:val="en-US"/>
         </w:rPr>
         <w:t xml:space="preserve">    </w:t>
       </w:r>
@@ -14434,36 +14486,18 @@
           <w:bCs/>
           <w:sz w:val="28"/>
           <w:szCs w:val="28"/>
-        </w:rPr>
-      </w:pPr>
-      <w:r>
-        <w:rPr>
-          <w:rFonts w:ascii="Times New Roman" w:hAnsi="Times New Roman" w:cs="Times New Roman"/>
-          <w:bCs/>
-          <w:sz w:val="28"/>
-          <w:szCs w:val="28"/>
-        </w:rPr>
-        <w:t>&lt;/</w:t>
-      </w:r>
-      <w:proofErr w:type="spellStart"/>
-      <w:r>
-        <w:rPr>
-          <w:rFonts w:ascii="Times New Roman" w:hAnsi="Times New Roman" w:cs="Times New Roman"/>
-          <w:bCs/>
-          <w:sz w:val="28"/>
-          <w:szCs w:val="28"/>
-        </w:rPr>
-        <w:t>div</w:t>
-      </w:r>
-      <w:proofErr w:type="spellEnd"/>
-      <w:r>
-        <w:rPr>
-          <w:rFonts w:ascii="Times New Roman" w:hAnsi="Times New Roman" w:cs="Times New Roman"/>
-          <w:bCs/>
-          <w:sz w:val="28"/>
-          <w:szCs w:val="28"/>
-        </w:rPr>
-        <w:t>&gt;</w:t>
+          <w:lang w:val="en-US"/>
+        </w:rPr>
+      </w:pPr>
+      <w:r>
+        <w:rPr>
+          <w:rFonts w:ascii="Times New Roman" w:hAnsi="Times New Roman" w:cs="Times New Roman"/>
+          <w:bCs/>
+          <w:sz w:val="28"/>
+          <w:szCs w:val="28"/>
+          <w:lang w:val="en-US"/>
+        </w:rPr>
+        <w:t>&lt;/div&gt;</w:t>
       </w:r>
     </w:p>
     <w:p>
@@ -16384,14 +16418,23 @@
     <w:p>
       <w:pPr>
         <w:spacing w:after="0" w:line="360" w:lineRule="exact"/>
+        <w:ind w:firstLine="851"/>
         <w:jc w:val="both"/>
         <w:rPr>
           <w:rFonts w:ascii="Times New Roman" w:hAnsi="Times New Roman" w:cs="Times New Roman"/>
           <w:b/>
           <w:sz w:val="28"/>
-          <w:szCs w:val="28"/>
-        </w:rPr>
-      </w:pPr>
+        </w:rPr>
+      </w:pPr>
+      <w:r>
+        <w:rPr>
+          <w:rFonts w:ascii="Times New Roman" w:hAnsi="Times New Roman" w:cs="Times New Roman"/>
+          <w:b/>
+          <w:sz w:val="28"/>
+        </w:rPr>
+        <w:lastRenderedPageBreak/>
+        <w:t>4 Тестирование</w:t>
+      </w:r>
     </w:p>
     <w:p>
       <w:pPr>
@@ -16400,18 +16443,9 @@
         <w:jc w:val="both"/>
         <w:rPr>
           <w:rFonts w:ascii="Times New Roman" w:hAnsi="Times New Roman" w:cs="Times New Roman"/>
-          <w:b/>
-          <w:sz w:val="28"/>
-        </w:rPr>
-      </w:pPr>
-      <w:r>
-        <w:rPr>
-          <w:rFonts w:ascii="Times New Roman" w:hAnsi="Times New Roman" w:cs="Times New Roman"/>
-          <w:b/>
-          <w:sz w:val="28"/>
-        </w:rPr>
-        <w:t>4 Тестирование</w:t>
-      </w:r>
+          <w:sz w:val="28"/>
+        </w:rPr>
+      </w:pPr>
     </w:p>
     <w:p>
       <w:pPr>
@@ -16420,11 +16454,45 @@
         <w:jc w:val="both"/>
         <w:rPr>
           <w:rFonts w:ascii="Times New Roman" w:hAnsi="Times New Roman" w:cs="Times New Roman"/>
-          <w:b/>
-          <w:sz w:val="28"/>
-          <w:szCs w:val="28"/>
-        </w:rPr>
-      </w:pPr>
+          <w:sz w:val="28"/>
+        </w:rPr>
+      </w:pPr>
+      <w:r>
+        <w:rPr>
+          <w:rFonts w:ascii="Times New Roman" w:hAnsi="Times New Roman" w:cs="Times New Roman"/>
+          <w:sz w:val="28"/>
+        </w:rPr>
+        <w:t xml:space="preserve">В период с 26 по 30 мая 2026 года происходил процесс тестирования сайта интернет-магазина </w:t>
+      </w:r>
+      <w:r>
+        <w:rPr>
+          <w:rFonts w:ascii="Times New Roman" w:hAnsi="Times New Roman" w:cs="Times New Roman"/>
+          <w:sz w:val="28"/>
+        </w:rPr>
+        <w:t>сантехники</w:t>
+      </w:r>
+      <w:r>
+        <w:rPr>
+          <w:rFonts w:ascii="Times New Roman" w:hAnsi="Times New Roman" w:cs="Times New Roman"/>
+          <w:sz w:val="28"/>
+        </w:rPr>
+        <w:t xml:space="preserve"> «</w:t>
+      </w:r>
+      <w:r>
+        <w:rPr>
+          <w:rFonts w:ascii="Times New Roman" w:hAnsi="Times New Roman" w:cs="Times New Roman"/>
+          <w:sz w:val="28"/>
+          <w:lang w:val="en-US"/>
+        </w:rPr>
+        <w:t>PROMARKET</w:t>
+      </w:r>
+      <w:r>
+        <w:rPr>
+          <w:rFonts w:ascii="Times New Roman" w:hAnsi="Times New Roman" w:cs="Times New Roman"/>
+          <w:sz w:val="28"/>
+        </w:rPr>
+        <w:t>». Успешно было пройдено 100% тест-кейсов крайне высокого приоритета, 100% тест-кейсов высокого приоритета, 100% тест-кейсов среднего приоритета и 50% тест-кейсов низкого приоритета.</w:t>
+      </w:r>
     </w:p>
     <w:p>
       <w:pPr>
@@ -16441,157 +16509,47 @@
           <w:rFonts w:ascii="Times New Roman" w:hAnsi="Times New Roman" w:cs="Times New Roman"/>
           <w:sz w:val="28"/>
         </w:rPr>
-        <w:t>В период с 26 по 29 мая происходил процесс тестирования главной страницы сайта интернет-магазина спортивных товаров «</w:t>
-      </w:r>
-      <w:r>
-        <w:rPr>
-          <w:rFonts w:ascii="Times New Roman" w:hAnsi="Times New Roman" w:cs="Times New Roman"/>
-          <w:sz w:val="28"/>
-          <w:lang w:val="en-US"/>
-        </w:rPr>
-        <w:t>PROMARKET</w:t>
-      </w:r>
-      <w:r>
-        <w:rPr>
-          <w:rFonts w:ascii="Times New Roman" w:hAnsi="Times New Roman" w:cs="Times New Roman"/>
-          <w:sz w:val="28"/>
-        </w:rPr>
-        <w:t>». Успешно было пройдено 100% тест-кейсов крайне высокого приоритета, 100% тест-кейсов высокого приоритета, 100% тест-кейсов среднего приоритета и 100% тест-кейсов низкого приоритета.</w:t>
-      </w:r>
-    </w:p>
-    <w:p>
-      <w:pPr>
-        <w:spacing w:after="0" w:line="360" w:lineRule="exact"/>
-        <w:ind w:firstLine="851"/>
-        <w:jc w:val="both"/>
-        <w:rPr>
-          <w:rFonts w:ascii="Times New Roman" w:hAnsi="Times New Roman" w:cs="Times New Roman"/>
-          <w:sz w:val="28"/>
-        </w:rPr>
-      </w:pPr>
-      <w:r>
-        <w:rPr>
-          <w:rFonts w:ascii="Times New Roman" w:hAnsi="Times New Roman" w:cs="Times New Roman"/>
-          <w:sz w:val="28"/>
-        </w:rPr>
-        <w:t xml:space="preserve">Тестирование проводилось на персональном компьютере с операционной системой Windows 11 Pro с использованием браузера Google </w:t>
-      </w:r>
-      <w:proofErr w:type="spellStart"/>
-      <w:r>
-        <w:rPr>
-          <w:rFonts w:ascii="Times New Roman" w:hAnsi="Times New Roman" w:cs="Times New Roman"/>
-          <w:sz w:val="28"/>
-        </w:rPr>
-        <w:t>Chrome</w:t>
-      </w:r>
-      <w:proofErr w:type="spellEnd"/>
-      <w:r>
-        <w:rPr>
-          <w:rFonts w:ascii="Times New Roman" w:hAnsi="Times New Roman" w:cs="Times New Roman"/>
-          <w:sz w:val="28"/>
-        </w:rPr>
-        <w:t>. Тестирование показало высокую стабильность работы пользовательского интерфейса и корректное функционирование всех реализованных элементов. В ходе тестирования критических ошибок обнаружено не было.</w:t>
-      </w:r>
-    </w:p>
-    <w:p>
-      <w:pPr>
-        <w:spacing w:after="0" w:line="360" w:lineRule="exact"/>
-        <w:ind w:firstLine="851"/>
-        <w:jc w:val="both"/>
-        <w:rPr>
-          <w:rFonts w:ascii="Times New Roman" w:hAnsi="Times New Roman" w:cs="Times New Roman"/>
-          <w:sz w:val="28"/>
-        </w:rPr>
-      </w:pPr>
-      <w:r>
-        <w:rPr>
-          <w:rFonts w:ascii="Times New Roman" w:hAnsi="Times New Roman" w:cs="Times New Roman"/>
-          <w:sz w:val="28"/>
-        </w:rPr>
-        <w:t xml:space="preserve">Расписание проведения и время, затраченное на тестирование, описано в таблице </w:t>
-      </w:r>
-      <w:r>
-        <w:rPr>
-          <w:rFonts w:ascii="Times New Roman" w:hAnsi="Times New Roman" w:cs="Times New Roman"/>
-          <w:sz w:val="28"/>
-        </w:rPr>
-        <w:t>6</w:t>
-      </w:r>
-      <w:r>
-        <w:rPr>
-          <w:rFonts w:ascii="Times New Roman" w:hAnsi="Times New Roman" w:cs="Times New Roman"/>
-          <w:sz w:val="28"/>
-        </w:rPr>
-        <w:t>.</w:t>
-      </w:r>
-    </w:p>
-    <w:p>
-      <w:pPr>
-        <w:spacing w:after="0" w:line="360" w:lineRule="exact"/>
-        <w:ind w:firstLine="851"/>
-        <w:jc w:val="both"/>
-        <w:rPr>
-          <w:rFonts w:ascii="Times New Roman" w:hAnsi="Times New Roman" w:cs="Times New Roman"/>
-          <w:sz w:val="28"/>
-        </w:rPr>
-      </w:pPr>
-    </w:p>
-    <w:p>
-      <w:pPr>
-        <w:spacing w:after="0" w:line="360" w:lineRule="exact"/>
-        <w:jc w:val="both"/>
-        <w:rPr>
-          <w:rFonts w:ascii="Times New Roman" w:hAnsi="Times New Roman" w:cs="Times New Roman"/>
-          <w:sz w:val="28"/>
-        </w:rPr>
-      </w:pPr>
-      <w:r>
-        <w:rPr>
-          <w:rFonts w:ascii="Times New Roman" w:hAnsi="Times New Roman" w:cs="Times New Roman"/>
-          <w:sz w:val="28"/>
-        </w:rPr>
-        <w:t xml:space="preserve">Таблица </w:t>
-      </w:r>
-      <w:r>
-        <w:rPr>
-          <w:rFonts w:ascii="Times New Roman" w:hAnsi="Times New Roman" w:cs="Times New Roman"/>
-          <w:sz w:val="28"/>
-        </w:rPr>
-        <w:t>7</w:t>
-      </w:r>
-      <w:r>
-        <w:rPr>
-          <w:rFonts w:ascii="Times New Roman" w:hAnsi="Times New Roman" w:cs="Times New Roman"/>
-          <w:sz w:val="28"/>
-        </w:rPr>
-        <w:t xml:space="preserve"> – Расписание проведения тестирования</w:t>
+        <w:t>Команда тестировщиков описана в таблице 4.1</w:t>
+      </w:r>
+    </w:p>
+    <w:p>
+      <w:pPr>
+        <w:spacing w:after="0" w:line="360" w:lineRule="exact"/>
+        <w:jc w:val="both"/>
+        <w:rPr>
+          <w:rFonts w:ascii="Times New Roman" w:hAnsi="Times New Roman" w:cs="Times New Roman"/>
+          <w:sz w:val="28"/>
+        </w:rPr>
+      </w:pPr>
+      <w:r>
+        <w:rPr>
+          <w:rFonts w:ascii="Times New Roman" w:hAnsi="Times New Roman" w:cs="Times New Roman"/>
+          <w:sz w:val="28"/>
+        </w:rPr>
+        <w:t>Таблица 4.1 – Команда тестировщиков</w:t>
       </w:r>
     </w:p>
     <w:tbl>
       <w:tblPr>
         <w:tblStyle w:val="a9"/>
         <w:tblW w:w="0" w:type="auto"/>
-        <w:tblBorders>
-          <w:top w:val="single" w:sz="18" w:space="0" w:color="auto"/>
-          <w:left w:val="single" w:sz="18" w:space="0" w:color="auto"/>
-          <w:bottom w:val="single" w:sz="18" w:space="0" w:color="auto"/>
-          <w:right w:val="single" w:sz="18" w:space="0" w:color="auto"/>
-          <w:insideV w:val="single" w:sz="18" w:space="0" w:color="auto"/>
-        </w:tblBorders>
         <w:tblLook w:val="04A0" w:firstRow="1" w:lastRow="0" w:firstColumn="1" w:lastColumn="0" w:noHBand="0" w:noVBand="1"/>
       </w:tblPr>
       <w:tblGrid>
-        <w:gridCol w:w="1678"/>
-        <w:gridCol w:w="1571"/>
-        <w:gridCol w:w="4626"/>
-        <w:gridCol w:w="1943"/>
+        <w:gridCol w:w="1973"/>
+        <w:gridCol w:w="1416"/>
+        <w:gridCol w:w="4496"/>
+        <w:gridCol w:w="1933"/>
       </w:tblGrid>
       <w:tr>
         <w:tc>
           <w:tcPr>
-            <w:tcW w:w="1678" w:type="dxa"/>
+            <w:tcW w:w="1973" w:type="dxa"/>
             <w:tcBorders>
+              <w:top w:val="single" w:sz="18" w:space="0" w:color="auto"/>
+              <w:left w:val="single" w:sz="18" w:space="0" w:color="auto"/>
               <w:bottom w:val="single" w:sz="18" w:space="0" w:color="auto"/>
+              <w:right w:val="single" w:sz="18" w:space="0" w:color="auto"/>
             </w:tcBorders>
           </w:tcPr>
           <w:p>
@@ -16610,9 +16568,12 @@
         </w:tc>
         <w:tc>
           <w:tcPr>
-            <w:tcW w:w="1571" w:type="dxa"/>
+            <w:tcW w:w="1416" w:type="dxa"/>
             <w:tcBorders>
+              <w:top w:val="single" w:sz="18" w:space="0" w:color="auto"/>
+              <w:left w:val="single" w:sz="18" w:space="0" w:color="auto"/>
               <w:bottom w:val="single" w:sz="18" w:space="0" w:color="auto"/>
+              <w:right w:val="single" w:sz="18" w:space="0" w:color="auto"/>
             </w:tcBorders>
           </w:tcPr>
           <w:p>
@@ -16631,9 +16592,12 @@
         </w:tc>
         <w:tc>
           <w:tcPr>
-            <w:tcW w:w="4626" w:type="dxa"/>
+            <w:tcW w:w="4496" w:type="dxa"/>
             <w:tcBorders>
+              <w:top w:val="single" w:sz="18" w:space="0" w:color="auto"/>
+              <w:left w:val="single" w:sz="18" w:space="0" w:color="auto"/>
               <w:bottom w:val="single" w:sz="18" w:space="0" w:color="auto"/>
+              <w:right w:val="single" w:sz="18" w:space="0" w:color="auto"/>
             </w:tcBorders>
           </w:tcPr>
           <w:p>
@@ -16652,9 +16616,12 @@
         </w:tc>
         <w:tc>
           <w:tcPr>
-            <w:tcW w:w="1943" w:type="dxa"/>
+            <w:tcW w:w="1933" w:type="dxa"/>
             <w:tcBorders>
+              <w:top w:val="single" w:sz="18" w:space="0" w:color="auto"/>
+              <w:left w:val="single" w:sz="18" w:space="0" w:color="auto"/>
               <w:bottom w:val="single" w:sz="18" w:space="0" w:color="auto"/>
+              <w:right w:val="single" w:sz="18" w:space="0" w:color="auto"/>
             </w:tcBorders>
           </w:tcPr>
           <w:p>
@@ -16675,9 +16642,12 @@
       <w:tr>
         <w:tc>
           <w:tcPr>
-            <w:tcW w:w="1678" w:type="dxa"/>
+            <w:tcW w:w="1973" w:type="dxa"/>
             <w:tcBorders>
               <w:top w:val="single" w:sz="18" w:space="0" w:color="auto"/>
+              <w:left w:val="single" w:sz="18" w:space="0" w:color="auto"/>
+              <w:bottom w:val="single" w:sz="18" w:space="0" w:color="auto"/>
+              <w:right w:val="single" w:sz="18" w:space="0" w:color="auto"/>
             </w:tcBorders>
           </w:tcPr>
           <w:p>
@@ -16704,9 +16674,12 @@
         </w:tc>
         <w:tc>
           <w:tcPr>
-            <w:tcW w:w="1571" w:type="dxa"/>
+            <w:tcW w:w="1416" w:type="dxa"/>
             <w:tcBorders>
               <w:top w:val="single" w:sz="18" w:space="0" w:color="auto"/>
+              <w:left w:val="single" w:sz="18" w:space="0" w:color="auto"/>
+              <w:bottom w:val="single" w:sz="18" w:space="0" w:color="auto"/>
+              <w:right w:val="single" w:sz="18" w:space="0" w:color="auto"/>
             </w:tcBorders>
           </w:tcPr>
           <w:p>
@@ -16733,9 +16706,12 @@
         </w:tc>
         <w:tc>
           <w:tcPr>
-            <w:tcW w:w="4626" w:type="dxa"/>
+            <w:tcW w:w="4496" w:type="dxa"/>
             <w:tcBorders>
               <w:top w:val="single" w:sz="18" w:space="0" w:color="auto"/>
+              <w:left w:val="single" w:sz="18" w:space="0" w:color="auto"/>
+              <w:bottom w:val="single" w:sz="18" w:space="0" w:color="auto"/>
+              <w:right w:val="single" w:sz="18" w:space="0" w:color="auto"/>
             </w:tcBorders>
           </w:tcPr>
           <w:p>
@@ -16754,9 +16730,365 @@
         </w:tc>
         <w:tc>
           <w:tcPr>
-            <w:tcW w:w="1943" w:type="dxa"/>
+            <w:tcW w:w="1933" w:type="dxa"/>
             <w:tcBorders>
               <w:top w:val="single" w:sz="18" w:space="0" w:color="auto"/>
+              <w:left w:val="single" w:sz="18" w:space="0" w:color="auto"/>
+              <w:bottom w:val="single" w:sz="18" w:space="0" w:color="auto"/>
+              <w:right w:val="single" w:sz="18" w:space="0" w:color="auto"/>
+            </w:tcBorders>
+          </w:tcPr>
+          <w:p>
+            <w:pPr>
+              <w:rPr>
+                <w:sz w:val="24"/>
+              </w:rPr>
+            </w:pPr>
+            <w:r>
+              <w:rPr>
+                <w:sz w:val="24"/>
+              </w:rPr>
+              <w:t>2</w:t>
+            </w:r>
+          </w:p>
+        </w:tc>
+      </w:tr>
+    </w:tbl>
+    <w:p>
+      <w:pPr>
+        <w:spacing w:after="0" w:line="360" w:lineRule="exact"/>
+        <w:ind w:firstLine="851"/>
+        <w:jc w:val="both"/>
+        <w:rPr>
+          <w:rFonts w:ascii="Times New Roman" w:hAnsi="Times New Roman" w:cs="Times New Roman"/>
+          <w:sz w:val="28"/>
+        </w:rPr>
+      </w:pPr>
+    </w:p>
+    <w:p>
+      <w:pPr>
+        <w:spacing w:after="0" w:line="360" w:lineRule="exact"/>
+        <w:ind w:firstLine="851"/>
+        <w:jc w:val="both"/>
+        <w:rPr>
+          <w:rFonts w:ascii="Times New Roman" w:hAnsi="Times New Roman" w:cs="Times New Roman"/>
+          <w:sz w:val="28"/>
+        </w:rPr>
+      </w:pPr>
+      <w:r>
+        <w:rPr>
+          <w:rFonts w:ascii="Times New Roman" w:hAnsi="Times New Roman" w:cs="Times New Roman"/>
+          <w:sz w:val="28"/>
+        </w:rPr>
+        <w:t>Тестирование проводилось на персональном ноутбуке с операционной системой «Windows 1</w:t>
+      </w:r>
+      <w:r>
+        <w:rPr>
+          <w:rFonts w:ascii="Times New Roman" w:hAnsi="Times New Roman" w:cs="Times New Roman"/>
+          <w:sz w:val="28"/>
+        </w:rPr>
+        <w:t>1</w:t>
+      </w:r>
+      <w:r>
+        <w:rPr>
+          <w:rFonts w:ascii="Times New Roman" w:hAnsi="Times New Roman" w:cs="Times New Roman"/>
+          <w:sz w:val="28"/>
+        </w:rPr>
+        <w:t xml:space="preserve">» с использованием браузера «Google </w:t>
+      </w:r>
+      <w:proofErr w:type="spellStart"/>
+      <w:r>
+        <w:rPr>
+          <w:rFonts w:ascii="Times New Roman" w:hAnsi="Times New Roman" w:cs="Times New Roman"/>
+          <w:sz w:val="28"/>
+        </w:rPr>
+        <w:t>Chrome</w:t>
+      </w:r>
+      <w:proofErr w:type="spellEnd"/>
+      <w:r>
+        <w:rPr>
+          <w:rFonts w:ascii="Times New Roman" w:hAnsi="Times New Roman" w:cs="Times New Roman"/>
+          <w:sz w:val="28"/>
+        </w:rPr>
+        <w:t xml:space="preserve">» (версия 124), а также проводилась </w:t>
+      </w:r>
+      <w:proofErr w:type="spellStart"/>
+      <w:r>
+        <w:rPr>
+          <w:rFonts w:ascii="Times New Roman" w:hAnsi="Times New Roman" w:cs="Times New Roman"/>
+          <w:sz w:val="28"/>
+        </w:rPr>
+        <w:t>кроссбраузерная</w:t>
+      </w:r>
+      <w:proofErr w:type="spellEnd"/>
+      <w:r>
+        <w:rPr>
+          <w:rFonts w:ascii="Times New Roman" w:hAnsi="Times New Roman" w:cs="Times New Roman"/>
+          <w:sz w:val="28"/>
+        </w:rPr>
+        <w:t xml:space="preserve"> проверка в Firefox и Edge. Тестирование показало высокую стабильность функциональности (обнаружено два дефекта с важностью «низкая»). Поскольку обнаруженные дефекты не влияют на основной функционал и не препятствуют использованию сайта, их исправление было отложено до следующего этапа доработок. Расписание проведения и время, затраченное на тестирование, описано в таблице 4</w:t>
+      </w:r>
+      <w:r>
+        <w:rPr>
+          <w:rFonts w:ascii="Times New Roman" w:hAnsi="Times New Roman" w:cs="Times New Roman"/>
+          <w:sz w:val="28"/>
+        </w:rPr>
+        <w:t>.2</w:t>
+      </w:r>
+      <w:r>
+        <w:rPr>
+          <w:rFonts w:ascii="Times New Roman" w:hAnsi="Times New Roman" w:cs="Times New Roman"/>
+          <w:sz w:val="28"/>
+        </w:rPr>
+        <w:t>.</w:t>
+      </w:r>
+    </w:p>
+    <w:p>
+      <w:pPr>
+        <w:spacing w:after="0" w:line="360" w:lineRule="exact"/>
+        <w:ind w:firstLine="851"/>
+        <w:jc w:val="both"/>
+        <w:rPr>
+          <w:rFonts w:ascii="Times New Roman" w:hAnsi="Times New Roman" w:cs="Times New Roman"/>
+          <w:sz w:val="28"/>
+        </w:rPr>
+      </w:pPr>
+    </w:p>
+    <w:p>
+      <w:pPr>
+        <w:spacing w:after="0" w:line="360" w:lineRule="exact"/>
+        <w:jc w:val="both"/>
+        <w:rPr>
+          <w:rFonts w:ascii="Times New Roman" w:hAnsi="Times New Roman" w:cs="Times New Roman"/>
+          <w:sz w:val="28"/>
+        </w:rPr>
+      </w:pPr>
+      <w:r>
+        <w:rPr>
+          <w:rFonts w:ascii="Times New Roman" w:hAnsi="Times New Roman" w:cs="Times New Roman"/>
+          <w:sz w:val="28"/>
+        </w:rPr>
+        <w:t>Таблица 4</w:t>
+      </w:r>
+      <w:r>
+        <w:rPr>
+          <w:rFonts w:ascii="Times New Roman" w:hAnsi="Times New Roman" w:cs="Times New Roman"/>
+          <w:sz w:val="28"/>
+        </w:rPr>
+        <w:t>.2</w:t>
+      </w:r>
+      <w:r>
+        <w:rPr>
+          <w:rFonts w:ascii="Times New Roman" w:hAnsi="Times New Roman" w:cs="Times New Roman"/>
+          <w:sz w:val="28"/>
+        </w:rPr>
+        <w:t xml:space="preserve"> – Расписание проведения тестирования</w:t>
+      </w:r>
+    </w:p>
+    <w:tbl>
+      <w:tblPr>
+        <w:tblStyle w:val="a9"/>
+        <w:tblW w:w="0" w:type="auto"/>
+        <w:tblLook w:val="04A0" w:firstRow="1" w:lastRow="0" w:firstColumn="1" w:lastColumn="0" w:noHBand="0" w:noVBand="1"/>
+      </w:tblPr>
+      <w:tblGrid>
+        <w:gridCol w:w="1973"/>
+        <w:gridCol w:w="1416"/>
+        <w:gridCol w:w="4496"/>
+        <w:gridCol w:w="1933"/>
+      </w:tblGrid>
+      <w:tr>
+        <w:tc>
+          <w:tcPr>
+            <w:tcW w:w="1980" w:type="dxa"/>
+            <w:tcBorders>
+              <w:top w:val="single" w:sz="18" w:space="0" w:color="auto"/>
+              <w:left w:val="single" w:sz="18" w:space="0" w:color="auto"/>
+              <w:bottom w:val="single" w:sz="18" w:space="0" w:color="auto"/>
+              <w:right w:val="single" w:sz="18" w:space="0" w:color="auto"/>
+            </w:tcBorders>
+          </w:tcPr>
+          <w:p>
+            <w:pPr>
+              <w:rPr>
+                <w:sz w:val="24"/>
+              </w:rPr>
+            </w:pPr>
+            <w:r>
+              <w:rPr>
+                <w:sz w:val="24"/>
+              </w:rPr>
+              <w:t>ФИО</w:t>
+            </w:r>
+          </w:p>
+        </w:tc>
+        <w:tc>
+          <w:tcPr>
+            <w:tcW w:w="1417" w:type="dxa"/>
+            <w:tcBorders>
+              <w:top w:val="single" w:sz="18" w:space="0" w:color="auto"/>
+              <w:left w:val="single" w:sz="18" w:space="0" w:color="auto"/>
+              <w:bottom w:val="single" w:sz="18" w:space="0" w:color="auto"/>
+              <w:right w:val="single" w:sz="18" w:space="0" w:color="auto"/>
+            </w:tcBorders>
+          </w:tcPr>
+          <w:p>
+            <w:pPr>
+              <w:rPr>
+                <w:sz w:val="24"/>
+              </w:rPr>
+            </w:pPr>
+            <w:r>
+              <w:rPr>
+                <w:sz w:val="24"/>
+              </w:rPr>
+              <w:t>Дата</w:t>
+            </w:r>
+          </w:p>
+        </w:tc>
+        <w:tc>
+          <w:tcPr>
+            <w:tcW w:w="4522" w:type="dxa"/>
+            <w:tcBorders>
+              <w:top w:val="single" w:sz="18" w:space="0" w:color="auto"/>
+              <w:left w:val="single" w:sz="18" w:space="0" w:color="auto"/>
+              <w:bottom w:val="single" w:sz="18" w:space="0" w:color="auto"/>
+              <w:right w:val="single" w:sz="18" w:space="0" w:color="auto"/>
+            </w:tcBorders>
+          </w:tcPr>
+          <w:p>
+            <w:pPr>
+              <w:rPr>
+                <w:sz w:val="24"/>
+              </w:rPr>
+            </w:pPr>
+            <w:r>
+              <w:rPr>
+                <w:sz w:val="24"/>
+              </w:rPr>
+              <w:t>Описание</w:t>
+            </w:r>
+          </w:p>
+        </w:tc>
+        <w:tc>
+          <w:tcPr>
+            <w:tcW w:w="1935" w:type="dxa"/>
+            <w:tcBorders>
+              <w:top w:val="single" w:sz="18" w:space="0" w:color="auto"/>
+              <w:left w:val="single" w:sz="18" w:space="0" w:color="auto"/>
+              <w:bottom w:val="single" w:sz="18" w:space="0" w:color="auto"/>
+              <w:right w:val="single" w:sz="18" w:space="0" w:color="auto"/>
+            </w:tcBorders>
+          </w:tcPr>
+          <w:p>
+            <w:pPr>
+              <w:rPr>
+                <w:sz w:val="24"/>
+              </w:rPr>
+            </w:pPr>
+            <w:r>
+              <w:rPr>
+                <w:sz w:val="24"/>
+              </w:rPr>
+              <w:t>Длительность, ч</w:t>
+            </w:r>
+          </w:p>
+        </w:tc>
+      </w:tr>
+      <w:tr>
+        <w:tc>
+          <w:tcPr>
+            <w:tcW w:w="1980" w:type="dxa"/>
+            <w:tcBorders>
+              <w:top w:val="single" w:sz="18" w:space="0" w:color="auto"/>
+              <w:left w:val="single" w:sz="18" w:space="0" w:color="auto"/>
+              <w:right w:val="single" w:sz="18" w:space="0" w:color="auto"/>
+            </w:tcBorders>
+          </w:tcPr>
+          <w:p>
+            <w:pPr>
+              <w:rPr>
+                <w:sz w:val="24"/>
+                <w:lang w:val="en-US"/>
+              </w:rPr>
+            </w:pPr>
+            <w:proofErr w:type="spellStart"/>
+            <w:r>
+              <w:rPr>
+                <w:sz w:val="24"/>
+              </w:rPr>
+              <w:t>Петюшик</w:t>
+            </w:r>
+            <w:proofErr w:type="spellEnd"/>
+            <w:r>
+              <w:rPr>
+                <w:sz w:val="24"/>
+              </w:rPr>
+              <w:t xml:space="preserve"> Ф.Е</w:t>
+            </w:r>
+          </w:p>
+        </w:tc>
+        <w:tc>
+          <w:tcPr>
+            <w:tcW w:w="1417" w:type="dxa"/>
+            <w:tcBorders>
+              <w:top w:val="single" w:sz="18" w:space="0" w:color="auto"/>
+              <w:left w:val="single" w:sz="18" w:space="0" w:color="auto"/>
+              <w:right w:val="single" w:sz="18" w:space="0" w:color="auto"/>
+            </w:tcBorders>
+          </w:tcPr>
+          <w:p>
+            <w:pPr>
+              <w:rPr>
+                <w:sz w:val="24"/>
+                <w:lang w:val="en-US"/>
+              </w:rPr>
+            </w:pPr>
+            <w:r>
+              <w:rPr>
+                <w:sz w:val="24"/>
+              </w:rPr>
+              <w:t>26.05.202</w:t>
+            </w:r>
+            <w:r>
+              <w:rPr>
+                <w:sz w:val="24"/>
+                <w:lang w:val="en-US"/>
+              </w:rPr>
+              <w:t>6</w:t>
+            </w:r>
+          </w:p>
+        </w:tc>
+        <w:tc>
+          <w:tcPr>
+            <w:tcW w:w="4522" w:type="dxa"/>
+            <w:tcBorders>
+              <w:top w:val="single" w:sz="18" w:space="0" w:color="auto"/>
+              <w:left w:val="single" w:sz="18" w:space="0" w:color="auto"/>
+              <w:right w:val="single" w:sz="18" w:space="0" w:color="auto"/>
+            </w:tcBorders>
+          </w:tcPr>
+          <w:p>
+            <w:pPr>
+              <w:rPr>
+                <w:sz w:val="24"/>
+              </w:rPr>
+            </w:pPr>
+            <w:r>
+              <w:rPr>
+                <w:sz w:val="24"/>
+              </w:rPr>
+              <w:t>Разработка тест-кейсов</w:t>
+            </w:r>
+          </w:p>
+        </w:tc>
+        <w:tc>
+          <w:tcPr>
+            <w:tcW w:w="1935" w:type="dxa"/>
+            <w:tcBorders>
+              <w:top w:val="single" w:sz="18" w:space="0" w:color="auto"/>
+              <w:left w:val="single" w:sz="18" w:space="0" w:color="auto"/>
+              <w:right w:val="single" w:sz="18" w:space="0" w:color="auto"/>
             </w:tcBorders>
           </w:tcPr>
           <w:p>
@@ -16777,7 +17109,11 @@
       <w:tr>
         <w:tc>
           <w:tcPr>
-            <w:tcW w:w="1678" w:type="dxa"/>
+            <w:tcW w:w="1980" w:type="dxa"/>
+            <w:tcBorders>
+              <w:left w:val="single" w:sz="18" w:space="0" w:color="auto"/>
+              <w:right w:val="single" w:sz="18" w:space="0" w:color="auto"/>
+            </w:tcBorders>
           </w:tcPr>
           <w:p>
             <w:pPr>
@@ -16797,13 +17133,17 @@
               <w:rPr>
                 <w:sz w:val="24"/>
               </w:rPr>
-              <w:t xml:space="preserve"> Ф.Е</w:t>
+              <w:t xml:space="preserve"> Ф.Е.</w:t>
             </w:r>
           </w:p>
         </w:tc>
         <w:tc>
           <w:tcPr>
-            <w:tcW w:w="1571" w:type="dxa"/>
+            <w:tcW w:w="1417" w:type="dxa"/>
+            <w:tcBorders>
+              <w:left w:val="single" w:sz="18" w:space="0" w:color="auto"/>
+              <w:right w:val="single" w:sz="18" w:space="0" w:color="auto"/>
+            </w:tcBorders>
           </w:tcPr>
           <w:p>
             <w:pPr>
@@ -16828,7 +17168,11 @@
         </w:tc>
         <w:tc>
           <w:tcPr>
-            <w:tcW w:w="4626" w:type="dxa"/>
+            <w:tcW w:w="4522" w:type="dxa"/>
+            <w:tcBorders>
+              <w:left w:val="single" w:sz="18" w:space="0" w:color="auto"/>
+              <w:right w:val="single" w:sz="18" w:space="0" w:color="auto"/>
+            </w:tcBorders>
           </w:tcPr>
           <w:p>
             <w:pPr>
@@ -16846,7 +17190,11 @@
         </w:tc>
         <w:tc>
           <w:tcPr>
-            <w:tcW w:w="1943" w:type="dxa"/>
+            <w:tcW w:w="1935" w:type="dxa"/>
+            <w:tcBorders>
+              <w:left w:val="single" w:sz="18" w:space="0" w:color="auto"/>
+              <w:right w:val="single" w:sz="18" w:space="0" w:color="auto"/>
+            </w:tcBorders>
           </w:tcPr>
           <w:p>
             <w:pPr>
@@ -16866,7 +17214,11 @@
       <w:tr>
         <w:tc>
           <w:tcPr>
-            <w:tcW w:w="1678" w:type="dxa"/>
+            <w:tcW w:w="1980" w:type="dxa"/>
+            <w:tcBorders>
+              <w:left w:val="single" w:sz="18" w:space="0" w:color="auto"/>
+              <w:right w:val="single" w:sz="18" w:space="0" w:color="auto"/>
+            </w:tcBorders>
           </w:tcPr>
           <w:p>
             <w:pPr>
@@ -16892,7 +17244,11 @@
         </w:tc>
         <w:tc>
           <w:tcPr>
-            <w:tcW w:w="1571" w:type="dxa"/>
+            <w:tcW w:w="1417" w:type="dxa"/>
+            <w:tcBorders>
+              <w:left w:val="single" w:sz="18" w:space="0" w:color="auto"/>
+              <w:right w:val="single" w:sz="18" w:space="0" w:color="auto"/>
+            </w:tcBorders>
           </w:tcPr>
           <w:p>
             <w:pPr>
@@ -16918,7 +17274,11 @@
         </w:tc>
         <w:tc>
           <w:tcPr>
-            <w:tcW w:w="4626" w:type="dxa"/>
+            <w:tcW w:w="4522" w:type="dxa"/>
+            <w:tcBorders>
+              <w:left w:val="single" w:sz="18" w:space="0" w:color="auto"/>
+              <w:right w:val="single" w:sz="18" w:space="0" w:color="auto"/>
+            </w:tcBorders>
           </w:tcPr>
           <w:p>
             <w:pPr>
@@ -16936,7 +17296,11 @@
         </w:tc>
         <w:tc>
           <w:tcPr>
-            <w:tcW w:w="1943" w:type="dxa"/>
+            <w:tcW w:w="1935" w:type="dxa"/>
+            <w:tcBorders>
+              <w:left w:val="single" w:sz="18" w:space="0" w:color="auto"/>
+              <w:right w:val="single" w:sz="18" w:space="0" w:color="auto"/>
+            </w:tcBorders>
           </w:tcPr>
           <w:p>
             <w:pPr>
@@ -16956,7 +17320,12 @@
       <w:tr>
         <w:tc>
           <w:tcPr>
-            <w:tcW w:w="1678" w:type="dxa"/>
+            <w:tcW w:w="1980" w:type="dxa"/>
+            <w:tcBorders>
+              <w:left w:val="single" w:sz="18" w:space="0" w:color="auto"/>
+              <w:bottom w:val="single" w:sz="4" w:space="0" w:color="auto"/>
+              <w:right w:val="single" w:sz="18" w:space="0" w:color="auto"/>
+            </w:tcBorders>
           </w:tcPr>
           <w:p>
             <w:pPr>
@@ -16982,7 +17351,12 @@
         </w:tc>
         <w:tc>
           <w:tcPr>
-            <w:tcW w:w="1571" w:type="dxa"/>
+            <w:tcW w:w="1417" w:type="dxa"/>
+            <w:tcBorders>
+              <w:left w:val="single" w:sz="18" w:space="0" w:color="auto"/>
+              <w:bottom w:val="single" w:sz="4" w:space="0" w:color="auto"/>
+              <w:right w:val="single" w:sz="18" w:space="0" w:color="auto"/>
+            </w:tcBorders>
           </w:tcPr>
           <w:p>
             <w:pPr>
@@ -17008,7 +17382,12 @@
         </w:tc>
         <w:tc>
           <w:tcPr>
-            <w:tcW w:w="4626" w:type="dxa"/>
+            <w:tcW w:w="4522" w:type="dxa"/>
+            <w:tcBorders>
+              <w:left w:val="single" w:sz="18" w:space="0" w:color="auto"/>
+              <w:bottom w:val="single" w:sz="4" w:space="0" w:color="auto"/>
+              <w:right w:val="single" w:sz="18" w:space="0" w:color="auto"/>
+            </w:tcBorders>
           </w:tcPr>
           <w:p>
             <w:pPr>
@@ -17026,7 +17405,12 @@
         </w:tc>
         <w:tc>
           <w:tcPr>
-            <w:tcW w:w="1943" w:type="dxa"/>
+            <w:tcW w:w="1935" w:type="dxa"/>
+            <w:tcBorders>
+              <w:left w:val="single" w:sz="18" w:space="0" w:color="auto"/>
+              <w:bottom w:val="single" w:sz="4" w:space="0" w:color="auto"/>
+              <w:right w:val="single" w:sz="18" w:space="0" w:color="auto"/>
+            </w:tcBorders>
           </w:tcPr>
           <w:p>
             <w:pPr>
@@ -17046,7 +17430,12 @@
       <w:tr>
         <w:tc>
           <w:tcPr>
-            <w:tcW w:w="1678" w:type="dxa"/>
+            <w:tcW w:w="1980" w:type="dxa"/>
+            <w:tcBorders>
+              <w:left w:val="single" w:sz="18" w:space="0" w:color="auto"/>
+              <w:bottom w:val="single" w:sz="18" w:space="0" w:color="auto"/>
+              <w:right w:val="single" w:sz="18" w:space="0" w:color="auto"/>
+            </w:tcBorders>
           </w:tcPr>
           <w:p>
             <w:pPr>
@@ -17072,7 +17461,12 @@
         </w:tc>
         <w:tc>
           <w:tcPr>
-            <w:tcW w:w="1571" w:type="dxa"/>
+            <w:tcW w:w="1417" w:type="dxa"/>
+            <w:tcBorders>
+              <w:left w:val="single" w:sz="18" w:space="0" w:color="auto"/>
+              <w:bottom w:val="single" w:sz="18" w:space="0" w:color="auto"/>
+              <w:right w:val="single" w:sz="18" w:space="0" w:color="auto"/>
+            </w:tcBorders>
           </w:tcPr>
           <w:p>
             <w:pPr>
@@ -17097,7 +17491,12 @@
         </w:tc>
         <w:tc>
           <w:tcPr>
-            <w:tcW w:w="4626" w:type="dxa"/>
+            <w:tcW w:w="4522" w:type="dxa"/>
+            <w:tcBorders>
+              <w:left w:val="single" w:sz="18" w:space="0" w:color="auto"/>
+              <w:bottom w:val="single" w:sz="18" w:space="0" w:color="auto"/>
+              <w:right w:val="single" w:sz="18" w:space="0" w:color="auto"/>
+            </w:tcBorders>
           </w:tcPr>
           <w:p>
             <w:pPr>
@@ -17115,7 +17514,12 @@
         </w:tc>
         <w:tc>
           <w:tcPr>
-            <w:tcW w:w="1943" w:type="dxa"/>
+            <w:tcW w:w="1935" w:type="dxa"/>
+            <w:tcBorders>
+              <w:left w:val="single" w:sz="18" w:space="0" w:color="auto"/>
+              <w:bottom w:val="single" w:sz="18" w:space="0" w:color="auto"/>
+              <w:right w:val="single" w:sz="18" w:space="0" w:color="auto"/>
+            </w:tcBorders>
           </w:tcPr>
           <w:p>
             <w:pPr>
@@ -17159,23 +17563,35 @@
           <w:rFonts w:ascii="Times New Roman" w:hAnsi="Times New Roman" w:cs="Times New Roman"/>
           <w:sz w:val="28"/>
         </w:rPr>
-        <w:t xml:space="preserve">Далее проводилась </w:t>
-      </w:r>
-      <w:proofErr w:type="spellStart"/>
-      <w:r>
-        <w:rPr>
-          <w:rFonts w:ascii="Times New Roman" w:hAnsi="Times New Roman" w:cs="Times New Roman"/>
-          <w:sz w:val="28"/>
-        </w:rPr>
-        <w:t>стастика</w:t>
-      </w:r>
-      <w:proofErr w:type="spellEnd"/>
-      <w:r>
-        <w:rPr>
-          <w:rFonts w:ascii="Times New Roman" w:hAnsi="Times New Roman" w:cs="Times New Roman"/>
-          <w:sz w:val="28"/>
-        </w:rPr>
-        <w:t xml:space="preserve"> по тестированию.</w:t>
+        <w:t xml:space="preserve">В рамках контроля качества был подготовлен набор тестовых сценариев, покрывающих основные функциональные требования системы. Подробный перечень разработанных тест-кейсов, включающий описание проверок, ожидаемые и фактические, результаты тестирования в полном объеме вынесено в приложение </w:t>
+      </w:r>
+      <w:r>
+        <w:rPr>
+          <w:rFonts w:ascii="Times New Roman" w:hAnsi="Times New Roman" w:cs="Times New Roman"/>
+          <w:sz w:val="28"/>
+        </w:rPr>
+        <w:t>Г</w:t>
+      </w:r>
+      <w:r>
+        <w:rPr>
+          <w:rFonts w:ascii="Times New Roman" w:hAnsi="Times New Roman" w:cs="Times New Roman"/>
+          <w:sz w:val="28"/>
+        </w:rPr>
+        <w:t xml:space="preserve"> и представлено в таблице </w:t>
+      </w:r>
+      <w:r>
+        <w:rPr>
+          <w:rFonts w:ascii="Times New Roman" w:hAnsi="Times New Roman" w:cs="Times New Roman"/>
+          <w:sz w:val="28"/>
+        </w:rPr>
+        <w:t>Г</w:t>
+      </w:r>
+      <w:r>
+        <w:rPr>
+          <w:rFonts w:ascii="Times New Roman" w:hAnsi="Times New Roman" w:cs="Times New Roman"/>
+          <w:sz w:val="28"/>
+        </w:rPr>
+        <w:t>.1.</w:t>
       </w:r>
     </w:p>
     <w:p>
@@ -17193,7 +17609,7 @@
           <w:rFonts w:ascii="Times New Roman" w:hAnsi="Times New Roman" w:cs="Times New Roman"/>
           <w:sz w:val="28"/>
         </w:rPr>
-        <w:t>Тест-кейсы представлены в приложении Г</w:t>
+        <w:t>Сводная статистки по результатам выполнения тест-кейсов, отражающих общее количество проверок и метрики качества, агрегирована в таблице 4.3</w:t>
       </w:r>
     </w:p>
     <w:p>
@@ -17206,27 +17622,6 @@
           <w:sz w:val="28"/>
         </w:rPr>
       </w:pPr>
-      <w:r>
-        <w:rPr>
-          <w:rFonts w:ascii="Times New Roman" w:hAnsi="Times New Roman" w:cs="Times New Roman"/>
-          <w:sz w:val="28"/>
-        </w:rPr>
-        <w:t xml:space="preserve">Выявленные по результатам тестирования ошибки представлены ниже в таблице </w:t>
-      </w:r>
-      <w:r>
-        <w:rPr>
-          <w:rFonts w:ascii="Times New Roman" w:hAnsi="Times New Roman" w:cs="Times New Roman"/>
-          <w:sz w:val="28"/>
-        </w:rPr>
-        <w:t>7</w:t>
-      </w:r>
-      <w:r>
-        <w:rPr>
-          <w:rFonts w:ascii="Times New Roman" w:hAnsi="Times New Roman" w:cs="Times New Roman"/>
-          <w:sz w:val="28"/>
-        </w:rPr>
-        <w:t>.</w:t>
-      </w:r>
     </w:p>
     <w:p>
       <w:pPr>
@@ -17242,17 +17637,40 @@
     <w:p>
       <w:pPr>
         <w:spacing w:after="0" w:line="360" w:lineRule="exact"/>
-        <w:jc w:val="both"/>
-        <w:rPr>
-          <w:rFonts w:ascii="Times New Roman" w:hAnsi="Times New Roman" w:cs="Times New Roman"/>
-          <w:sz w:val="28"/>
-        </w:rPr>
-      </w:pPr>
-      <w:r>
-        <w:rPr>
-          <w:rFonts w:ascii="Times New Roman" w:hAnsi="Times New Roman" w:cs="Times New Roman"/>
-          <w:sz w:val="28"/>
-        </w:rPr>
+        <w:ind w:firstLine="851"/>
+        <w:jc w:val="both"/>
+        <w:rPr>
+          <w:rFonts w:ascii="Times New Roman" w:hAnsi="Times New Roman" w:cs="Times New Roman"/>
+          <w:sz w:val="28"/>
+        </w:rPr>
+      </w:pPr>
+    </w:p>
+    <w:p>
+      <w:pPr>
+        <w:spacing w:after="0" w:line="360" w:lineRule="exact"/>
+        <w:ind w:firstLine="851"/>
+        <w:jc w:val="both"/>
+        <w:rPr>
+          <w:rFonts w:ascii="Times New Roman" w:hAnsi="Times New Roman" w:cs="Times New Roman"/>
+          <w:sz w:val="28"/>
+        </w:rPr>
+      </w:pPr>
+    </w:p>
+    <w:p>
+      <w:pPr>
+        <w:spacing w:after="0" w:line="360" w:lineRule="exact"/>
+        <w:jc w:val="both"/>
+        <w:rPr>
+          <w:rFonts w:ascii="Times New Roman" w:hAnsi="Times New Roman" w:cs="Times New Roman"/>
+          <w:sz w:val="28"/>
+        </w:rPr>
+      </w:pPr>
+      <w:r>
+        <w:rPr>
+          <w:rFonts w:ascii="Times New Roman" w:hAnsi="Times New Roman" w:cs="Times New Roman"/>
+          <w:sz w:val="28"/>
+        </w:rPr>
+        <w:lastRenderedPageBreak/>
         <w:t xml:space="preserve">Таблица </w:t>
       </w:r>
       <w:r>
@@ -17260,27 +17678,1057 @@
           <w:rFonts w:ascii="Times New Roman" w:hAnsi="Times New Roman" w:cs="Times New Roman"/>
           <w:sz w:val="28"/>
         </w:rPr>
-        <w:t>8</w:t>
-      </w:r>
-      <w:r>
-        <w:rPr>
-          <w:rFonts w:ascii="Times New Roman" w:hAnsi="Times New Roman" w:cs="Times New Roman"/>
-          <w:sz w:val="28"/>
-        </w:rPr>
-        <w:t xml:space="preserve"> – Статистика по выявленным ошибкам</w:t>
+        <w:t>4.3</w:t>
+      </w:r>
+      <w:r>
+        <w:rPr>
+          <w:rFonts w:ascii="Times New Roman" w:hAnsi="Times New Roman" w:cs="Times New Roman"/>
+          <w:sz w:val="28"/>
+        </w:rPr>
+        <w:t xml:space="preserve"> – Статистика по </w:t>
+      </w:r>
+      <w:r>
+        <w:rPr>
+          <w:rFonts w:ascii="Times New Roman" w:hAnsi="Times New Roman" w:cs="Times New Roman"/>
+          <w:sz w:val="28"/>
+        </w:rPr>
+        <w:t>разработанным тест-кейсам</w:t>
       </w:r>
     </w:p>
     <w:tbl>
       <w:tblPr>
         <w:tblStyle w:val="a9"/>
         <w:tblW w:w="0" w:type="auto"/>
-        <w:tblBorders>
-          <w:top w:val="single" w:sz="18" w:space="0" w:color="auto"/>
-          <w:left w:val="single" w:sz="18" w:space="0" w:color="auto"/>
-          <w:bottom w:val="single" w:sz="18" w:space="0" w:color="auto"/>
-          <w:right w:val="single" w:sz="18" w:space="0" w:color="auto"/>
-          <w:insideV w:val="single" w:sz="18" w:space="0" w:color="auto"/>
-        </w:tblBorders>
+        <w:tblLook w:val="04A0" w:firstRow="1" w:lastRow="0" w:firstColumn="1" w:lastColumn="0" w:noHBand="0" w:noVBand="1"/>
+      </w:tblPr>
+      <w:tblGrid>
+        <w:gridCol w:w="1845"/>
+        <w:gridCol w:w="1467"/>
+        <w:gridCol w:w="1151"/>
+        <w:gridCol w:w="1089"/>
+        <w:gridCol w:w="1238"/>
+        <w:gridCol w:w="1148"/>
+        <w:gridCol w:w="1880"/>
+      </w:tblGrid>
+      <w:tr>
+        <w:tc>
+          <w:tcPr>
+            <w:tcW w:w="1845" w:type="dxa"/>
+            <w:vMerge w:val="restart"/>
+            <w:tcBorders>
+              <w:top w:val="single" w:sz="18" w:space="0" w:color="auto"/>
+              <w:left w:val="single" w:sz="18" w:space="0" w:color="auto"/>
+              <w:bottom w:val="single" w:sz="18" w:space="0" w:color="auto"/>
+              <w:right w:val="single" w:sz="18" w:space="0" w:color="auto"/>
+            </w:tcBorders>
+          </w:tcPr>
+          <w:p>
+            <w:pPr>
+              <w:jc w:val="both"/>
+              <w:rPr>
+                <w:sz w:val="24"/>
+              </w:rPr>
+            </w:pPr>
+            <w:proofErr w:type="spellStart"/>
+            <w:r>
+              <w:rPr>
+                <w:sz w:val="24"/>
+                <w:lang w:val="en-US"/>
+              </w:rPr>
+              <w:t>Статус</w:t>
+            </w:r>
+            <w:proofErr w:type="spellEnd"/>
+          </w:p>
+        </w:tc>
+        <w:tc>
+          <w:tcPr>
+            <w:tcW w:w="1467" w:type="dxa"/>
+            <w:vMerge w:val="restart"/>
+            <w:tcBorders>
+              <w:top w:val="single" w:sz="18" w:space="0" w:color="auto"/>
+              <w:left w:val="single" w:sz="18" w:space="0" w:color="auto"/>
+              <w:bottom w:val="single" w:sz="18" w:space="0" w:color="auto"/>
+              <w:right w:val="single" w:sz="18" w:space="0" w:color="auto"/>
+            </w:tcBorders>
+          </w:tcPr>
+          <w:p>
+            <w:pPr>
+              <w:jc w:val="both"/>
+              <w:rPr>
+                <w:sz w:val="24"/>
+              </w:rPr>
+            </w:pPr>
+            <w:r>
+              <w:rPr>
+                <w:sz w:val="24"/>
+              </w:rPr>
+              <w:t xml:space="preserve">Количество </w:t>
+            </w:r>
+            <w:r>
+              <w:rPr>
+                <w:sz w:val="24"/>
+              </w:rPr>
+              <w:t>тест-кейсов</w:t>
+            </w:r>
+          </w:p>
+        </w:tc>
+        <w:tc>
+          <w:tcPr>
+            <w:tcW w:w="6506" w:type="dxa"/>
+            <w:gridSpan w:val="5"/>
+            <w:tcBorders>
+              <w:top w:val="single" w:sz="18" w:space="0" w:color="auto"/>
+              <w:left w:val="single" w:sz="18" w:space="0" w:color="auto"/>
+              <w:bottom w:val="single" w:sz="18" w:space="0" w:color="auto"/>
+              <w:right w:val="single" w:sz="18" w:space="0" w:color="auto"/>
+            </w:tcBorders>
+          </w:tcPr>
+          <w:p>
+            <w:pPr>
+              <w:jc w:val="center"/>
+              <w:rPr>
+                <w:sz w:val="24"/>
+              </w:rPr>
+            </w:pPr>
+            <w:r>
+              <w:rPr>
+                <w:sz w:val="24"/>
+              </w:rPr>
+              <w:t>Приоритет</w:t>
+            </w:r>
+          </w:p>
+        </w:tc>
+      </w:tr>
+      <w:tr>
+        <w:tc>
+          <w:tcPr>
+            <w:tcW w:w="1845" w:type="dxa"/>
+            <w:vMerge/>
+            <w:tcBorders>
+              <w:top w:val="single" w:sz="18" w:space="0" w:color="auto"/>
+              <w:left w:val="single" w:sz="18" w:space="0" w:color="auto"/>
+              <w:bottom w:val="single" w:sz="18" w:space="0" w:color="auto"/>
+              <w:right w:val="single" w:sz="18" w:space="0" w:color="auto"/>
+            </w:tcBorders>
+          </w:tcPr>
+          <w:p>
+            <w:pPr>
+              <w:jc w:val="both"/>
+              <w:rPr>
+                <w:sz w:val="24"/>
+              </w:rPr>
+            </w:pPr>
+          </w:p>
+        </w:tc>
+        <w:tc>
+          <w:tcPr>
+            <w:tcW w:w="1467" w:type="dxa"/>
+            <w:vMerge/>
+            <w:tcBorders>
+              <w:top w:val="single" w:sz="18" w:space="0" w:color="auto"/>
+              <w:left w:val="single" w:sz="18" w:space="0" w:color="auto"/>
+              <w:bottom w:val="single" w:sz="18" w:space="0" w:color="auto"/>
+              <w:right w:val="single" w:sz="18" w:space="0" w:color="auto"/>
+            </w:tcBorders>
+          </w:tcPr>
+          <w:p>
+            <w:pPr>
+              <w:jc w:val="both"/>
+              <w:rPr>
+                <w:sz w:val="24"/>
+              </w:rPr>
+            </w:pPr>
+          </w:p>
+        </w:tc>
+        <w:tc>
+          <w:tcPr>
+            <w:tcW w:w="1151" w:type="dxa"/>
+            <w:tcBorders>
+              <w:top w:val="single" w:sz="18" w:space="0" w:color="auto"/>
+              <w:left w:val="single" w:sz="18" w:space="0" w:color="auto"/>
+              <w:bottom w:val="single" w:sz="18" w:space="0" w:color="auto"/>
+              <w:right w:val="single" w:sz="18" w:space="0" w:color="auto"/>
+            </w:tcBorders>
+          </w:tcPr>
+          <w:p>
+            <w:pPr>
+              <w:jc w:val="center"/>
+              <w:rPr>
+                <w:sz w:val="24"/>
+              </w:rPr>
+            </w:pPr>
+            <w:r>
+              <w:rPr>
+                <w:sz w:val="24"/>
+              </w:rPr>
+              <w:t>Крайне низкий</w:t>
+            </w:r>
+          </w:p>
+        </w:tc>
+        <w:tc>
+          <w:tcPr>
+            <w:tcW w:w="1089" w:type="dxa"/>
+            <w:tcBorders>
+              <w:top w:val="single" w:sz="18" w:space="0" w:color="auto"/>
+              <w:left w:val="single" w:sz="18" w:space="0" w:color="auto"/>
+              <w:bottom w:val="single" w:sz="18" w:space="0" w:color="auto"/>
+              <w:right w:val="single" w:sz="18" w:space="0" w:color="auto"/>
+            </w:tcBorders>
+          </w:tcPr>
+          <w:p>
+            <w:pPr>
+              <w:jc w:val="both"/>
+              <w:rPr>
+                <w:sz w:val="24"/>
+              </w:rPr>
+            </w:pPr>
+            <w:r>
+              <w:rPr>
+                <w:sz w:val="24"/>
+              </w:rPr>
+              <w:t>Низкий</w:t>
+            </w:r>
+          </w:p>
+        </w:tc>
+        <w:tc>
+          <w:tcPr>
+            <w:tcW w:w="1238" w:type="dxa"/>
+            <w:tcBorders>
+              <w:top w:val="single" w:sz="18" w:space="0" w:color="auto"/>
+              <w:left w:val="single" w:sz="18" w:space="0" w:color="auto"/>
+              <w:bottom w:val="single" w:sz="18" w:space="0" w:color="auto"/>
+              <w:right w:val="single" w:sz="18" w:space="0" w:color="auto"/>
+            </w:tcBorders>
+          </w:tcPr>
+          <w:p>
+            <w:pPr>
+              <w:jc w:val="both"/>
+              <w:rPr>
+                <w:sz w:val="24"/>
+              </w:rPr>
+            </w:pPr>
+            <w:r>
+              <w:rPr>
+                <w:sz w:val="24"/>
+              </w:rPr>
+              <w:t>Средний</w:t>
+            </w:r>
+          </w:p>
+        </w:tc>
+        <w:tc>
+          <w:tcPr>
+            <w:tcW w:w="1148" w:type="dxa"/>
+            <w:tcBorders>
+              <w:top w:val="single" w:sz="18" w:space="0" w:color="auto"/>
+              <w:left w:val="single" w:sz="18" w:space="0" w:color="auto"/>
+              <w:bottom w:val="single" w:sz="18" w:space="0" w:color="auto"/>
+              <w:right w:val="single" w:sz="18" w:space="0" w:color="auto"/>
+            </w:tcBorders>
+          </w:tcPr>
+          <w:p>
+            <w:pPr>
+              <w:jc w:val="both"/>
+              <w:rPr>
+                <w:sz w:val="24"/>
+              </w:rPr>
+            </w:pPr>
+            <w:r>
+              <w:rPr>
+                <w:sz w:val="24"/>
+              </w:rPr>
+              <w:t>Высокий</w:t>
+            </w:r>
+          </w:p>
+        </w:tc>
+        <w:tc>
+          <w:tcPr>
+            <w:tcW w:w="1880" w:type="dxa"/>
+            <w:tcBorders>
+              <w:top w:val="single" w:sz="18" w:space="0" w:color="auto"/>
+              <w:left w:val="single" w:sz="18" w:space="0" w:color="auto"/>
+              <w:bottom w:val="single" w:sz="18" w:space="0" w:color="auto"/>
+              <w:right w:val="single" w:sz="18" w:space="0" w:color="auto"/>
+            </w:tcBorders>
+          </w:tcPr>
+          <w:p>
+            <w:pPr>
+              <w:jc w:val="center"/>
+              <w:rPr>
+                <w:sz w:val="24"/>
+              </w:rPr>
+            </w:pPr>
+            <w:r>
+              <w:rPr>
+                <w:sz w:val="24"/>
+              </w:rPr>
+              <w:t>Крайне</w:t>
+            </w:r>
+          </w:p>
+          <w:p>
+            <w:pPr>
+              <w:jc w:val="center"/>
+              <w:rPr>
+                <w:sz w:val="24"/>
+              </w:rPr>
+            </w:pPr>
+            <w:r>
+              <w:rPr>
+                <w:sz w:val="24"/>
+              </w:rPr>
+              <w:t>высокий</w:t>
+            </w:r>
+          </w:p>
+        </w:tc>
+      </w:tr>
+      <w:tr>
+        <w:tc>
+          <w:tcPr>
+            <w:tcW w:w="1845" w:type="dxa"/>
+            <w:tcBorders>
+              <w:top w:val="single" w:sz="18" w:space="0" w:color="auto"/>
+              <w:left w:val="single" w:sz="18" w:space="0" w:color="auto"/>
+              <w:right w:val="single" w:sz="18" w:space="0" w:color="auto"/>
+            </w:tcBorders>
+          </w:tcPr>
+          <w:p>
+            <w:pPr>
+              <w:jc w:val="both"/>
+              <w:rPr>
+                <w:sz w:val="24"/>
+              </w:rPr>
+            </w:pPr>
+            <w:r>
+              <w:rPr>
+                <w:sz w:val="24"/>
+              </w:rPr>
+              <w:t>Пройдено</w:t>
+            </w:r>
+          </w:p>
+        </w:tc>
+        <w:tc>
+          <w:tcPr>
+            <w:tcW w:w="1467" w:type="dxa"/>
+            <w:tcBorders>
+              <w:top w:val="single" w:sz="18" w:space="0" w:color="auto"/>
+              <w:left w:val="single" w:sz="18" w:space="0" w:color="auto"/>
+              <w:right w:val="single" w:sz="18" w:space="0" w:color="auto"/>
+            </w:tcBorders>
+          </w:tcPr>
+          <w:p>
+            <w:pPr>
+              <w:jc w:val="both"/>
+              <w:rPr>
+                <w:sz w:val="24"/>
+              </w:rPr>
+            </w:pPr>
+            <w:r>
+              <w:rPr>
+                <w:sz w:val="24"/>
+              </w:rPr>
+              <w:t>39</w:t>
+            </w:r>
+          </w:p>
+        </w:tc>
+        <w:tc>
+          <w:tcPr>
+            <w:tcW w:w="1151" w:type="dxa"/>
+            <w:tcBorders>
+              <w:top w:val="single" w:sz="18" w:space="0" w:color="auto"/>
+              <w:left w:val="single" w:sz="18" w:space="0" w:color="auto"/>
+              <w:right w:val="single" w:sz="18" w:space="0" w:color="auto"/>
+            </w:tcBorders>
+          </w:tcPr>
+          <w:p>
+            <w:pPr>
+              <w:jc w:val="both"/>
+              <w:rPr>
+                <w:sz w:val="24"/>
+              </w:rPr>
+            </w:pPr>
+            <w:r>
+              <w:rPr>
+                <w:sz w:val="24"/>
+              </w:rPr>
+              <w:t>0</w:t>
+            </w:r>
+          </w:p>
+        </w:tc>
+        <w:tc>
+          <w:tcPr>
+            <w:tcW w:w="1089" w:type="dxa"/>
+            <w:tcBorders>
+              <w:top w:val="single" w:sz="18" w:space="0" w:color="auto"/>
+              <w:left w:val="single" w:sz="18" w:space="0" w:color="auto"/>
+              <w:right w:val="single" w:sz="18" w:space="0" w:color="auto"/>
+            </w:tcBorders>
+          </w:tcPr>
+          <w:p>
+            <w:pPr>
+              <w:jc w:val="both"/>
+              <w:rPr>
+                <w:sz w:val="24"/>
+              </w:rPr>
+            </w:pPr>
+            <w:r>
+              <w:rPr>
+                <w:sz w:val="24"/>
+              </w:rPr>
+              <w:t>12</w:t>
+            </w:r>
+          </w:p>
+        </w:tc>
+        <w:tc>
+          <w:tcPr>
+            <w:tcW w:w="1238" w:type="dxa"/>
+            <w:tcBorders>
+              <w:top w:val="single" w:sz="18" w:space="0" w:color="auto"/>
+              <w:left w:val="single" w:sz="18" w:space="0" w:color="auto"/>
+              <w:right w:val="single" w:sz="18" w:space="0" w:color="auto"/>
+            </w:tcBorders>
+          </w:tcPr>
+          <w:p>
+            <w:pPr>
+              <w:jc w:val="both"/>
+              <w:rPr>
+                <w:sz w:val="24"/>
+              </w:rPr>
+            </w:pPr>
+            <w:r>
+              <w:rPr>
+                <w:sz w:val="24"/>
+              </w:rPr>
+              <w:t>15</w:t>
+            </w:r>
+          </w:p>
+        </w:tc>
+        <w:tc>
+          <w:tcPr>
+            <w:tcW w:w="1148" w:type="dxa"/>
+            <w:tcBorders>
+              <w:top w:val="single" w:sz="18" w:space="0" w:color="auto"/>
+              <w:left w:val="single" w:sz="18" w:space="0" w:color="auto"/>
+              <w:right w:val="single" w:sz="18" w:space="0" w:color="auto"/>
+            </w:tcBorders>
+          </w:tcPr>
+          <w:p>
+            <w:pPr>
+              <w:jc w:val="both"/>
+              <w:rPr>
+                <w:sz w:val="24"/>
+              </w:rPr>
+            </w:pPr>
+            <w:r>
+              <w:rPr>
+                <w:sz w:val="24"/>
+              </w:rPr>
+              <w:t>4</w:t>
+            </w:r>
+          </w:p>
+        </w:tc>
+        <w:tc>
+          <w:tcPr>
+            <w:tcW w:w="1880" w:type="dxa"/>
+            <w:tcBorders>
+              <w:top w:val="single" w:sz="18" w:space="0" w:color="auto"/>
+              <w:left w:val="single" w:sz="18" w:space="0" w:color="auto"/>
+              <w:right w:val="single" w:sz="18" w:space="0" w:color="auto"/>
+            </w:tcBorders>
+          </w:tcPr>
+          <w:p>
+            <w:pPr>
+              <w:jc w:val="both"/>
+              <w:rPr>
+                <w:sz w:val="24"/>
+              </w:rPr>
+            </w:pPr>
+            <w:r>
+              <w:rPr>
+                <w:sz w:val="24"/>
+              </w:rPr>
+              <w:t>6</w:t>
+            </w:r>
+          </w:p>
+        </w:tc>
+      </w:tr>
+      <w:tr>
+        <w:tc>
+          <w:tcPr>
+            <w:tcW w:w="1845" w:type="dxa"/>
+            <w:tcBorders>
+              <w:left w:val="single" w:sz="18" w:space="0" w:color="auto"/>
+              <w:right w:val="single" w:sz="18" w:space="0" w:color="auto"/>
+            </w:tcBorders>
+          </w:tcPr>
+          <w:p>
+            <w:pPr>
+              <w:jc w:val="both"/>
+              <w:rPr>
+                <w:sz w:val="24"/>
+              </w:rPr>
+            </w:pPr>
+            <w:r>
+              <w:rPr>
+                <w:sz w:val="24"/>
+              </w:rPr>
+              <w:t>Не пройдено</w:t>
+            </w:r>
+          </w:p>
+        </w:tc>
+        <w:tc>
+          <w:tcPr>
+            <w:tcW w:w="1467" w:type="dxa"/>
+            <w:tcBorders>
+              <w:left w:val="single" w:sz="18" w:space="0" w:color="auto"/>
+              <w:right w:val="single" w:sz="18" w:space="0" w:color="auto"/>
+            </w:tcBorders>
+          </w:tcPr>
+          <w:p>
+            <w:pPr>
+              <w:jc w:val="both"/>
+              <w:rPr>
+                <w:sz w:val="24"/>
+              </w:rPr>
+            </w:pPr>
+            <w:r>
+              <w:rPr>
+                <w:sz w:val="24"/>
+              </w:rPr>
+              <w:t>2</w:t>
+            </w:r>
+          </w:p>
+        </w:tc>
+        <w:tc>
+          <w:tcPr>
+            <w:tcW w:w="1151" w:type="dxa"/>
+            <w:tcBorders>
+              <w:left w:val="single" w:sz="18" w:space="0" w:color="auto"/>
+              <w:right w:val="single" w:sz="18" w:space="0" w:color="auto"/>
+            </w:tcBorders>
+          </w:tcPr>
+          <w:p>
+            <w:pPr>
+              <w:jc w:val="both"/>
+              <w:rPr>
+                <w:sz w:val="24"/>
+              </w:rPr>
+            </w:pPr>
+            <w:r>
+              <w:rPr>
+                <w:sz w:val="24"/>
+              </w:rPr>
+              <w:t>0</w:t>
+            </w:r>
+          </w:p>
+        </w:tc>
+        <w:tc>
+          <w:tcPr>
+            <w:tcW w:w="1089" w:type="dxa"/>
+            <w:tcBorders>
+              <w:left w:val="single" w:sz="18" w:space="0" w:color="auto"/>
+              <w:right w:val="single" w:sz="18" w:space="0" w:color="auto"/>
+            </w:tcBorders>
+          </w:tcPr>
+          <w:p>
+            <w:pPr>
+              <w:jc w:val="both"/>
+              <w:rPr>
+                <w:sz w:val="24"/>
+              </w:rPr>
+            </w:pPr>
+            <w:r>
+              <w:rPr>
+                <w:sz w:val="24"/>
+              </w:rPr>
+              <w:t>2</w:t>
+            </w:r>
+          </w:p>
+        </w:tc>
+        <w:tc>
+          <w:tcPr>
+            <w:tcW w:w="1238" w:type="dxa"/>
+            <w:tcBorders>
+              <w:left w:val="single" w:sz="18" w:space="0" w:color="auto"/>
+              <w:right w:val="single" w:sz="18" w:space="0" w:color="auto"/>
+            </w:tcBorders>
+          </w:tcPr>
+          <w:p>
+            <w:pPr>
+              <w:jc w:val="both"/>
+              <w:rPr>
+                <w:sz w:val="24"/>
+              </w:rPr>
+            </w:pPr>
+            <w:r>
+              <w:rPr>
+                <w:sz w:val="24"/>
+              </w:rPr>
+              <w:t>0</w:t>
+            </w:r>
+          </w:p>
+        </w:tc>
+        <w:tc>
+          <w:tcPr>
+            <w:tcW w:w="1148" w:type="dxa"/>
+            <w:tcBorders>
+              <w:left w:val="single" w:sz="18" w:space="0" w:color="auto"/>
+              <w:right w:val="single" w:sz="18" w:space="0" w:color="auto"/>
+            </w:tcBorders>
+          </w:tcPr>
+          <w:p>
+            <w:pPr>
+              <w:jc w:val="both"/>
+              <w:rPr>
+                <w:sz w:val="24"/>
+              </w:rPr>
+            </w:pPr>
+            <w:r>
+              <w:rPr>
+                <w:sz w:val="24"/>
+              </w:rPr>
+              <w:t>0</w:t>
+            </w:r>
+          </w:p>
+        </w:tc>
+        <w:tc>
+          <w:tcPr>
+            <w:tcW w:w="1880" w:type="dxa"/>
+            <w:tcBorders>
+              <w:left w:val="single" w:sz="18" w:space="0" w:color="auto"/>
+              <w:right w:val="single" w:sz="18" w:space="0" w:color="auto"/>
+            </w:tcBorders>
+          </w:tcPr>
+          <w:p>
+            <w:pPr>
+              <w:jc w:val="both"/>
+              <w:rPr>
+                <w:sz w:val="24"/>
+              </w:rPr>
+            </w:pPr>
+            <w:r>
+              <w:rPr>
+                <w:sz w:val="24"/>
+              </w:rPr>
+              <w:t>0</w:t>
+            </w:r>
+          </w:p>
+        </w:tc>
+      </w:tr>
+      <w:tr>
+        <w:tc>
+          <w:tcPr>
+            <w:tcW w:w="1845" w:type="dxa"/>
+            <w:tcBorders>
+              <w:left w:val="single" w:sz="18" w:space="0" w:color="auto"/>
+              <w:bottom w:val="single" w:sz="4" w:space="0" w:color="auto"/>
+              <w:right w:val="single" w:sz="18" w:space="0" w:color="auto"/>
+            </w:tcBorders>
+          </w:tcPr>
+          <w:p>
+            <w:pPr>
+              <w:jc w:val="both"/>
+              <w:rPr>
+                <w:sz w:val="24"/>
+              </w:rPr>
+            </w:pPr>
+            <w:r>
+              <w:rPr>
+                <w:sz w:val="24"/>
+              </w:rPr>
+              <w:t>Заблокировано</w:t>
+            </w:r>
+          </w:p>
+        </w:tc>
+        <w:tc>
+          <w:tcPr>
+            <w:tcW w:w="1467" w:type="dxa"/>
+            <w:tcBorders>
+              <w:left w:val="single" w:sz="18" w:space="0" w:color="auto"/>
+              <w:bottom w:val="single" w:sz="4" w:space="0" w:color="auto"/>
+              <w:right w:val="single" w:sz="18" w:space="0" w:color="auto"/>
+            </w:tcBorders>
+          </w:tcPr>
+          <w:p>
+            <w:pPr>
+              <w:jc w:val="both"/>
+              <w:rPr>
+                <w:sz w:val="24"/>
+              </w:rPr>
+            </w:pPr>
+            <w:r>
+              <w:rPr>
+                <w:sz w:val="24"/>
+              </w:rPr>
+              <w:t>0</w:t>
+            </w:r>
+          </w:p>
+        </w:tc>
+        <w:tc>
+          <w:tcPr>
+            <w:tcW w:w="1151" w:type="dxa"/>
+            <w:tcBorders>
+              <w:left w:val="single" w:sz="18" w:space="0" w:color="auto"/>
+              <w:bottom w:val="single" w:sz="4" w:space="0" w:color="auto"/>
+              <w:right w:val="single" w:sz="18" w:space="0" w:color="auto"/>
+            </w:tcBorders>
+          </w:tcPr>
+          <w:p>
+            <w:pPr>
+              <w:jc w:val="both"/>
+              <w:rPr>
+                <w:sz w:val="24"/>
+              </w:rPr>
+            </w:pPr>
+            <w:r>
+              <w:rPr>
+                <w:sz w:val="24"/>
+              </w:rPr>
+              <w:t>0</w:t>
+            </w:r>
+          </w:p>
+        </w:tc>
+        <w:tc>
+          <w:tcPr>
+            <w:tcW w:w="1089" w:type="dxa"/>
+            <w:tcBorders>
+              <w:left w:val="single" w:sz="18" w:space="0" w:color="auto"/>
+              <w:bottom w:val="single" w:sz="4" w:space="0" w:color="auto"/>
+              <w:right w:val="single" w:sz="18" w:space="0" w:color="auto"/>
+            </w:tcBorders>
+          </w:tcPr>
+          <w:p>
+            <w:pPr>
+              <w:jc w:val="both"/>
+              <w:rPr>
+                <w:sz w:val="24"/>
+              </w:rPr>
+            </w:pPr>
+            <w:r>
+              <w:rPr>
+                <w:sz w:val="24"/>
+              </w:rPr>
+              <w:t>0</w:t>
+            </w:r>
+          </w:p>
+        </w:tc>
+        <w:tc>
+          <w:tcPr>
+            <w:tcW w:w="1238" w:type="dxa"/>
+            <w:tcBorders>
+              <w:left w:val="single" w:sz="18" w:space="0" w:color="auto"/>
+              <w:bottom w:val="single" w:sz="4" w:space="0" w:color="auto"/>
+              <w:right w:val="single" w:sz="18" w:space="0" w:color="auto"/>
+            </w:tcBorders>
+          </w:tcPr>
+          <w:p>
+            <w:pPr>
+              <w:jc w:val="both"/>
+              <w:rPr>
+                <w:sz w:val="24"/>
+              </w:rPr>
+            </w:pPr>
+            <w:r>
+              <w:rPr>
+                <w:sz w:val="24"/>
+              </w:rPr>
+              <w:t>0</w:t>
+            </w:r>
+          </w:p>
+        </w:tc>
+        <w:tc>
+          <w:tcPr>
+            <w:tcW w:w="1148" w:type="dxa"/>
+            <w:tcBorders>
+              <w:left w:val="single" w:sz="18" w:space="0" w:color="auto"/>
+              <w:bottom w:val="single" w:sz="4" w:space="0" w:color="auto"/>
+              <w:right w:val="single" w:sz="18" w:space="0" w:color="auto"/>
+            </w:tcBorders>
+          </w:tcPr>
+          <w:p>
+            <w:pPr>
+              <w:jc w:val="both"/>
+              <w:rPr>
+                <w:sz w:val="24"/>
+              </w:rPr>
+            </w:pPr>
+            <w:r>
+              <w:rPr>
+                <w:sz w:val="24"/>
+              </w:rPr>
+              <w:t>0</w:t>
+            </w:r>
+          </w:p>
+        </w:tc>
+        <w:tc>
+          <w:tcPr>
+            <w:tcW w:w="1880" w:type="dxa"/>
+            <w:tcBorders>
+              <w:left w:val="single" w:sz="18" w:space="0" w:color="auto"/>
+              <w:bottom w:val="single" w:sz="4" w:space="0" w:color="auto"/>
+              <w:right w:val="single" w:sz="18" w:space="0" w:color="auto"/>
+            </w:tcBorders>
+          </w:tcPr>
+          <w:p>
+            <w:pPr>
+              <w:jc w:val="both"/>
+              <w:rPr>
+                <w:sz w:val="24"/>
+              </w:rPr>
+            </w:pPr>
+            <w:r>
+              <w:rPr>
+                <w:sz w:val="24"/>
+              </w:rPr>
+              <w:t>0</w:t>
+            </w:r>
+          </w:p>
+        </w:tc>
+      </w:tr>
+      <w:tr>
+        <w:tc>
+          <w:tcPr>
+            <w:tcW w:w="1845" w:type="dxa"/>
+            <w:tcBorders>
+              <w:left w:val="single" w:sz="18" w:space="0" w:color="auto"/>
+              <w:bottom w:val="single" w:sz="18" w:space="0" w:color="auto"/>
+              <w:right w:val="single" w:sz="18" w:space="0" w:color="auto"/>
+            </w:tcBorders>
+          </w:tcPr>
+          <w:p>
+            <w:pPr>
+              <w:jc w:val="both"/>
+              <w:rPr>
+                <w:sz w:val="24"/>
+              </w:rPr>
+            </w:pPr>
+            <w:r>
+              <w:rPr>
+                <w:sz w:val="24"/>
+              </w:rPr>
+              <w:t>Не протестировано</w:t>
+            </w:r>
+          </w:p>
+        </w:tc>
+        <w:tc>
+          <w:tcPr>
+            <w:tcW w:w="1467" w:type="dxa"/>
+            <w:tcBorders>
+              <w:left w:val="single" w:sz="18" w:space="0" w:color="auto"/>
+              <w:bottom w:val="single" w:sz="18" w:space="0" w:color="auto"/>
+              <w:right w:val="single" w:sz="18" w:space="0" w:color="auto"/>
+            </w:tcBorders>
+          </w:tcPr>
+          <w:p>
+            <w:pPr>
+              <w:jc w:val="both"/>
+              <w:rPr>
+                <w:sz w:val="24"/>
+              </w:rPr>
+            </w:pPr>
+            <w:r>
+              <w:rPr>
+                <w:sz w:val="24"/>
+              </w:rPr>
+              <w:t>0</w:t>
+            </w:r>
+          </w:p>
+        </w:tc>
+        <w:tc>
+          <w:tcPr>
+            <w:tcW w:w="1151" w:type="dxa"/>
+            <w:tcBorders>
+              <w:left w:val="single" w:sz="18" w:space="0" w:color="auto"/>
+              <w:bottom w:val="single" w:sz="18" w:space="0" w:color="auto"/>
+              <w:right w:val="single" w:sz="18" w:space="0" w:color="auto"/>
+            </w:tcBorders>
+          </w:tcPr>
+          <w:p>
+            <w:pPr>
+              <w:jc w:val="both"/>
+              <w:rPr>
+                <w:sz w:val="24"/>
+              </w:rPr>
+            </w:pPr>
+            <w:r>
+              <w:rPr>
+                <w:sz w:val="24"/>
+              </w:rPr>
+              <w:t>0</w:t>
+            </w:r>
+          </w:p>
+        </w:tc>
+        <w:tc>
+          <w:tcPr>
+            <w:tcW w:w="1089" w:type="dxa"/>
+            <w:tcBorders>
+              <w:left w:val="single" w:sz="18" w:space="0" w:color="auto"/>
+              <w:bottom w:val="single" w:sz="18" w:space="0" w:color="auto"/>
+              <w:right w:val="single" w:sz="18" w:space="0" w:color="auto"/>
+            </w:tcBorders>
+          </w:tcPr>
+          <w:p>
+            <w:pPr>
+              <w:jc w:val="both"/>
+              <w:rPr>
+                <w:sz w:val="24"/>
+              </w:rPr>
+            </w:pPr>
+            <w:r>
+              <w:rPr>
+                <w:sz w:val="24"/>
+              </w:rPr>
+              <w:t>0</w:t>
+            </w:r>
+          </w:p>
+        </w:tc>
+        <w:tc>
+          <w:tcPr>
+            <w:tcW w:w="1238" w:type="dxa"/>
+            <w:tcBorders>
+              <w:left w:val="single" w:sz="18" w:space="0" w:color="auto"/>
+              <w:bottom w:val="single" w:sz="18" w:space="0" w:color="auto"/>
+              <w:right w:val="single" w:sz="18" w:space="0" w:color="auto"/>
+            </w:tcBorders>
+          </w:tcPr>
+          <w:p>
+            <w:pPr>
+              <w:jc w:val="both"/>
+              <w:rPr>
+                <w:sz w:val="24"/>
+              </w:rPr>
+            </w:pPr>
+            <w:r>
+              <w:rPr>
+                <w:sz w:val="24"/>
+              </w:rPr>
+              <w:t>0</w:t>
+            </w:r>
+          </w:p>
+        </w:tc>
+        <w:tc>
+          <w:tcPr>
+            <w:tcW w:w="1148" w:type="dxa"/>
+            <w:tcBorders>
+              <w:left w:val="single" w:sz="18" w:space="0" w:color="auto"/>
+              <w:bottom w:val="single" w:sz="18" w:space="0" w:color="auto"/>
+              <w:right w:val="single" w:sz="18" w:space="0" w:color="auto"/>
+            </w:tcBorders>
+          </w:tcPr>
+          <w:p>
+            <w:pPr>
+              <w:jc w:val="both"/>
+              <w:rPr>
+                <w:sz w:val="24"/>
+              </w:rPr>
+            </w:pPr>
+            <w:r>
+              <w:rPr>
+                <w:sz w:val="24"/>
+              </w:rPr>
+              <w:t>0</w:t>
+            </w:r>
+          </w:p>
+        </w:tc>
+        <w:tc>
+          <w:tcPr>
+            <w:tcW w:w="1880" w:type="dxa"/>
+            <w:tcBorders>
+              <w:left w:val="single" w:sz="18" w:space="0" w:color="auto"/>
+              <w:bottom w:val="single" w:sz="18" w:space="0" w:color="auto"/>
+              <w:right w:val="single" w:sz="18" w:space="0" w:color="auto"/>
+            </w:tcBorders>
+          </w:tcPr>
+          <w:p>
+            <w:pPr>
+              <w:jc w:val="both"/>
+              <w:rPr>
+                <w:sz w:val="24"/>
+              </w:rPr>
+            </w:pPr>
+            <w:r>
+              <w:rPr>
+                <w:sz w:val="24"/>
+              </w:rPr>
+              <w:t>0</w:t>
+            </w:r>
+          </w:p>
+        </w:tc>
+      </w:tr>
+    </w:tbl>
+    <w:p>
+      <w:pPr>
+        <w:spacing w:after="0" w:line="360" w:lineRule="exact"/>
+        <w:jc w:val="both"/>
+        <w:rPr>
+          <w:rFonts w:ascii="Times New Roman" w:hAnsi="Times New Roman" w:cs="Times New Roman"/>
+          <w:sz w:val="28"/>
+        </w:rPr>
+      </w:pPr>
+    </w:p>
+    <w:p>
+      <w:pPr>
+        <w:spacing w:after="0" w:line="360" w:lineRule="exact"/>
+        <w:ind w:firstLine="851"/>
+        <w:jc w:val="both"/>
+        <w:rPr>
+          <w:rFonts w:ascii="Times New Roman" w:hAnsi="Times New Roman" w:cs="Times New Roman"/>
+          <w:sz w:val="28"/>
+        </w:rPr>
+      </w:pPr>
+      <w:r>
+        <w:rPr>
+          <w:rFonts w:ascii="Times New Roman" w:hAnsi="Times New Roman" w:cs="Times New Roman"/>
+          <w:sz w:val="28"/>
+        </w:rPr>
+        <w:t>В таблице 4.4 представлена статистика по всем дефектам</w:t>
+      </w:r>
+    </w:p>
+    <w:p>
+      <w:pPr>
+        <w:spacing w:after="0" w:line="360" w:lineRule="exact"/>
+        <w:jc w:val="both"/>
+        <w:rPr>
+          <w:rFonts w:ascii="Times New Roman" w:hAnsi="Times New Roman" w:cs="Times New Roman"/>
+          <w:sz w:val="28"/>
+        </w:rPr>
+      </w:pPr>
+    </w:p>
+    <w:p>
+      <w:pPr>
+        <w:spacing w:after="0" w:line="360" w:lineRule="exact"/>
+        <w:jc w:val="both"/>
+        <w:rPr>
+          <w:rFonts w:ascii="Times New Roman" w:hAnsi="Times New Roman" w:cs="Times New Roman"/>
+          <w:sz w:val="28"/>
+        </w:rPr>
+      </w:pPr>
+      <w:r>
+        <w:rPr>
+          <w:rFonts w:ascii="Times New Roman" w:hAnsi="Times New Roman" w:cs="Times New Roman"/>
+          <w:sz w:val="28"/>
+        </w:rPr>
+        <w:t xml:space="preserve">Таблица 4.4 – </w:t>
+      </w:r>
+      <w:proofErr w:type="spellStart"/>
+      <w:r>
+        <w:rPr>
+          <w:rFonts w:ascii="Times New Roman" w:hAnsi="Times New Roman" w:cs="Times New Roman"/>
+          <w:sz w:val="28"/>
+        </w:rPr>
+        <w:t>Статиски</w:t>
+      </w:r>
+      <w:proofErr w:type="spellEnd"/>
+      <w:r>
+        <w:rPr>
+          <w:rFonts w:ascii="Times New Roman" w:hAnsi="Times New Roman" w:cs="Times New Roman"/>
+          <w:sz w:val="28"/>
+        </w:rPr>
+        <w:t xml:space="preserve"> по выявленным ошибкам</w:t>
+      </w:r>
+    </w:p>
+    <w:tbl>
+      <w:tblPr>
+        <w:tblStyle w:val="a9"/>
+        <w:tblW w:w="0" w:type="auto"/>
         <w:tblLook w:val="04A0" w:firstRow="1" w:lastRow="0" w:firstColumn="1" w:lastColumn="0" w:noHBand="0" w:noVBand="1"/>
       </w:tblPr>
       <w:tblGrid>
@@ -17296,10 +18744,15 @@
           <w:tcPr>
             <w:tcW w:w="1783" w:type="dxa"/>
             <w:vMerge w:val="restart"/>
+            <w:tcBorders>
+              <w:top w:val="single" w:sz="18" w:space="0" w:color="auto"/>
+              <w:left w:val="single" w:sz="18" w:space="0" w:color="auto"/>
+              <w:bottom w:val="single" w:sz="18" w:space="0" w:color="auto"/>
+              <w:right w:val="single" w:sz="18" w:space="0" w:color="auto"/>
+            </w:tcBorders>
           </w:tcPr>
           <w:p>
             <w:pPr>
-              <w:spacing w:line="360" w:lineRule="auto"/>
               <w:jc w:val="both"/>
               <w:rPr>
                 <w:sz w:val="24"/>
@@ -17320,10 +18773,15 @@
           <w:tcPr>
             <w:tcW w:w="1628" w:type="dxa"/>
             <w:vMerge w:val="restart"/>
+            <w:tcBorders>
+              <w:top w:val="single" w:sz="18" w:space="0" w:color="auto"/>
+              <w:left w:val="single" w:sz="18" w:space="0" w:color="auto"/>
+              <w:bottom w:val="single" w:sz="18" w:space="0" w:color="auto"/>
+              <w:right w:val="single" w:sz="18" w:space="0" w:color="auto"/>
+            </w:tcBorders>
           </w:tcPr>
           <w:p>
             <w:pPr>
-              <w:spacing w:line="360" w:lineRule="auto"/>
               <w:jc w:val="both"/>
               <w:rPr>
                 <w:sz w:val="24"/>
@@ -17341,10 +18799,15 @@
           <w:tcPr>
             <w:tcW w:w="6443" w:type="dxa"/>
             <w:gridSpan w:val="4"/>
+            <w:tcBorders>
+              <w:top w:val="single" w:sz="18" w:space="0" w:color="auto"/>
+              <w:left w:val="single" w:sz="18" w:space="0" w:color="auto"/>
+              <w:bottom w:val="single" w:sz="18" w:space="0" w:color="auto"/>
+              <w:right w:val="single" w:sz="18" w:space="0" w:color="auto"/>
+            </w:tcBorders>
           </w:tcPr>
           <w:p>
             <w:pPr>
-              <w:spacing w:line="360" w:lineRule="auto"/>
               <w:jc w:val="both"/>
               <w:rPr>
                 <w:sz w:val="24"/>
@@ -17365,12 +18828,14 @@
             <w:tcW w:w="1783" w:type="dxa"/>
             <w:vMerge/>
             <w:tcBorders>
+              <w:top w:val="single" w:sz="18" w:space="0" w:color="auto"/>
+              <w:left w:val="single" w:sz="18" w:space="0" w:color="auto"/>
               <w:bottom w:val="single" w:sz="18" w:space="0" w:color="auto"/>
+              <w:right w:val="single" w:sz="18" w:space="0" w:color="auto"/>
             </w:tcBorders>
           </w:tcPr>
           <w:p>
             <w:pPr>
-              <w:spacing w:line="360" w:lineRule="auto"/>
               <w:jc w:val="both"/>
               <w:rPr>
                 <w:sz w:val="24"/>
@@ -17383,12 +18848,14 @@
             <w:tcW w:w="1628" w:type="dxa"/>
             <w:vMerge/>
             <w:tcBorders>
+              <w:top w:val="single" w:sz="18" w:space="0" w:color="auto"/>
+              <w:left w:val="single" w:sz="18" w:space="0" w:color="auto"/>
               <w:bottom w:val="single" w:sz="18" w:space="0" w:color="auto"/>
+              <w:right w:val="single" w:sz="18" w:space="0" w:color="auto"/>
             </w:tcBorders>
           </w:tcPr>
           <w:p>
             <w:pPr>
-              <w:spacing w:line="360" w:lineRule="auto"/>
               <w:jc w:val="both"/>
               <w:rPr>
                 <w:sz w:val="24"/>
@@ -17400,12 +18867,14 @@
           <w:tcPr>
             <w:tcW w:w="1744" w:type="dxa"/>
             <w:tcBorders>
+              <w:top w:val="single" w:sz="18" w:space="0" w:color="auto"/>
+              <w:left w:val="single" w:sz="18" w:space="0" w:color="auto"/>
               <w:bottom w:val="single" w:sz="18" w:space="0" w:color="auto"/>
+              <w:right w:val="single" w:sz="18" w:space="0" w:color="auto"/>
             </w:tcBorders>
           </w:tcPr>
           <w:p>
             <w:pPr>
-              <w:spacing w:line="360" w:lineRule="auto"/>
               <w:jc w:val="both"/>
               <w:rPr>
                 <w:sz w:val="24"/>
@@ -17423,12 +18892,14 @@
           <w:tcPr>
             <w:tcW w:w="1414" w:type="dxa"/>
             <w:tcBorders>
+              <w:top w:val="single" w:sz="18" w:space="0" w:color="auto"/>
+              <w:left w:val="single" w:sz="18" w:space="0" w:color="auto"/>
               <w:bottom w:val="single" w:sz="18" w:space="0" w:color="auto"/>
+              <w:right w:val="single" w:sz="18" w:space="0" w:color="auto"/>
             </w:tcBorders>
           </w:tcPr>
           <w:p>
             <w:pPr>
-              <w:spacing w:line="360" w:lineRule="auto"/>
               <w:jc w:val="both"/>
               <w:rPr>
                 <w:sz w:val="24"/>
@@ -17446,12 +18917,14 @@
           <w:tcPr>
             <w:tcW w:w="1648" w:type="dxa"/>
             <w:tcBorders>
+              <w:top w:val="single" w:sz="18" w:space="0" w:color="auto"/>
+              <w:left w:val="single" w:sz="18" w:space="0" w:color="auto"/>
               <w:bottom w:val="single" w:sz="18" w:space="0" w:color="auto"/>
+              <w:right w:val="single" w:sz="18" w:space="0" w:color="auto"/>
             </w:tcBorders>
           </w:tcPr>
           <w:p>
             <w:pPr>
-              <w:spacing w:line="360" w:lineRule="auto"/>
               <w:jc w:val="both"/>
               <w:rPr>
                 <w:sz w:val="24"/>
@@ -17469,12 +18942,14 @@
           <w:tcPr>
             <w:tcW w:w="1637" w:type="dxa"/>
             <w:tcBorders>
+              <w:top w:val="single" w:sz="18" w:space="0" w:color="auto"/>
+              <w:left w:val="single" w:sz="18" w:space="0" w:color="auto"/>
               <w:bottom w:val="single" w:sz="18" w:space="0" w:color="auto"/>
+              <w:right w:val="single" w:sz="18" w:space="0" w:color="auto"/>
             </w:tcBorders>
           </w:tcPr>
           <w:p>
             <w:pPr>
-              <w:spacing w:line="360" w:lineRule="auto"/>
               <w:jc w:val="both"/>
               <w:rPr>
                 <w:sz w:val="24"/>
@@ -17495,11 +18970,12 @@
             <w:tcW w:w="1783" w:type="dxa"/>
             <w:tcBorders>
               <w:top w:val="single" w:sz="18" w:space="0" w:color="auto"/>
+              <w:left w:val="single" w:sz="18" w:space="0" w:color="auto"/>
+              <w:right w:val="single" w:sz="18" w:space="0" w:color="auto"/>
             </w:tcBorders>
           </w:tcPr>
           <w:p>
             <w:pPr>
-              <w:spacing w:line="360" w:lineRule="auto"/>
               <w:jc w:val="both"/>
               <w:rPr>
                 <w:sz w:val="24"/>
@@ -17518,11 +18994,12 @@
             <w:tcW w:w="1628" w:type="dxa"/>
             <w:tcBorders>
               <w:top w:val="single" w:sz="18" w:space="0" w:color="auto"/>
+              <w:left w:val="single" w:sz="18" w:space="0" w:color="auto"/>
+              <w:right w:val="single" w:sz="18" w:space="0" w:color="auto"/>
             </w:tcBorders>
           </w:tcPr>
           <w:p>
             <w:pPr>
-              <w:spacing w:line="360" w:lineRule="auto"/>
               <w:jc w:val="both"/>
               <w:rPr>
                 <w:sz w:val="24"/>
@@ -17532,7 +19009,7 @@
               <w:rPr>
                 <w:sz w:val="24"/>
               </w:rPr>
-              <w:t>0</w:t>
+              <w:t>2</w:t>
             </w:r>
           </w:p>
         </w:tc>
@@ -17541,11 +19018,12 @@
             <w:tcW w:w="1744" w:type="dxa"/>
             <w:tcBorders>
               <w:top w:val="single" w:sz="18" w:space="0" w:color="auto"/>
+              <w:left w:val="single" w:sz="18" w:space="0" w:color="auto"/>
+              <w:right w:val="single" w:sz="18" w:space="0" w:color="auto"/>
             </w:tcBorders>
           </w:tcPr>
           <w:p>
             <w:pPr>
-              <w:spacing w:line="360" w:lineRule="auto"/>
               <w:jc w:val="both"/>
               <w:rPr>
                 <w:sz w:val="24"/>
@@ -17564,11 +19042,12 @@
             <w:tcW w:w="1414" w:type="dxa"/>
             <w:tcBorders>
               <w:top w:val="single" w:sz="18" w:space="0" w:color="auto"/>
+              <w:left w:val="single" w:sz="18" w:space="0" w:color="auto"/>
+              <w:right w:val="single" w:sz="18" w:space="0" w:color="auto"/>
             </w:tcBorders>
           </w:tcPr>
           <w:p>
             <w:pPr>
-              <w:spacing w:line="360" w:lineRule="auto"/>
               <w:jc w:val="both"/>
               <w:rPr>
                 <w:sz w:val="24"/>
@@ -17587,11 +19066,12 @@
             <w:tcW w:w="1648" w:type="dxa"/>
             <w:tcBorders>
               <w:top w:val="single" w:sz="18" w:space="0" w:color="auto"/>
+              <w:left w:val="single" w:sz="18" w:space="0" w:color="auto"/>
+              <w:right w:val="single" w:sz="18" w:space="0" w:color="auto"/>
             </w:tcBorders>
           </w:tcPr>
           <w:p>
             <w:pPr>
-              <w:spacing w:line="360" w:lineRule="auto"/>
               <w:jc w:val="both"/>
               <w:rPr>
                 <w:sz w:val="24"/>
@@ -17610,11 +19090,152 @@
             <w:tcW w:w="1637" w:type="dxa"/>
             <w:tcBorders>
               <w:top w:val="single" w:sz="18" w:space="0" w:color="auto"/>
+              <w:left w:val="single" w:sz="18" w:space="0" w:color="auto"/>
+              <w:right w:val="single" w:sz="18" w:space="0" w:color="auto"/>
             </w:tcBorders>
           </w:tcPr>
           <w:p>
             <w:pPr>
-              <w:spacing w:line="360" w:lineRule="auto"/>
+              <w:jc w:val="both"/>
+              <w:rPr>
+                <w:sz w:val="24"/>
+              </w:rPr>
+            </w:pPr>
+            <w:r>
+              <w:rPr>
+                <w:sz w:val="24"/>
+              </w:rPr>
+              <w:t>2</w:t>
+            </w:r>
+          </w:p>
+        </w:tc>
+      </w:tr>
+      <w:tr>
+        <w:tc>
+          <w:tcPr>
+            <w:tcW w:w="1783" w:type="dxa"/>
+            <w:tcBorders>
+              <w:left w:val="single" w:sz="18" w:space="0" w:color="auto"/>
+              <w:right w:val="single" w:sz="18" w:space="0" w:color="auto"/>
+            </w:tcBorders>
+          </w:tcPr>
+          <w:p>
+            <w:pPr>
+              <w:jc w:val="both"/>
+              <w:rPr>
+                <w:sz w:val="24"/>
+              </w:rPr>
+            </w:pPr>
+            <w:r>
+              <w:rPr>
+                <w:sz w:val="24"/>
+              </w:rPr>
+              <w:t>Исправлено</w:t>
+            </w:r>
+          </w:p>
+        </w:tc>
+        <w:tc>
+          <w:tcPr>
+            <w:tcW w:w="1628" w:type="dxa"/>
+            <w:tcBorders>
+              <w:left w:val="single" w:sz="18" w:space="0" w:color="auto"/>
+              <w:right w:val="single" w:sz="18" w:space="0" w:color="auto"/>
+            </w:tcBorders>
+          </w:tcPr>
+          <w:p>
+            <w:pPr>
+              <w:jc w:val="both"/>
+              <w:rPr>
+                <w:sz w:val="24"/>
+              </w:rPr>
+            </w:pPr>
+            <w:r>
+              <w:rPr>
+                <w:sz w:val="24"/>
+              </w:rPr>
+              <w:t>0</w:t>
+            </w:r>
+          </w:p>
+        </w:tc>
+        <w:tc>
+          <w:tcPr>
+            <w:tcW w:w="1744" w:type="dxa"/>
+            <w:tcBorders>
+              <w:left w:val="single" w:sz="18" w:space="0" w:color="auto"/>
+              <w:right w:val="single" w:sz="18" w:space="0" w:color="auto"/>
+            </w:tcBorders>
+          </w:tcPr>
+          <w:p>
+            <w:pPr>
+              <w:jc w:val="both"/>
+              <w:rPr>
+                <w:sz w:val="24"/>
+              </w:rPr>
+            </w:pPr>
+            <w:r>
+              <w:rPr>
+                <w:sz w:val="24"/>
+              </w:rPr>
+              <w:t>0</w:t>
+            </w:r>
+          </w:p>
+        </w:tc>
+        <w:tc>
+          <w:tcPr>
+            <w:tcW w:w="1414" w:type="dxa"/>
+            <w:tcBorders>
+              <w:left w:val="single" w:sz="18" w:space="0" w:color="auto"/>
+              <w:right w:val="single" w:sz="18" w:space="0" w:color="auto"/>
+            </w:tcBorders>
+          </w:tcPr>
+          <w:p>
+            <w:pPr>
+              <w:jc w:val="both"/>
+              <w:rPr>
+                <w:sz w:val="24"/>
+              </w:rPr>
+            </w:pPr>
+            <w:r>
+              <w:rPr>
+                <w:sz w:val="24"/>
+              </w:rPr>
+              <w:t>0</w:t>
+            </w:r>
+          </w:p>
+        </w:tc>
+        <w:tc>
+          <w:tcPr>
+            <w:tcW w:w="1648" w:type="dxa"/>
+            <w:tcBorders>
+              <w:left w:val="single" w:sz="18" w:space="0" w:color="auto"/>
+              <w:right w:val="single" w:sz="18" w:space="0" w:color="auto"/>
+            </w:tcBorders>
+          </w:tcPr>
+          <w:p>
+            <w:pPr>
+              <w:jc w:val="both"/>
+              <w:rPr>
+                <w:sz w:val="24"/>
+              </w:rPr>
+            </w:pPr>
+            <w:r>
+              <w:rPr>
+                <w:sz w:val="24"/>
+              </w:rPr>
+              <w:t>0</w:t>
+            </w:r>
+          </w:p>
+        </w:tc>
+        <w:tc>
+          <w:tcPr>
+            <w:tcW w:w="1637" w:type="dxa"/>
+            <w:tcBorders>
+              <w:left w:val="single" w:sz="18" w:space="0" w:color="auto"/>
+              <w:right w:val="single" w:sz="18" w:space="0" w:color="auto"/>
+            </w:tcBorders>
+          </w:tcPr>
+          <w:p>
+            <w:pPr>
               <w:jc w:val="both"/>
               <w:rPr>
                 <w:sz w:val="24"/>
@@ -17633,10 +19254,13 @@
         <w:tc>
           <w:tcPr>
             <w:tcW w:w="1783" w:type="dxa"/>
+            <w:tcBorders>
+              <w:left w:val="single" w:sz="18" w:space="0" w:color="auto"/>
+              <w:right w:val="single" w:sz="18" w:space="0" w:color="auto"/>
+            </w:tcBorders>
           </w:tcPr>
           <w:p>
             <w:pPr>
-              <w:spacing w:line="360" w:lineRule="auto"/>
               <w:jc w:val="both"/>
               <w:rPr>
                 <w:sz w:val="24"/>
@@ -17646,17 +19270,20 @@
               <w:rPr>
                 <w:sz w:val="24"/>
               </w:rPr>
-              <w:t>Исправлено</w:t>
+              <w:t>Проверено</w:t>
             </w:r>
           </w:p>
         </w:tc>
         <w:tc>
           <w:tcPr>
             <w:tcW w:w="1628" w:type="dxa"/>
+            <w:tcBorders>
+              <w:left w:val="single" w:sz="18" w:space="0" w:color="auto"/>
+              <w:right w:val="single" w:sz="18" w:space="0" w:color="auto"/>
+            </w:tcBorders>
           </w:tcPr>
           <w:p>
             <w:pPr>
-              <w:spacing w:line="360" w:lineRule="auto"/>
               <w:jc w:val="both"/>
               <w:rPr>
                 <w:sz w:val="24"/>
@@ -17673,10 +19300,13 @@
         <w:tc>
           <w:tcPr>
             <w:tcW w:w="1744" w:type="dxa"/>
+            <w:tcBorders>
+              <w:left w:val="single" w:sz="18" w:space="0" w:color="auto"/>
+              <w:right w:val="single" w:sz="18" w:space="0" w:color="auto"/>
+            </w:tcBorders>
           </w:tcPr>
           <w:p>
             <w:pPr>
-              <w:spacing w:line="360" w:lineRule="auto"/>
               <w:jc w:val="both"/>
               <w:rPr>
                 <w:sz w:val="24"/>
@@ -17693,10 +19323,13 @@
         <w:tc>
           <w:tcPr>
             <w:tcW w:w="1414" w:type="dxa"/>
+            <w:tcBorders>
+              <w:left w:val="single" w:sz="18" w:space="0" w:color="auto"/>
+              <w:right w:val="single" w:sz="18" w:space="0" w:color="auto"/>
+            </w:tcBorders>
           </w:tcPr>
           <w:p>
             <w:pPr>
-              <w:spacing w:line="360" w:lineRule="auto"/>
               <w:jc w:val="both"/>
               <w:rPr>
                 <w:sz w:val="24"/>
@@ -17713,10 +19346,13 @@
         <w:tc>
           <w:tcPr>
             <w:tcW w:w="1648" w:type="dxa"/>
+            <w:tcBorders>
+              <w:left w:val="single" w:sz="18" w:space="0" w:color="auto"/>
+              <w:right w:val="single" w:sz="18" w:space="0" w:color="auto"/>
+            </w:tcBorders>
           </w:tcPr>
           <w:p>
             <w:pPr>
-              <w:spacing w:line="360" w:lineRule="auto"/>
               <w:jc w:val="both"/>
               <w:rPr>
                 <w:sz w:val="24"/>
@@ -17733,10 +19369,13 @@
         <w:tc>
           <w:tcPr>
             <w:tcW w:w="1637" w:type="dxa"/>
+            <w:tcBorders>
+              <w:left w:val="single" w:sz="18" w:space="0" w:color="auto"/>
+              <w:right w:val="single" w:sz="18" w:space="0" w:color="auto"/>
+            </w:tcBorders>
           </w:tcPr>
           <w:p>
             <w:pPr>
-              <w:spacing w:line="360" w:lineRule="auto"/>
               <w:jc w:val="both"/>
               <w:rPr>
                 <w:sz w:val="24"/>
@@ -17755,10 +19394,14 @@
         <w:tc>
           <w:tcPr>
             <w:tcW w:w="1783" w:type="dxa"/>
+            <w:tcBorders>
+              <w:left w:val="single" w:sz="18" w:space="0" w:color="auto"/>
+              <w:bottom w:val="single" w:sz="4" w:space="0" w:color="auto"/>
+              <w:right w:val="single" w:sz="18" w:space="0" w:color="auto"/>
+            </w:tcBorders>
           </w:tcPr>
           <w:p>
             <w:pPr>
-              <w:spacing w:line="360" w:lineRule="auto"/>
               <w:jc w:val="both"/>
               <w:rPr>
                 <w:sz w:val="24"/>
@@ -17768,17 +19411,21 @@
               <w:rPr>
                 <w:sz w:val="24"/>
               </w:rPr>
-              <w:t>Проверено</w:t>
+              <w:t>Открыто заново</w:t>
             </w:r>
           </w:p>
         </w:tc>
         <w:tc>
           <w:tcPr>
             <w:tcW w:w="1628" w:type="dxa"/>
+            <w:tcBorders>
+              <w:left w:val="single" w:sz="18" w:space="0" w:color="auto"/>
+              <w:bottom w:val="single" w:sz="4" w:space="0" w:color="auto"/>
+              <w:right w:val="single" w:sz="18" w:space="0" w:color="auto"/>
+            </w:tcBorders>
           </w:tcPr>
           <w:p>
             <w:pPr>
-              <w:spacing w:line="360" w:lineRule="auto"/>
               <w:jc w:val="both"/>
               <w:rPr>
                 <w:sz w:val="24"/>
@@ -17795,10 +19442,14 @@
         <w:tc>
           <w:tcPr>
             <w:tcW w:w="1744" w:type="dxa"/>
+            <w:tcBorders>
+              <w:left w:val="single" w:sz="18" w:space="0" w:color="auto"/>
+              <w:bottom w:val="single" w:sz="4" w:space="0" w:color="auto"/>
+              <w:right w:val="single" w:sz="18" w:space="0" w:color="auto"/>
+            </w:tcBorders>
           </w:tcPr>
           <w:p>
             <w:pPr>
-              <w:spacing w:line="360" w:lineRule="auto"/>
               <w:jc w:val="both"/>
               <w:rPr>
                 <w:sz w:val="24"/>
@@ -17815,10 +19466,14 @@
         <w:tc>
           <w:tcPr>
             <w:tcW w:w="1414" w:type="dxa"/>
+            <w:tcBorders>
+              <w:left w:val="single" w:sz="18" w:space="0" w:color="auto"/>
+              <w:bottom w:val="single" w:sz="4" w:space="0" w:color="auto"/>
+              <w:right w:val="single" w:sz="18" w:space="0" w:color="auto"/>
+            </w:tcBorders>
           </w:tcPr>
           <w:p>
             <w:pPr>
-              <w:spacing w:line="360" w:lineRule="auto"/>
               <w:jc w:val="both"/>
               <w:rPr>
                 <w:sz w:val="24"/>
@@ -17835,10 +19490,14 @@
         <w:tc>
           <w:tcPr>
             <w:tcW w:w="1648" w:type="dxa"/>
+            <w:tcBorders>
+              <w:left w:val="single" w:sz="18" w:space="0" w:color="auto"/>
+              <w:bottom w:val="single" w:sz="4" w:space="0" w:color="auto"/>
+              <w:right w:val="single" w:sz="18" w:space="0" w:color="auto"/>
+            </w:tcBorders>
           </w:tcPr>
           <w:p>
             <w:pPr>
-              <w:spacing w:line="360" w:lineRule="auto"/>
               <w:jc w:val="both"/>
               <w:rPr>
                 <w:sz w:val="24"/>
@@ -17855,10 +19514,14 @@
         <w:tc>
           <w:tcPr>
             <w:tcW w:w="1637" w:type="dxa"/>
+            <w:tcBorders>
+              <w:left w:val="single" w:sz="18" w:space="0" w:color="auto"/>
+              <w:bottom w:val="single" w:sz="4" w:space="0" w:color="auto"/>
+              <w:right w:val="single" w:sz="18" w:space="0" w:color="auto"/>
+            </w:tcBorders>
           </w:tcPr>
           <w:p>
             <w:pPr>
-              <w:spacing w:line="360" w:lineRule="auto"/>
               <w:jc w:val="both"/>
               <w:rPr>
                 <w:sz w:val="24"/>
@@ -17877,10 +19540,14 @@
         <w:tc>
           <w:tcPr>
             <w:tcW w:w="1783" w:type="dxa"/>
+            <w:tcBorders>
+              <w:left w:val="single" w:sz="18" w:space="0" w:color="auto"/>
+              <w:bottom w:val="single" w:sz="18" w:space="0" w:color="auto"/>
+              <w:right w:val="single" w:sz="18" w:space="0" w:color="auto"/>
+            </w:tcBorders>
           </w:tcPr>
           <w:p>
             <w:pPr>
-              <w:spacing w:line="360" w:lineRule="auto"/>
               <w:jc w:val="both"/>
               <w:rPr>
                 <w:sz w:val="24"/>
@@ -17890,17 +19557,21 @@
               <w:rPr>
                 <w:sz w:val="24"/>
               </w:rPr>
-              <w:t>Открыто заново</w:t>
+              <w:t>Отклонено</w:t>
             </w:r>
           </w:p>
         </w:tc>
         <w:tc>
           <w:tcPr>
             <w:tcW w:w="1628" w:type="dxa"/>
+            <w:tcBorders>
+              <w:left w:val="single" w:sz="18" w:space="0" w:color="auto"/>
+              <w:bottom w:val="single" w:sz="18" w:space="0" w:color="auto"/>
+              <w:right w:val="single" w:sz="18" w:space="0" w:color="auto"/>
+            </w:tcBorders>
           </w:tcPr>
           <w:p>
             <w:pPr>
-              <w:spacing w:line="360" w:lineRule="auto"/>
               <w:jc w:val="both"/>
               <w:rPr>
                 <w:sz w:val="24"/>
@@ -17917,10 +19588,14 @@
         <w:tc>
           <w:tcPr>
             <w:tcW w:w="1744" w:type="dxa"/>
+            <w:tcBorders>
+              <w:left w:val="single" w:sz="18" w:space="0" w:color="auto"/>
+              <w:bottom w:val="single" w:sz="18" w:space="0" w:color="auto"/>
+              <w:right w:val="single" w:sz="18" w:space="0" w:color="auto"/>
+            </w:tcBorders>
           </w:tcPr>
           <w:p>
             <w:pPr>
-              <w:spacing w:line="360" w:lineRule="auto"/>
               <w:jc w:val="both"/>
               <w:rPr>
                 <w:sz w:val="24"/>
@@ -17937,10 +19612,14 @@
         <w:tc>
           <w:tcPr>
             <w:tcW w:w="1414" w:type="dxa"/>
+            <w:tcBorders>
+              <w:left w:val="single" w:sz="18" w:space="0" w:color="auto"/>
+              <w:bottom w:val="single" w:sz="18" w:space="0" w:color="auto"/>
+              <w:right w:val="single" w:sz="18" w:space="0" w:color="auto"/>
+            </w:tcBorders>
           </w:tcPr>
           <w:p>
             <w:pPr>
-              <w:spacing w:line="360" w:lineRule="auto"/>
               <w:jc w:val="both"/>
               <w:rPr>
                 <w:sz w:val="24"/>
@@ -17957,10 +19636,14 @@
         <w:tc>
           <w:tcPr>
             <w:tcW w:w="1648" w:type="dxa"/>
+            <w:tcBorders>
+              <w:left w:val="single" w:sz="18" w:space="0" w:color="auto"/>
+              <w:bottom w:val="single" w:sz="18" w:space="0" w:color="auto"/>
+              <w:right w:val="single" w:sz="18" w:space="0" w:color="auto"/>
+            </w:tcBorders>
           </w:tcPr>
           <w:p>
             <w:pPr>
-              <w:spacing w:line="360" w:lineRule="auto"/>
               <w:jc w:val="both"/>
               <w:rPr>
                 <w:sz w:val="24"/>
@@ -17977,10 +19660,14 @@
         <w:tc>
           <w:tcPr>
             <w:tcW w:w="1637" w:type="dxa"/>
+            <w:tcBorders>
+              <w:left w:val="single" w:sz="18" w:space="0" w:color="auto"/>
+              <w:bottom w:val="single" w:sz="18" w:space="0" w:color="auto"/>
+              <w:right w:val="single" w:sz="18" w:space="0" w:color="auto"/>
+            </w:tcBorders>
           </w:tcPr>
           <w:p>
             <w:pPr>
-              <w:spacing w:line="360" w:lineRule="auto"/>
               <w:jc w:val="both"/>
               <w:rPr>
                 <w:sz w:val="24"/>
@@ -17991,6 +19678,181 @@
                 <w:sz w:val="24"/>
               </w:rPr>
               <w:t>0</w:t>
+            </w:r>
+          </w:p>
+        </w:tc>
+      </w:tr>
+    </w:tbl>
+    <w:p>
+      <w:pPr>
+        <w:spacing w:after="0" w:line="360" w:lineRule="exact"/>
+        <w:jc w:val="both"/>
+        <w:rPr>
+          <w:rFonts w:ascii="Times New Roman" w:hAnsi="Times New Roman" w:cs="Times New Roman"/>
+          <w:sz w:val="28"/>
+        </w:rPr>
+      </w:pPr>
+    </w:p>
+    <w:p>
+      <w:pPr>
+        <w:spacing w:after="0" w:line="360" w:lineRule="exact"/>
+        <w:ind w:firstLine="851"/>
+        <w:jc w:val="both"/>
+        <w:rPr>
+          <w:rFonts w:ascii="Times New Roman" w:hAnsi="Times New Roman" w:cs="Times New Roman"/>
+          <w:sz w:val="28"/>
+        </w:rPr>
+      </w:pPr>
+      <w:r>
+        <w:rPr>
+          <w:rFonts w:ascii="Times New Roman" w:hAnsi="Times New Roman" w:cs="Times New Roman"/>
+          <w:sz w:val="28"/>
+        </w:rPr>
+        <w:t>Список найденных дефектов представлен в таблице 4.5</w:t>
+      </w:r>
+    </w:p>
+    <w:p>
+      <w:pPr>
+        <w:spacing w:after="0" w:line="360" w:lineRule="exact"/>
+        <w:ind w:firstLine="851"/>
+        <w:jc w:val="both"/>
+        <w:rPr>
+          <w:rFonts w:ascii="Times New Roman" w:hAnsi="Times New Roman" w:cs="Times New Roman"/>
+          <w:sz w:val="28"/>
+        </w:rPr>
+      </w:pPr>
+    </w:p>
+    <w:p>
+      <w:pPr>
+        <w:spacing w:after="0" w:line="360" w:lineRule="exact"/>
+        <w:jc w:val="both"/>
+        <w:rPr>
+          <w:rFonts w:ascii="Times New Roman" w:hAnsi="Times New Roman" w:cs="Times New Roman"/>
+          <w:sz w:val="28"/>
+        </w:rPr>
+      </w:pPr>
+      <w:r>
+        <w:rPr>
+          <w:rFonts w:ascii="Times New Roman" w:hAnsi="Times New Roman" w:cs="Times New Roman"/>
+          <w:sz w:val="28"/>
+        </w:rPr>
+        <w:t>Таблица 4.5 – Список найденных дефектов</w:t>
+      </w:r>
+    </w:p>
+    <w:tbl>
+      <w:tblPr>
+        <w:tblStyle w:val="a9"/>
+        <w:tblW w:w="0" w:type="auto"/>
+        <w:tblLook w:val="04A0" w:firstRow="1" w:lastRow="0" w:firstColumn="1" w:lastColumn="0" w:noHBand="0" w:noVBand="1"/>
+      </w:tblPr>
+      <w:tblGrid>
+        <w:gridCol w:w="2101"/>
+        <w:gridCol w:w="1704"/>
+        <w:gridCol w:w="3657"/>
+        <w:gridCol w:w="2356"/>
+      </w:tblGrid>
+      <w:tr>
+        <w:tc>
+          <w:tcPr>
+            <w:tcW w:w="2101" w:type="dxa"/>
+            <w:tcBorders>
+              <w:top w:val="single" w:sz="18" w:space="0" w:color="auto"/>
+              <w:left w:val="single" w:sz="18" w:space="0" w:color="auto"/>
+              <w:bottom w:val="single" w:sz="18" w:space="0" w:color="auto"/>
+              <w:right w:val="single" w:sz="18" w:space="0" w:color="auto"/>
+            </w:tcBorders>
+          </w:tcPr>
+          <w:p>
+            <w:pPr>
+              <w:rPr>
+                <w:sz w:val="24"/>
+                <w:szCs w:val="24"/>
+              </w:rPr>
+            </w:pPr>
+            <w:r>
+              <w:rPr>
+                <w:sz w:val="24"/>
+                <w:szCs w:val="24"/>
+              </w:rPr>
+              <w:t>Идентификатор</w:t>
+            </w:r>
+          </w:p>
+        </w:tc>
+        <w:tc>
+          <w:tcPr>
+            <w:tcW w:w="1704" w:type="dxa"/>
+            <w:tcBorders>
+              <w:top w:val="single" w:sz="18" w:space="0" w:color="auto"/>
+              <w:left w:val="single" w:sz="18" w:space="0" w:color="auto"/>
+              <w:bottom w:val="single" w:sz="18" w:space="0" w:color="auto"/>
+              <w:right w:val="single" w:sz="18" w:space="0" w:color="auto"/>
+            </w:tcBorders>
+          </w:tcPr>
+          <w:p>
+            <w:pPr>
+              <w:rPr>
+                <w:sz w:val="24"/>
+                <w:szCs w:val="24"/>
+              </w:rPr>
+            </w:pPr>
+            <w:r>
+              <w:rPr>
+                <w:sz w:val="24"/>
+                <w:szCs w:val="24"/>
+              </w:rPr>
+              <w:t>Важность</w:t>
+            </w:r>
+          </w:p>
+        </w:tc>
+        <w:tc>
+          <w:tcPr>
+            <w:tcW w:w="3657" w:type="dxa"/>
+            <w:tcBorders>
+              <w:top w:val="single" w:sz="18" w:space="0" w:color="auto"/>
+              <w:left w:val="single" w:sz="18" w:space="0" w:color="auto"/>
+              <w:bottom w:val="single" w:sz="18" w:space="0" w:color="auto"/>
+              <w:right w:val="single" w:sz="18" w:space="0" w:color="auto"/>
+            </w:tcBorders>
+          </w:tcPr>
+          <w:p>
+            <w:pPr>
+              <w:rPr>
+                <w:sz w:val="24"/>
+                <w:szCs w:val="24"/>
+              </w:rPr>
+            </w:pPr>
+            <w:r>
+              <w:rPr>
+                <w:sz w:val="24"/>
+                <w:szCs w:val="24"/>
+              </w:rPr>
+              <w:t>Описание</w:t>
+            </w:r>
+          </w:p>
+        </w:tc>
+        <w:tc>
+          <w:tcPr>
+            <w:tcW w:w="2356" w:type="dxa"/>
+            <w:tcBorders>
+              <w:top w:val="single" w:sz="18" w:space="0" w:color="auto"/>
+              <w:left w:val="single" w:sz="18" w:space="0" w:color="auto"/>
+              <w:bottom w:val="single" w:sz="18" w:space="0" w:color="auto"/>
+              <w:right w:val="single" w:sz="18" w:space="0" w:color="auto"/>
+            </w:tcBorders>
+          </w:tcPr>
+          <w:p>
+            <w:pPr>
+              <w:rPr>
+                <w:sz w:val="24"/>
+                <w:szCs w:val="24"/>
+              </w:rPr>
+            </w:pPr>
+            <w:r>
+              <w:rPr>
+                <w:sz w:val="24"/>
+                <w:szCs w:val="24"/>
+              </w:rPr>
+              <w:t>Статус</w:t>
             </w:r>
           </w:p>
         </w:tc>
@@ -17998,121 +19860,269 @@
       <w:tr>
         <w:tc>
           <w:tcPr>
-            <w:tcW w:w="1783" w:type="dxa"/>
+            <w:tcW w:w="2101" w:type="dxa"/>
+            <w:tcBorders>
+              <w:top w:val="single" w:sz="18" w:space="0" w:color="auto"/>
+              <w:left w:val="single" w:sz="18" w:space="0" w:color="auto"/>
+              <w:bottom w:val="single" w:sz="4" w:space="0" w:color="auto"/>
+              <w:right w:val="single" w:sz="18" w:space="0" w:color="auto"/>
+            </w:tcBorders>
           </w:tcPr>
           <w:p>
             <w:pPr>
-              <w:spacing w:line="360" w:lineRule="auto"/>
-              <w:jc w:val="both"/>
-              <w:rPr>
-                <w:sz w:val="24"/>
+              <w:rPr>
+                <w:sz w:val="24"/>
+                <w:szCs w:val="24"/>
+                <w:lang w:val="en-US"/>
               </w:rPr>
             </w:pPr>
             <w:r>
               <w:rPr>
                 <w:sz w:val="24"/>
-              </w:rPr>
-              <w:t>Отклонено</w:t>
+                <w:szCs w:val="24"/>
+                <w:lang w:val="en-US"/>
+              </w:rPr>
+              <w:t>D_01</w:t>
             </w:r>
           </w:p>
         </w:tc>
         <w:tc>
           <w:tcPr>
-            <w:tcW w:w="1628" w:type="dxa"/>
+            <w:tcW w:w="1704" w:type="dxa"/>
+            <w:tcBorders>
+              <w:top w:val="single" w:sz="18" w:space="0" w:color="auto"/>
+              <w:left w:val="single" w:sz="18" w:space="0" w:color="auto"/>
+              <w:bottom w:val="single" w:sz="4" w:space="0" w:color="auto"/>
+              <w:right w:val="single" w:sz="18" w:space="0" w:color="auto"/>
+            </w:tcBorders>
           </w:tcPr>
           <w:p>
             <w:pPr>
-              <w:spacing w:line="360" w:lineRule="auto"/>
-              <w:jc w:val="both"/>
-              <w:rPr>
-                <w:sz w:val="24"/>
+              <w:rPr>
+                <w:sz w:val="24"/>
+                <w:szCs w:val="24"/>
               </w:rPr>
             </w:pPr>
             <w:r>
               <w:rPr>
                 <w:sz w:val="24"/>
-              </w:rPr>
-              <w:t>0</w:t>
+                <w:szCs w:val="24"/>
+              </w:rPr>
+              <w:t>Низкая</w:t>
             </w:r>
           </w:p>
         </w:tc>
         <w:tc>
           <w:tcPr>
-            <w:tcW w:w="1744" w:type="dxa"/>
+            <w:tcW w:w="3657" w:type="dxa"/>
+            <w:tcBorders>
+              <w:top w:val="single" w:sz="18" w:space="0" w:color="auto"/>
+              <w:left w:val="single" w:sz="18" w:space="0" w:color="auto"/>
+              <w:bottom w:val="single" w:sz="4" w:space="0" w:color="auto"/>
+              <w:right w:val="single" w:sz="18" w:space="0" w:color="auto"/>
+            </w:tcBorders>
           </w:tcPr>
           <w:p>
             <w:pPr>
-              <w:spacing w:line="360" w:lineRule="auto"/>
-              <w:jc w:val="both"/>
-              <w:rPr>
-                <w:sz w:val="24"/>
+              <w:rPr>
+                <w:sz w:val="24"/>
+                <w:szCs w:val="24"/>
               </w:rPr>
             </w:pPr>
             <w:r>
               <w:rPr>
                 <w:sz w:val="24"/>
-              </w:rPr>
-              <w:t>0</w:t>
+                <w:szCs w:val="24"/>
+              </w:rPr>
+              <w:t xml:space="preserve">Компонент </w:t>
+            </w:r>
+            <w:r>
+              <w:rPr>
+                <w:sz w:val="24"/>
+                <w:szCs w:val="24"/>
+                <w:lang w:val="en-US"/>
+              </w:rPr>
+              <w:t>bootstrap</w:t>
+            </w:r>
+            <w:r>
+              <w:rPr>
+                <w:sz w:val="24"/>
+                <w:szCs w:val="24"/>
+              </w:rPr>
+              <w:t xml:space="preserve"> </w:t>
+            </w:r>
+            <w:r>
+              <w:rPr>
+                <w:sz w:val="24"/>
+                <w:szCs w:val="24"/>
+                <w:lang w:val="en-US"/>
+              </w:rPr>
+              <w:t>popover</w:t>
+            </w:r>
+            <w:r>
+              <w:rPr>
+                <w:sz w:val="24"/>
+                <w:szCs w:val="24"/>
+              </w:rPr>
+              <w:t xml:space="preserve"> отображается только после прокрутки вверх или вниз</w:t>
             </w:r>
           </w:p>
         </w:tc>
         <w:tc>
           <w:tcPr>
-            <w:tcW w:w="1414" w:type="dxa"/>
+            <w:tcW w:w="2356" w:type="dxa"/>
+            <w:tcBorders>
+              <w:top w:val="single" w:sz="18" w:space="0" w:color="auto"/>
+              <w:left w:val="single" w:sz="18" w:space="0" w:color="auto"/>
+              <w:bottom w:val="single" w:sz="4" w:space="0" w:color="auto"/>
+              <w:right w:val="single" w:sz="18" w:space="0" w:color="auto"/>
+            </w:tcBorders>
           </w:tcPr>
           <w:p>
             <w:pPr>
-              <w:spacing w:line="360" w:lineRule="auto"/>
-              <w:jc w:val="both"/>
-              <w:rPr>
-                <w:sz w:val="24"/>
+              <w:rPr>
+                <w:sz w:val="24"/>
+                <w:szCs w:val="24"/>
               </w:rPr>
             </w:pPr>
             <w:r>
               <w:rPr>
                 <w:sz w:val="24"/>
-              </w:rPr>
-              <w:t>0</w:t>
+                <w:szCs w:val="24"/>
+              </w:rPr>
+              <w:t>Не исправлено</w:t>
+            </w:r>
+          </w:p>
+        </w:tc>
+      </w:tr>
+      <w:tr>
+        <w:tc>
+          <w:tcPr>
+            <w:tcW w:w="2101" w:type="dxa"/>
+            <w:tcBorders>
+              <w:left w:val="single" w:sz="18" w:space="0" w:color="auto"/>
+              <w:bottom w:val="single" w:sz="18" w:space="0" w:color="auto"/>
+              <w:right w:val="single" w:sz="18" w:space="0" w:color="auto"/>
+            </w:tcBorders>
+          </w:tcPr>
+          <w:p>
+            <w:pPr>
+              <w:rPr>
+                <w:sz w:val="24"/>
+                <w:szCs w:val="24"/>
+              </w:rPr>
+            </w:pPr>
+            <w:r>
+              <w:rPr>
+                <w:sz w:val="24"/>
+                <w:szCs w:val="24"/>
+                <w:lang w:val="en-US"/>
+              </w:rPr>
+              <w:t>D_02</w:t>
             </w:r>
           </w:p>
         </w:tc>
         <w:tc>
           <w:tcPr>
-            <w:tcW w:w="1648" w:type="dxa"/>
+            <w:tcW w:w="1704" w:type="dxa"/>
+            <w:tcBorders>
+              <w:left w:val="single" w:sz="18" w:space="0" w:color="auto"/>
+              <w:bottom w:val="single" w:sz="18" w:space="0" w:color="auto"/>
+              <w:right w:val="single" w:sz="18" w:space="0" w:color="auto"/>
+            </w:tcBorders>
           </w:tcPr>
           <w:p>
             <w:pPr>
-              <w:spacing w:line="360" w:lineRule="auto"/>
-              <w:jc w:val="both"/>
-              <w:rPr>
-                <w:sz w:val="24"/>
+              <w:rPr>
+                <w:sz w:val="24"/>
+                <w:szCs w:val="24"/>
               </w:rPr>
             </w:pPr>
             <w:r>
               <w:rPr>
                 <w:sz w:val="24"/>
-              </w:rPr>
-              <w:t>0</w:t>
+                <w:szCs w:val="24"/>
+              </w:rPr>
+              <w:t>Низкая</w:t>
             </w:r>
           </w:p>
         </w:tc>
         <w:tc>
           <w:tcPr>
-            <w:tcW w:w="1637" w:type="dxa"/>
+            <w:tcW w:w="3657" w:type="dxa"/>
+            <w:tcBorders>
+              <w:left w:val="single" w:sz="18" w:space="0" w:color="auto"/>
+              <w:bottom w:val="single" w:sz="18" w:space="0" w:color="auto"/>
+              <w:right w:val="single" w:sz="18" w:space="0" w:color="auto"/>
+            </w:tcBorders>
           </w:tcPr>
           <w:p>
             <w:pPr>
-              <w:spacing w:line="360" w:lineRule="auto"/>
-              <w:jc w:val="both"/>
-              <w:rPr>
-                <w:sz w:val="24"/>
+              <w:rPr>
+                <w:sz w:val="24"/>
+                <w:szCs w:val="24"/>
               </w:rPr>
             </w:pPr>
             <w:r>
               <w:rPr>
                 <w:sz w:val="24"/>
-              </w:rPr>
-              <w:t>0</w:t>
+                <w:szCs w:val="24"/>
+              </w:rPr>
+              <w:t xml:space="preserve">Стрелочка вниз от компонента </w:t>
+            </w:r>
+            <w:r>
+              <w:rPr>
+                <w:sz w:val="24"/>
+                <w:szCs w:val="24"/>
+                <w:lang w:val="en-US"/>
+              </w:rPr>
+              <w:t>bootstrap</w:t>
+            </w:r>
+            <w:r>
+              <w:rPr>
+                <w:sz w:val="24"/>
+                <w:szCs w:val="24"/>
+              </w:rPr>
+              <w:t xml:space="preserve"> выпадающего списка</w:t>
+            </w:r>
+            <w:r>
+              <w:rPr>
+                <w:sz w:val="24"/>
+                <w:szCs w:val="24"/>
+              </w:rPr>
+              <w:t xml:space="preserve"> </w:t>
+            </w:r>
+            <w:r>
+              <w:rPr>
+                <w:sz w:val="24"/>
+                <w:szCs w:val="24"/>
+              </w:rPr>
+              <w:t>в навигационной панели во вкладке «акции» не невидимый</w:t>
+            </w:r>
+          </w:p>
+        </w:tc>
+        <w:tc>
+          <w:tcPr>
+            <w:tcW w:w="2356" w:type="dxa"/>
+            <w:tcBorders>
+              <w:left w:val="single" w:sz="18" w:space="0" w:color="auto"/>
+              <w:bottom w:val="single" w:sz="18" w:space="0" w:color="auto"/>
+              <w:right w:val="single" w:sz="18" w:space="0" w:color="auto"/>
+            </w:tcBorders>
+          </w:tcPr>
+          <w:p>
+            <w:pPr>
+              <w:rPr>
+                <w:sz w:val="24"/>
+                <w:szCs w:val="24"/>
+              </w:rPr>
+            </w:pPr>
+            <w:r>
+              <w:rPr>
+                <w:sz w:val="24"/>
+                <w:szCs w:val="24"/>
+              </w:rPr>
+              <w:t>Не исправлено</w:t>
             </w:r>
           </w:p>
         </w:tc>
@@ -18128,48 +20138,51 @@
           <w:sz w:val="28"/>
         </w:rPr>
       </w:pPr>
-      <w:r>
-        <w:rPr>
-          <w:rFonts w:ascii="Times New Roman" w:hAnsi="Times New Roman" w:cs="Times New Roman"/>
-          <w:sz w:val="28"/>
-        </w:rPr>
-        <w:lastRenderedPageBreak/>
-        <w:t xml:space="preserve">Вывод: </w:t>
-      </w:r>
-      <w:r>
-        <w:rPr>
-          <w:rFonts w:ascii="Times New Roman" w:hAnsi="Times New Roman" w:cs="Times New Roman"/>
-          <w:sz w:val="28"/>
-        </w:rPr>
-        <w:t>в</w:t>
-      </w:r>
-      <w:r>
-        <w:rPr>
-          <w:rFonts w:ascii="Times New Roman" w:hAnsi="Times New Roman" w:cs="Times New Roman"/>
-          <w:sz w:val="28"/>
-        </w:rPr>
-        <w:t xml:space="preserve"> ходе тестирования была выполнена проверка реализованного функционала программного продукта. По результатам проведённых испытаний установлено, что разработанное решение соответствует предъявляемым техническим требованиям и обеспечивает корректную работу всех предусмотренных элементов интерфейса.</w:t>
-      </w:r>
-      <w:r>
-        <w:rPr>
-          <w:rFonts w:ascii="Times New Roman" w:hAnsi="Times New Roman" w:cs="Times New Roman"/>
-          <w:sz w:val="28"/>
-        </w:rPr>
-        <w:t xml:space="preserve"> </w:t>
-      </w:r>
-      <w:r>
-        <w:rPr>
-          <w:rFonts w:ascii="Times New Roman" w:hAnsi="Times New Roman" w:cs="Times New Roman"/>
-          <w:sz w:val="28"/>
-        </w:rPr>
-        <w:t>Критических и блокирующих дефектов обнаружено не было. Программный продукт может быть рекомендован к эксплуатации.</w:t>
-      </w:r>
     </w:p>
     <w:p>
       <w:pPr>
         <w:spacing w:after="0" w:line="360" w:lineRule="exact"/>
         <w:ind w:firstLine="851"/>
         <w:jc w:val="both"/>
+        <w:rPr>
+          <w:rFonts w:ascii="Times New Roman" w:hAnsi="Times New Roman" w:cs="Times New Roman"/>
+          <w:sz w:val="28"/>
+        </w:rPr>
+      </w:pPr>
+      <w:r>
+        <w:rPr>
+          <w:rFonts w:ascii="Times New Roman" w:hAnsi="Times New Roman" w:cs="Times New Roman"/>
+          <w:sz w:val="28"/>
+        </w:rPr>
+        <w:t xml:space="preserve">Вывод: в ходе тестирования был проверен реализованный функционал, который полностью соответствует </w:t>
+      </w:r>
+      <w:proofErr w:type="spellStart"/>
+      <w:r>
+        <w:rPr>
+          <w:rFonts w:ascii="Times New Roman" w:hAnsi="Times New Roman" w:cs="Times New Roman"/>
+          <w:sz w:val="28"/>
+        </w:rPr>
+        <w:t>предьявляемым</w:t>
+      </w:r>
+      <w:proofErr w:type="spellEnd"/>
+      <w:r>
+        <w:rPr>
+          <w:rFonts w:ascii="Times New Roman" w:hAnsi="Times New Roman" w:cs="Times New Roman"/>
+          <w:sz w:val="28"/>
+        </w:rPr>
+        <w:t xml:space="preserve"> техническим требованиям.</w:t>
+      </w:r>
+      <w:r>
+        <w:rPr>
+          <w:rFonts w:ascii="Times New Roman" w:hAnsi="Times New Roman" w:cs="Times New Roman"/>
+          <w:sz w:val="28"/>
+        </w:rPr>
+        <w:br/>
+        <w:t>Критических и блокирующих ошибок не обнаружено. Программный продукт готов к эксплуатации.</w:t>
+      </w:r>
+    </w:p>
+    <w:p>
+      <w:pPr>
         <w:rPr>
           <w:rFonts w:ascii="Times New Roman" w:hAnsi="Times New Roman" w:cs="Times New Roman"/>
           <w:sz w:val="28"/>
@@ -18424,17 +20437,258 @@
           <w:sz w:val="28"/>
           <w:szCs w:val="28"/>
         </w:rPr>
+        <w:t xml:space="preserve"> https://github.com/Yellowisp53/Yellowisp53.github.io</w:t>
+      </w:r>
+    </w:p>
+    <w:p>
+      <w:pPr>
+        <w:spacing w:after="0" w:line="360" w:lineRule="exact"/>
+        <w:ind w:firstLine="851"/>
+        <w:jc w:val="both"/>
+        <w:rPr>
+          <w:rFonts w:ascii="Times New Roman" w:hAnsi="Times New Roman" w:cs="Times New Roman"/>
+          <w:bCs/>
+          <w:sz w:val="28"/>
+          <w:szCs w:val="28"/>
+        </w:rPr>
+      </w:pPr>
+      <w:r>
+        <w:rPr>
+          <w:rFonts w:ascii="Times New Roman" w:hAnsi="Times New Roman" w:cs="Times New Roman"/>
+          <w:bCs/>
+          <w:sz w:val="28"/>
+          <w:szCs w:val="28"/>
+        </w:rPr>
+        <w:t xml:space="preserve">Для публикации веб-сайта использован сервис </w:t>
+      </w:r>
+      <w:proofErr w:type="spellStart"/>
+      <w:r>
+        <w:rPr>
+          <w:rFonts w:ascii="Times New Roman" w:hAnsi="Times New Roman" w:cs="Times New Roman"/>
+          <w:bCs/>
+          <w:sz w:val="28"/>
+          <w:szCs w:val="28"/>
+        </w:rPr>
+        <w:t>GitHub</w:t>
+      </w:r>
+      <w:proofErr w:type="spellEnd"/>
+      <w:r>
+        <w:rPr>
+          <w:rFonts w:ascii="Times New Roman" w:hAnsi="Times New Roman" w:cs="Times New Roman"/>
+          <w:bCs/>
+          <w:sz w:val="28"/>
+          <w:szCs w:val="28"/>
+        </w:rPr>
         <w:t xml:space="preserve"> </w:t>
       </w:r>
-      <w:r>
+      <w:proofErr w:type="spellStart"/>
+      <w:r>
+        <w:rPr>
+          <w:rFonts w:ascii="Times New Roman" w:hAnsi="Times New Roman" w:cs="Times New Roman"/>
+          <w:bCs/>
+          <w:sz w:val="28"/>
+          <w:szCs w:val="28"/>
+        </w:rPr>
+        <w:t>Pages</w:t>
+      </w:r>
+      <w:proofErr w:type="spellEnd"/>
+      <w:r>
+        <w:rPr>
+          <w:rFonts w:ascii="Times New Roman" w:hAnsi="Times New Roman" w:cs="Times New Roman"/>
+          <w:bCs/>
+          <w:sz w:val="28"/>
+          <w:szCs w:val="28"/>
+        </w:rPr>
+        <w:t xml:space="preserve">, предоставляющий возможность бесплатного размещения статических веб-ресурсов непосредственно из репозитория. Для этого в настройках репозитория был выбран раздел </w:t>
+      </w:r>
+      <w:proofErr w:type="spellStart"/>
+      <w:r>
+        <w:rPr>
+          <w:rFonts w:ascii="Times New Roman" w:hAnsi="Times New Roman" w:cs="Times New Roman"/>
+          <w:bCs/>
+          <w:sz w:val="28"/>
+          <w:szCs w:val="28"/>
+        </w:rPr>
+        <w:t>Pages</w:t>
+      </w:r>
+      <w:proofErr w:type="spellEnd"/>
+      <w:r>
+        <w:rPr>
+          <w:rFonts w:ascii="Times New Roman" w:hAnsi="Times New Roman" w:cs="Times New Roman"/>
+          <w:bCs/>
+          <w:sz w:val="28"/>
+          <w:szCs w:val="28"/>
+        </w:rPr>
+        <w:t>, после чего в качестве источника публикации указана основная ветка проекта.</w:t>
+      </w:r>
+    </w:p>
+    <w:p>
+      <w:pPr>
+        <w:spacing w:after="0" w:line="360" w:lineRule="exact"/>
+        <w:ind w:firstLine="851"/>
+        <w:jc w:val="both"/>
+        <w:rPr>
+          <w:rFonts w:ascii="Times New Roman" w:hAnsi="Times New Roman" w:cs="Times New Roman"/>
+          <w:bCs/>
+          <w:sz w:val="28"/>
+          <w:szCs w:val="28"/>
+        </w:rPr>
+      </w:pPr>
+      <w:r>
+        <w:rPr>
+          <w:rFonts w:ascii="Times New Roman" w:hAnsi="Times New Roman" w:cs="Times New Roman"/>
+          <w:bCs/>
+          <w:sz w:val="28"/>
+          <w:szCs w:val="28"/>
+        </w:rPr>
+        <w:t xml:space="preserve">После сохранения настроек сервис </w:t>
+      </w:r>
+      <w:proofErr w:type="spellStart"/>
+      <w:r>
+        <w:rPr>
+          <w:rFonts w:ascii="Times New Roman" w:hAnsi="Times New Roman" w:cs="Times New Roman"/>
+          <w:bCs/>
+          <w:sz w:val="28"/>
+          <w:szCs w:val="28"/>
+        </w:rPr>
+        <w:t>GitHub</w:t>
+      </w:r>
+      <w:proofErr w:type="spellEnd"/>
+      <w:r>
+        <w:rPr>
+          <w:rFonts w:ascii="Times New Roman" w:hAnsi="Times New Roman" w:cs="Times New Roman"/>
+          <w:bCs/>
+          <w:sz w:val="28"/>
+          <w:szCs w:val="28"/>
+        </w:rPr>
+        <w:t xml:space="preserve"> </w:t>
+      </w:r>
+      <w:proofErr w:type="spellStart"/>
+      <w:r>
+        <w:rPr>
+          <w:rFonts w:ascii="Times New Roman" w:hAnsi="Times New Roman" w:cs="Times New Roman"/>
+          <w:bCs/>
+          <w:sz w:val="28"/>
+          <w:szCs w:val="28"/>
+        </w:rPr>
+        <w:t>Pages</w:t>
+      </w:r>
+      <w:proofErr w:type="spellEnd"/>
+      <w:r>
+        <w:rPr>
+          <w:rFonts w:ascii="Times New Roman" w:hAnsi="Times New Roman" w:cs="Times New Roman"/>
+          <w:bCs/>
+          <w:sz w:val="28"/>
+          <w:szCs w:val="28"/>
+        </w:rPr>
+        <w:t xml:space="preserve"> автоматически выполнил сборку и развёртывание сайта. По завершении публикации веб-ресурс стал доступен в сети Интернет по постоянному адресу.</w:t>
+      </w:r>
+    </w:p>
+    <w:p>
+      <w:pPr>
+        <w:spacing w:after="0" w:line="360" w:lineRule="exact"/>
+        <w:ind w:firstLine="851"/>
+        <w:jc w:val="both"/>
+        <w:rPr>
+          <w:rFonts w:ascii="Times New Roman" w:hAnsi="Times New Roman" w:cs="Times New Roman"/>
+          <w:bCs/>
+          <w:sz w:val="28"/>
+          <w:szCs w:val="28"/>
+        </w:rPr>
+      </w:pPr>
+      <w:r>
+        <w:rPr>
+          <w:rFonts w:ascii="Times New Roman" w:hAnsi="Times New Roman" w:cs="Times New Roman"/>
+          <w:bCs/>
+          <w:sz w:val="28"/>
+          <w:szCs w:val="28"/>
+        </w:rPr>
+        <w:t>Разработанный веб-сайт интернет-магазина спортивных товаров «</w:t>
+      </w:r>
+      <w:proofErr w:type="spellStart"/>
+      <w:r>
+        <w:rPr>
+          <w:rFonts w:ascii="Times New Roman" w:hAnsi="Times New Roman" w:cs="Times New Roman"/>
+          <w:bCs/>
+          <w:sz w:val="28"/>
+          <w:szCs w:val="28"/>
+        </w:rPr>
+        <w:t>GreaTime</w:t>
+      </w:r>
+      <w:proofErr w:type="spellEnd"/>
+      <w:r>
+        <w:rPr>
+          <w:rFonts w:ascii="Times New Roman" w:hAnsi="Times New Roman" w:cs="Times New Roman"/>
+          <w:bCs/>
+          <w:sz w:val="28"/>
+          <w:szCs w:val="28"/>
+        </w:rPr>
+        <w:t xml:space="preserve">» размещён на платформе </w:t>
+      </w:r>
+      <w:proofErr w:type="spellStart"/>
+      <w:r>
+        <w:rPr>
+          <w:rFonts w:ascii="Times New Roman" w:hAnsi="Times New Roman" w:cs="Times New Roman"/>
+          <w:bCs/>
+          <w:sz w:val="28"/>
+          <w:szCs w:val="28"/>
+        </w:rPr>
+        <w:t>GitHub</w:t>
+      </w:r>
+      <w:proofErr w:type="spellEnd"/>
+      <w:r>
+        <w:rPr>
+          <w:rFonts w:ascii="Times New Roman" w:hAnsi="Times New Roman" w:cs="Times New Roman"/>
+          <w:bCs/>
+          <w:sz w:val="28"/>
+          <w:szCs w:val="28"/>
+        </w:rPr>
+        <w:t xml:space="preserve">. В репозиторий загружены все файлы проекта, включая HTML-документы, CSS-стили, изображения, иконки и компоненты </w:t>
+      </w:r>
+      <w:proofErr w:type="spellStart"/>
+      <w:r>
+        <w:rPr>
+          <w:rFonts w:ascii="Times New Roman" w:hAnsi="Times New Roman" w:cs="Times New Roman"/>
+          <w:bCs/>
+          <w:sz w:val="28"/>
+          <w:szCs w:val="28"/>
+        </w:rPr>
+        <w:t>Bootstrap</w:t>
+      </w:r>
+      <w:proofErr w:type="spellEnd"/>
+      <w:r>
+        <w:rPr>
+          <w:rFonts w:ascii="Times New Roman" w:hAnsi="Times New Roman" w:cs="Times New Roman"/>
+          <w:bCs/>
+          <w:sz w:val="28"/>
+          <w:szCs w:val="28"/>
+        </w:rPr>
+        <w:t>.</w:t>
+      </w:r>
+    </w:p>
+    <w:p>
+      <w:pPr>
+        <w:spacing w:after="0" w:line="360" w:lineRule="exact"/>
+        <w:ind w:firstLine="851"/>
+        <w:jc w:val="both"/>
         <w:rPr>
           <w:rStyle w:val="af2"/>
           <w:rFonts w:ascii="Times New Roman" w:hAnsi="Times New Roman" w:cs="Times New Roman"/>
           <w:bCs/>
-          <w:sz w:val="28"/>
-          <w:szCs w:val="28"/>
-        </w:rPr>
-        <w:t>https://github.com/Yellowisp53/Yellowisp53.github.io</w:t>
+          <w:color w:val="auto"/>
+          <w:sz w:val="28"/>
+          <w:szCs w:val="28"/>
+          <w:u w:val="none"/>
+        </w:rPr>
+      </w:pPr>
+      <w:r>
+        <w:rPr>
+          <w:rFonts w:ascii="Times New Roman" w:hAnsi="Times New Roman" w:cs="Times New Roman"/>
+          <w:bCs/>
+          <w:sz w:val="28"/>
+          <w:szCs w:val="28"/>
+        </w:rPr>
+        <w:t>Опубликованная версия сайта доступна по ссылке:</w:t>
       </w:r>
     </w:p>
     <w:p>
@@ -18449,75 +20703,18 @@
           <w:szCs w:val="28"/>
         </w:rPr>
       </w:pPr>
-      <w:r>
-        <w:rPr>
-          <w:rFonts w:ascii="Times New Roman" w:hAnsi="Times New Roman" w:cs="Times New Roman"/>
-          <w:bCs/>
-          <w:sz w:val="28"/>
-          <w:szCs w:val="28"/>
-        </w:rPr>
-        <w:t xml:space="preserve">Для публикации веб-сайта использован сервис </w:t>
-      </w:r>
-      <w:proofErr w:type="spellStart"/>
-      <w:r>
-        <w:rPr>
-          <w:rFonts w:ascii="Times New Roman" w:hAnsi="Times New Roman" w:cs="Times New Roman"/>
-          <w:bCs/>
-          <w:sz w:val="28"/>
-          <w:szCs w:val="28"/>
-        </w:rPr>
-        <w:t>GitHub</w:t>
-      </w:r>
-      <w:proofErr w:type="spellEnd"/>
-      <w:r>
-        <w:rPr>
-          <w:rFonts w:ascii="Times New Roman" w:hAnsi="Times New Roman" w:cs="Times New Roman"/>
-          <w:bCs/>
-          <w:sz w:val="28"/>
-          <w:szCs w:val="28"/>
-        </w:rPr>
-        <w:t xml:space="preserve"> </w:t>
-      </w:r>
-      <w:proofErr w:type="spellStart"/>
-      <w:r>
-        <w:rPr>
-          <w:rFonts w:ascii="Times New Roman" w:hAnsi="Times New Roman" w:cs="Times New Roman"/>
-          <w:bCs/>
-          <w:sz w:val="28"/>
-          <w:szCs w:val="28"/>
-        </w:rPr>
-        <w:t>Pages</w:t>
-      </w:r>
-      <w:proofErr w:type="spellEnd"/>
-      <w:r>
-        <w:rPr>
-          <w:rFonts w:ascii="Times New Roman" w:hAnsi="Times New Roman" w:cs="Times New Roman"/>
-          <w:bCs/>
-          <w:sz w:val="28"/>
-          <w:szCs w:val="28"/>
-        </w:rPr>
-        <w:t xml:space="preserve">, предоставляющий возможность бесплатного размещения статических веб-ресурсов непосредственно из репозитория. Для этого в настройках репозитория был выбран раздел </w:t>
-      </w:r>
-      <w:proofErr w:type="spellStart"/>
-      <w:r>
-        <w:rPr>
-          <w:rFonts w:ascii="Times New Roman" w:hAnsi="Times New Roman" w:cs="Times New Roman"/>
-          <w:bCs/>
-          <w:sz w:val="28"/>
-          <w:szCs w:val="28"/>
-        </w:rPr>
-        <w:t>Pages</w:t>
-      </w:r>
-      <w:proofErr w:type="spellEnd"/>
-      <w:r>
-        <w:rPr>
-          <w:rFonts w:ascii="Times New Roman" w:hAnsi="Times New Roman" w:cs="Times New Roman"/>
-          <w:bCs/>
-          <w:sz w:val="28"/>
-          <w:szCs w:val="28"/>
-        </w:rPr>
-        <w:t>, после чего в качестве источника публикации указана основная ветка проекта.</w:t>
-      </w:r>
+      <w:hyperlink r:id="rId40" w:history="1">
+        <w:r>
+          <w:rPr>
+            <w:rStyle w:val="af2"/>
+            <w:rFonts w:ascii="Times New Roman" w:hAnsi="Times New Roman" w:cs="Times New Roman"/>
+            <w:bCs/>
+            <w:sz w:val="28"/>
+            <w:szCs w:val="28"/>
+          </w:rPr>
+          <w:t>https://yellowisp53.github.io/</w:t>
+        </w:r>
+      </w:hyperlink>
     </w:p>
     <w:p>
       <w:pPr>
@@ -18531,184 +20728,6 @@
           <w:szCs w:val="28"/>
         </w:rPr>
       </w:pPr>
-      <w:r>
-        <w:rPr>
-          <w:rFonts w:ascii="Times New Roman" w:hAnsi="Times New Roman" w:cs="Times New Roman"/>
-          <w:bCs/>
-          <w:sz w:val="28"/>
-          <w:szCs w:val="28"/>
-        </w:rPr>
-        <w:t xml:space="preserve">После сохранения настроек сервис </w:t>
-      </w:r>
-      <w:proofErr w:type="spellStart"/>
-      <w:r>
-        <w:rPr>
-          <w:rFonts w:ascii="Times New Roman" w:hAnsi="Times New Roman" w:cs="Times New Roman"/>
-          <w:bCs/>
-          <w:sz w:val="28"/>
-          <w:szCs w:val="28"/>
-        </w:rPr>
-        <w:t>GitHub</w:t>
-      </w:r>
-      <w:proofErr w:type="spellEnd"/>
-      <w:r>
-        <w:rPr>
-          <w:rFonts w:ascii="Times New Roman" w:hAnsi="Times New Roman" w:cs="Times New Roman"/>
-          <w:bCs/>
-          <w:sz w:val="28"/>
-          <w:szCs w:val="28"/>
-        </w:rPr>
-        <w:t xml:space="preserve"> </w:t>
-      </w:r>
-      <w:proofErr w:type="spellStart"/>
-      <w:r>
-        <w:rPr>
-          <w:rFonts w:ascii="Times New Roman" w:hAnsi="Times New Roman" w:cs="Times New Roman"/>
-          <w:bCs/>
-          <w:sz w:val="28"/>
-          <w:szCs w:val="28"/>
-        </w:rPr>
-        <w:t>Pages</w:t>
-      </w:r>
-      <w:proofErr w:type="spellEnd"/>
-      <w:r>
-        <w:rPr>
-          <w:rFonts w:ascii="Times New Roman" w:hAnsi="Times New Roman" w:cs="Times New Roman"/>
-          <w:bCs/>
-          <w:sz w:val="28"/>
-          <w:szCs w:val="28"/>
-        </w:rPr>
-        <w:t xml:space="preserve"> автоматически выполнил сборку и развёртывание сайта. По завершении публикации веб-ресурс стал доступен в сети Интернет по постоянному адресу.</w:t>
-      </w:r>
-    </w:p>
-    <w:p>
-      <w:pPr>
-        <w:spacing w:after="0" w:line="360" w:lineRule="exact"/>
-        <w:ind w:firstLine="851"/>
-        <w:jc w:val="both"/>
-        <w:rPr>
-          <w:rFonts w:ascii="Times New Roman" w:hAnsi="Times New Roman" w:cs="Times New Roman"/>
-          <w:bCs/>
-          <w:sz w:val="28"/>
-          <w:szCs w:val="28"/>
-        </w:rPr>
-      </w:pPr>
-      <w:r>
-        <w:rPr>
-          <w:rFonts w:ascii="Times New Roman" w:hAnsi="Times New Roman" w:cs="Times New Roman"/>
-          <w:bCs/>
-          <w:sz w:val="28"/>
-          <w:szCs w:val="28"/>
-        </w:rPr>
-        <w:t>Разработанный веб-сайт интернет-магазина спортивных товаров «</w:t>
-      </w:r>
-      <w:proofErr w:type="spellStart"/>
-      <w:r>
-        <w:rPr>
-          <w:rFonts w:ascii="Times New Roman" w:hAnsi="Times New Roman" w:cs="Times New Roman"/>
-          <w:bCs/>
-          <w:sz w:val="28"/>
-          <w:szCs w:val="28"/>
-        </w:rPr>
-        <w:t>GreaTime</w:t>
-      </w:r>
-      <w:proofErr w:type="spellEnd"/>
-      <w:r>
-        <w:rPr>
-          <w:rFonts w:ascii="Times New Roman" w:hAnsi="Times New Roman" w:cs="Times New Roman"/>
-          <w:bCs/>
-          <w:sz w:val="28"/>
-          <w:szCs w:val="28"/>
-        </w:rPr>
-        <w:t xml:space="preserve">» размещён на платформе </w:t>
-      </w:r>
-      <w:proofErr w:type="spellStart"/>
-      <w:r>
-        <w:rPr>
-          <w:rFonts w:ascii="Times New Roman" w:hAnsi="Times New Roman" w:cs="Times New Roman"/>
-          <w:bCs/>
-          <w:sz w:val="28"/>
-          <w:szCs w:val="28"/>
-        </w:rPr>
-        <w:t>GitHub</w:t>
-      </w:r>
-      <w:proofErr w:type="spellEnd"/>
-      <w:r>
-        <w:rPr>
-          <w:rFonts w:ascii="Times New Roman" w:hAnsi="Times New Roman" w:cs="Times New Roman"/>
-          <w:bCs/>
-          <w:sz w:val="28"/>
-          <w:szCs w:val="28"/>
-        </w:rPr>
-        <w:t xml:space="preserve">. В репозиторий загружены все файлы проекта, включая HTML-документы, CSS-стили, изображения, иконки и компоненты </w:t>
-      </w:r>
-      <w:proofErr w:type="spellStart"/>
-      <w:r>
-        <w:rPr>
-          <w:rFonts w:ascii="Times New Roman" w:hAnsi="Times New Roman" w:cs="Times New Roman"/>
-          <w:bCs/>
-          <w:sz w:val="28"/>
-          <w:szCs w:val="28"/>
-        </w:rPr>
-        <w:t>Bootstrap</w:t>
-      </w:r>
-      <w:proofErr w:type="spellEnd"/>
-      <w:r>
-        <w:rPr>
-          <w:rFonts w:ascii="Times New Roman" w:hAnsi="Times New Roman" w:cs="Times New Roman"/>
-          <w:bCs/>
-          <w:sz w:val="28"/>
-          <w:szCs w:val="28"/>
-        </w:rPr>
-        <w:t>.</w:t>
-      </w:r>
-    </w:p>
-    <w:p>
-      <w:pPr>
-        <w:spacing w:after="0" w:line="360" w:lineRule="exact"/>
-        <w:ind w:firstLine="851"/>
-        <w:jc w:val="both"/>
-        <w:rPr>
-          <w:rStyle w:val="af2"/>
-          <w:rFonts w:ascii="Times New Roman" w:hAnsi="Times New Roman" w:cs="Times New Roman"/>
-          <w:bCs/>
-          <w:color w:val="auto"/>
-          <w:sz w:val="28"/>
-          <w:szCs w:val="28"/>
-          <w:u w:val="none"/>
-        </w:rPr>
-      </w:pPr>
-      <w:r>
-        <w:rPr>
-          <w:rFonts w:ascii="Times New Roman" w:hAnsi="Times New Roman" w:cs="Times New Roman"/>
-          <w:bCs/>
-          <w:sz w:val="28"/>
-          <w:szCs w:val="28"/>
-        </w:rPr>
-        <w:t>Опубликованная версия сайта доступна по ссылке:</w:t>
-      </w:r>
-    </w:p>
-    <w:p>
-      <w:pPr>
-        <w:spacing w:after="0" w:line="360" w:lineRule="exact"/>
-        <w:ind w:firstLine="851"/>
-        <w:jc w:val="both"/>
-        <w:rPr>
-          <w:rFonts w:ascii="Times New Roman" w:hAnsi="Times New Roman" w:cs="Times New Roman"/>
-          <w:bCs/>
-          <w:sz w:val="28"/>
-          <w:szCs w:val="28"/>
-        </w:rPr>
-      </w:pPr>
-      <w:r>
-        <w:rPr>
-          <w:rFonts w:ascii="Times New Roman" w:hAnsi="Times New Roman" w:cs="Times New Roman"/>
-          <w:bCs/>
-          <w:sz w:val="28"/>
-          <w:szCs w:val="28"/>
-        </w:rPr>
-        <w:t>https://yellowisp53.github.io/</w:t>
-      </w:r>
       <w:r>
         <w:rPr>
           <w:rFonts w:ascii="Times New Roman" w:hAnsi="Times New Roman" w:cs="Times New Roman"/>
@@ -19310,7 +21329,7 @@
         </w:rPr>
         <w:t xml:space="preserve">: </w:t>
       </w:r>
-      <w:hyperlink r:id="rId39" w:history="1">
+      <w:hyperlink r:id="rId41" w:history="1">
         <w:r>
           <w:rPr>
             <w:rStyle w:val="af2"/>
@@ -19412,7 +21431,7 @@
         </w:rPr>
         <w:t xml:space="preserve">  </w:t>
       </w:r>
-      <w:hyperlink r:id="rId40" w:tgtFrame="_new" w:history="1">
+      <w:hyperlink r:id="rId42" w:tgtFrame="_new" w:history="1">
         <w:r>
           <w:rPr>
             <w:rStyle w:val="af2"/>
@@ -19518,7 +21537,7 @@
         <w:t xml:space="preserve"> </w:t>
       </w:r>
       <w:proofErr w:type="gramEnd"/>
-      <w:hyperlink r:id="rId41" w:tgtFrame="_new" w:history="1">
+      <w:hyperlink r:id="rId43" w:tgtFrame="_new" w:history="1">
         <w:r>
           <w:rPr>
             <w:rStyle w:val="af2"/>
@@ -19622,7 +21641,7 @@
         </w:rPr>
         <w:t xml:space="preserve"> </w:t>
       </w:r>
-      <w:hyperlink r:id="rId42" w:tgtFrame="_new" w:history="1">
+      <w:hyperlink r:id="rId44" w:tgtFrame="_new" w:history="1">
         <w:r>
           <w:rPr>
             <w:rStyle w:val="af2"/>
@@ -31268,8 +33287,8 @@
   <inkml:trace contextRef="#ctx0" brushRef="#br0" timeOffset="415.79">1 1,'0'-1</inkml:trace>
   <inkml:trace contextRef="#ctx0" brushRef="#br0" timeOffset="780.59">1 1,'0'-1</inkml:trace>
   <inkml:trace contextRef="#ctx0" brushRef="#br0" timeOffset="781.59">1 1,'0'-1</inkml:trace>
-  <inkml:trace contextRef="#ctx0" brushRef="#br0" timeOffset="1146.63">1 1,'0'-1</inkml:trace>
-  <inkml:trace contextRef="#ctx0" brushRef="#br0" timeOffset="1147.63">1 1,'0'-1</inkml:trace>
+  <inkml:trace contextRef="#ctx0" brushRef="#br0" timeOffset="1146.61">1 1,'0'-1</inkml:trace>
+  <inkml:trace contextRef="#ctx0" brushRef="#br0" timeOffset="1147.61">1 1,'0'-1</inkml:trace>
 </inkml:ink>
 </file>
 
